--- a/ServiceNow Phasewise/5.Project Development Phase/Performance Testing/User Acceptance Testing FSD.docx
+++ b/ServiceNow Phasewise/5.Project Development Phase/Performance Testing/User Acceptance Testing FSD.docx
@@ -1,6 +1,6 @@
 
 <file path=word/document.xml><?xml version="1.0" encoding="utf-8"?>
-<w:document xmlns:mc="http://schemas.openxmlformats.org/markup-compatibility/2006" xmlns:ve="http://schemas.openxmlformats.org/markup-compatibility/2006" xmlns:o="urn:schemas-microsoft-com:office:office" xmlns:r="http://schemas.openxmlformats.org/officeDocument/2006/relationships" xmlns:m="http://schemas.openxmlformats.org/officeDocument/2006/math" xmlns:v="urn:schemas-microsoft-com:vml" xmlns:wp="http://schemas.openxmlformats.org/drawingml/2006/wordprocessingDrawing" xmlns:w10="urn:schemas-microsoft-com:office:word" xmlns:w="http://schemas.openxmlformats.org/wordprocessingml/2006/main" xmlns:wne="http://schemas.microsoft.com/office/word/2006/wordml" xmlns:a="http://schemas.openxmlformats.org/drawingml/2006/main" xmlns:pic="http://schemas.openxmlformats.org/drawingml/2006/picture" xmlns:wpg="http://schemas.microsoft.com/office/word/2010/wordprocessingGroup" xmlns:wps="http://schemas.microsoft.com/office/word/2010/wordprocessingShape" xmlns:w14="http://schemas.microsoft.com/office/word/2010/wordml" mc:Ignorable="w14" xml:space="preserve">
+<w:document xmlns:wpc="http://schemas.microsoft.com/office/word/2010/wordprocessingCanvas" xmlns:cx="http://schemas.microsoft.com/office/drawing/2014/chartex" xmlns:cx1="http://schemas.microsoft.com/office/drawing/2015/9/8/chartex" xmlns:cx2="http://schemas.microsoft.com/office/drawing/2015/10/21/chartex" xmlns:cx3="http://schemas.microsoft.com/office/drawing/2016/5/9/chartex" xmlns:cx4="http://schemas.microsoft.com/office/drawing/2016/5/10/chartex" xmlns:cx5="http://schemas.microsoft.com/office/drawing/2016/5/11/chartex" xmlns:cx6="http://schemas.microsoft.com/office/drawing/2016/5/12/chartex" xmlns:cx7="http://schemas.microsoft.com/office/drawing/2016/5/13/chartex" xmlns:cx8="http://schemas.microsoft.com/office/drawing/2016/5/14/chartex" xmlns:mc="http://schemas.openxmlformats.org/markup-compatibility/2006" xmlns:aink="http://schemas.microsoft.com/office/drawing/2016/ink" xmlns:am3d="http://schemas.microsoft.com/office/drawing/2017/model3d" xmlns:o="urn:schemas-microsoft-com:office:office" xmlns:oel="http://schemas.microsoft.com/office/2019/extlst" xmlns:r="http://schemas.openxmlformats.org/officeDocument/2006/relationships" xmlns:m="http://schemas.openxmlformats.org/officeDocument/2006/math" xmlns:v="urn:schemas-microsoft-com:vml" xmlns:wp14="http://schemas.microsoft.com/office/word/2010/wordprocessingDrawing" xmlns:wp="http://schemas.openxmlformats.org/drawingml/2006/wordprocessingDrawing" xmlns:w10="urn:schemas-microsoft-com:office:word" xmlns:w="http://schemas.openxmlformats.org/wordprocessingml/2006/main" xmlns:w14="http://schemas.microsoft.com/office/word/2010/wordml" xmlns:w15="http://schemas.microsoft.com/office/word/2012/wordml" xmlns:w16cex="http://schemas.microsoft.com/office/word/2018/wordml/cex" xmlns:w16cid="http://schemas.microsoft.com/office/word/2016/wordml/cid" xmlns:w16="http://schemas.microsoft.com/office/word/2018/wordml" xmlns:w16du="http://schemas.microsoft.com/office/word/2023/wordml/word16du" xmlns:w16sdtdh="http://schemas.microsoft.com/office/word/2020/wordml/sdtdatahash" xmlns:w16sdtfl="http://schemas.microsoft.com/office/word/2024/wordml/sdtformatlock" xmlns:w16se="http://schemas.microsoft.com/office/word/2015/wordml/symex" xmlns:wpg="http://schemas.microsoft.com/office/word/2010/wordprocessingGroup" xmlns:wpi="http://schemas.microsoft.com/office/word/2010/wordprocessingInk" xmlns:wne="http://schemas.microsoft.com/office/word/2006/wordml" xmlns:wps="http://schemas.microsoft.com/office/word/2010/wordprocessingShape" mc:Ignorable="w14 w15 w16se w16cid w16 w16cex w16sdtdh w16sdtfl w16du wp14">
   <w:body>
     <w:p>
       <w:pPr>
@@ -16,7 +16,7 @@
         <w:rPr>
           <w:spacing w:val="-10"/>
         </w:rPr>
-        <w:t> </w:t>
+        <w:t xml:space="preserve"> </w:t>
       </w:r>
       <w:r>
         <w:rPr>
@@ -28,7 +28,7 @@
         <w:rPr>
           <w:spacing w:val="-12"/>
         </w:rPr>
-        <w:t> </w:t>
+        <w:t xml:space="preserve"> </w:t>
       </w:r>
       <w:r>
         <w:rPr>
@@ -40,7 +40,7 @@
         <w:rPr>
           <w:spacing w:val="-12"/>
         </w:rPr>
-        <w:t> </w:t>
+        <w:t xml:space="preserve"> </w:t>
       </w:r>
       <w:r>
         <w:rPr>
@@ -52,7 +52,7 @@
         <w:rPr>
           <w:spacing w:val="-12"/>
         </w:rPr>
-        <w:t> </w:t>
+        <w:t xml:space="preserve"> </w:t>
       </w:r>
       <w:r>
         <w:rPr>
@@ -74,7 +74,6 @@
     <w:tbl>
       <w:tblPr>
         <w:tblW w:w="0" w:type="auto"/>
-        <w:jc w:val="left"/>
         <w:tblInd w:w="60" w:type="dxa"/>
         <w:tblBorders>
           <w:top w:val="single" w:sz="4" w:space="0" w:color="000000"/>
@@ -86,12 +85,10 @@
         </w:tblBorders>
         <w:tblLayout w:type="fixed"/>
         <w:tblCellMar>
-          <w:top w:w="0" w:type="dxa"/>
           <w:left w:w="0" w:type="dxa"/>
-          <w:bottom w:w="0" w:type="dxa"/>
           <w:right w:w="0" w:type="dxa"/>
         </w:tblCellMar>
-        <w:tblLook w:val="01E0"/>
+        <w:tblLook w:val="01E0" w:firstRow="1" w:lastRow="1" w:firstColumn="1" w:lastColumn="1" w:noHBand="0" w:noVBand="0"/>
       </w:tblPr>
       <w:tblGrid>
         <w:gridCol w:w="4112"/>
@@ -99,7 +96,7 @@
       </w:tblGrid>
       <w:tr>
         <w:trPr>
-          <w:trHeight w:val="270" w:hRule="atLeast"/>
+          <w:trHeight w:val="270"/>
         </w:trPr>
         <w:tc>
           <w:tcPr>
@@ -110,14 +107,10 @@
               <w:pStyle w:val="TableParagraph"/>
               <w:spacing w:line="249" w:lineRule="exact"/>
               <w:ind w:left="110"/>
-              <w:rPr>
-                <w:sz w:val="22"/>
-              </w:rPr>
             </w:pPr>
             <w:r>
               <w:rPr>
                 <w:spacing w:val="-4"/>
-                <w:sz w:val="22"/>
               </w:rPr>
               <w:t>Date</w:t>
             </w:r>
@@ -135,12 +128,19 @@
                 <w:sz w:val="20"/>
               </w:rPr>
             </w:pPr>
+            <w:r>
+              <w:rPr>
+                <w:rFonts w:ascii="Times New Roman"/>
+                <w:sz w:val="20"/>
+              </w:rPr>
+              <w:t xml:space="preserve"> 3 october 2026</w:t>
+            </w:r>
           </w:p>
         </w:tc>
       </w:tr>
       <w:tr>
         <w:trPr>
-          <w:trHeight w:val="275" w:hRule="atLeast"/>
+          <w:trHeight w:val="275"/>
         </w:trPr>
         <w:tc>
           <w:tcPr>
@@ -151,27 +151,19 @@
               <w:pStyle w:val="TableParagraph"/>
               <w:spacing w:line="255" w:lineRule="exact"/>
               <w:ind w:left="110"/>
-              <w:rPr>
-                <w:sz w:val="22"/>
-              </w:rPr>
             </w:pPr>
             <w:r>
-              <w:rPr>
-                <w:sz w:val="22"/>
-              </w:rPr>
               <w:t>Team</w:t>
             </w:r>
             <w:r>
               <w:rPr>
                 <w:spacing w:val="-4"/>
-                <w:sz w:val="22"/>
-              </w:rPr>
-              <w:t> </w:t>
+              </w:rPr>
+              <w:t xml:space="preserve"> </w:t>
             </w:r>
             <w:r>
               <w:rPr>
                 <w:spacing w:val="-5"/>
-                <w:sz w:val="22"/>
               </w:rPr>
               <w:t>ID</w:t>
             </w:r>
@@ -184,7 +176,7 @@
           <w:p>
             <w:pPr>
               <w:pStyle w:val="TableParagraph"/>
-              <w:spacing w:line="254" w:lineRule="exact" w:before="1"/>
+              <w:spacing w:before="1" w:line="254" w:lineRule="exact"/>
               <w:ind w:left="105"/>
               <w:rPr>
                 <w:rFonts w:ascii="Times New Roman"/>
@@ -197,14 +189,14 @@
                 <w:spacing w:val="-2"/>
                 <w:sz w:val="24"/>
               </w:rPr>
-              <w:t>6ab8b3c5c23107aaaa72d06e</w:t>
+              <w:t>SWTID-2026-6064</w:t>
             </w:r>
           </w:p>
         </w:tc>
       </w:tr>
       <w:tr>
         <w:trPr>
-          <w:trHeight w:val="550" w:hRule="atLeast"/>
+          <w:trHeight w:val="550"/>
         </w:trPr>
         <w:tc>
           <w:tcPr>
@@ -215,27 +207,19 @@
               <w:pStyle w:val="TableParagraph"/>
               <w:spacing w:line="264" w:lineRule="exact"/>
               <w:ind w:left="110"/>
-              <w:rPr>
-                <w:sz w:val="22"/>
-              </w:rPr>
             </w:pPr>
             <w:r>
-              <w:rPr>
-                <w:sz w:val="22"/>
-              </w:rPr>
               <w:t>Project</w:t>
             </w:r>
             <w:r>
               <w:rPr>
                 <w:spacing w:val="1"/>
-                <w:sz w:val="22"/>
-              </w:rPr>
-              <w:t> </w:t>
+              </w:rPr>
+              <w:t xml:space="preserve"> </w:t>
             </w:r>
             <w:r>
               <w:rPr>
                 <w:spacing w:val="-4"/>
-                <w:sz w:val="22"/>
               </w:rPr>
               <w:t>Name</w:t>
             </w:r>
@@ -268,7 +252,7 @@
                 <w:spacing w:val="-9"/>
                 <w:sz w:val="24"/>
               </w:rPr>
-              <w:t> </w:t>
+              <w:t xml:space="preserve"> </w:t>
             </w:r>
             <w:r>
               <w:rPr>
@@ -283,7 +267,7 @@
                 <w:spacing w:val="-9"/>
                 <w:sz w:val="24"/>
               </w:rPr>
-              <w:t> </w:t>
+              <w:t xml:space="preserve"> </w:t>
             </w:r>
             <w:r>
               <w:rPr>
@@ -298,7 +282,7 @@
                 <w:spacing w:val="-9"/>
                 <w:sz w:val="24"/>
               </w:rPr>
-              <w:t> </w:t>
+              <w:t xml:space="preserve"> </w:t>
             </w:r>
             <w:r>
               <w:rPr>
@@ -313,7 +297,7 @@
                 <w:spacing w:val="-9"/>
                 <w:sz w:val="24"/>
               </w:rPr>
-              <w:t> </w:t>
+              <w:t xml:space="preserve"> </w:t>
             </w:r>
             <w:r>
               <w:rPr>
@@ -328,7 +312,7 @@
                 <w:spacing w:val="-9"/>
                 <w:sz w:val="24"/>
               </w:rPr>
-              <w:t> </w:t>
+              <w:t xml:space="preserve"> </w:t>
             </w:r>
             <w:r>
               <w:rPr>
@@ -342,7 +326,7 @@
       </w:tr>
       <w:tr>
         <w:trPr>
-          <w:trHeight w:val="268" w:hRule="atLeast"/>
+          <w:trHeight w:val="268"/>
         </w:trPr>
         <w:tc>
           <w:tcPr>
@@ -353,27 +337,19 @@
               <w:pStyle w:val="TableParagraph"/>
               <w:spacing w:line="248" w:lineRule="exact"/>
               <w:ind w:left="110"/>
-              <w:rPr>
-                <w:sz w:val="22"/>
-              </w:rPr>
             </w:pPr>
             <w:r>
-              <w:rPr>
-                <w:sz w:val="22"/>
-              </w:rPr>
               <w:t>Maximum</w:t>
             </w:r>
             <w:r>
               <w:rPr>
                 <w:spacing w:val="-4"/>
-                <w:sz w:val="22"/>
-              </w:rPr>
-              <w:t> </w:t>
+              </w:rPr>
+              <w:t xml:space="preserve"> </w:t>
             </w:r>
             <w:r>
               <w:rPr>
                 <w:spacing w:val="-2"/>
-                <w:sz w:val="22"/>
               </w:rPr>
               <w:t>Marks</w:t>
             </w:r>
@@ -417,8 +393,7 @@
         <w:t>Project</w:t>
       </w:r>
       <w:r>
-        <w:rPr/>
-        <w:t> </w:t>
+        <w:t xml:space="preserve"> </w:t>
       </w:r>
       <w:r>
         <w:rPr>
@@ -435,54 +410,49 @@
         <w:jc w:val="both"/>
       </w:pPr>
       <w:r>
-        <w:rPr/>
         <w:t>Project</w:t>
       </w:r>
       <w:r>
         <w:rPr>
           <w:spacing w:val="-7"/>
         </w:rPr>
-        <w:t> </w:t>
-      </w:r>
-      <w:r>
-        <w:rPr/>
+        <w:t xml:space="preserve"> </w:t>
+      </w:r>
+      <w:r>
         <w:t>Name:</w:t>
       </w:r>
       <w:r>
         <w:rPr>
           <w:spacing w:val="-6"/>
         </w:rPr>
-        <w:t> </w:t>
-      </w:r>
-      <w:r>
-        <w:rPr/>
+        <w:t xml:space="preserve"> </w:t>
+      </w:r>
+      <w:r>
         <w:t>Standard</w:t>
       </w:r>
       <w:r>
         <w:rPr>
           <w:spacing w:val="-8"/>
         </w:rPr>
-        <w:t> </w:t>
-      </w:r>
-      <w:r>
-        <w:rPr/>
+        <w:t xml:space="preserve"> </w:t>
+      </w:r>
+      <w:r>
         <w:t>Laptop</w:t>
       </w:r>
       <w:r>
         <w:rPr>
           <w:spacing w:val="-8"/>
         </w:rPr>
-        <w:t> </w:t>
-      </w:r>
-      <w:r>
-        <w:rPr/>
+        <w:t xml:space="preserve"> </w:t>
+      </w:r>
+      <w:r>
         <w:t>Provisioning</w:t>
       </w:r>
       <w:r>
         <w:rPr>
           <w:spacing w:val="-3"/>
         </w:rPr>
-        <w:t> </w:t>
+        <w:t xml:space="preserve"> </w:t>
       </w:r>
       <w:r>
         <w:rPr>
@@ -494,111 +464,100 @@
     <w:p>
       <w:pPr>
         <w:pStyle w:val="BodyText"/>
-        <w:spacing w:line="259" w:lineRule="auto" w:before="182"/>
+        <w:spacing w:before="182" w:line="259" w:lineRule="auto"/>
         <w:ind w:left="165"/>
       </w:pPr>
       <w:r>
-        <w:rPr/>
         <w:t>Project</w:t>
       </w:r>
       <w:r>
         <w:rPr>
           <w:spacing w:val="-7"/>
         </w:rPr>
-        <w:t> </w:t>
-      </w:r>
-      <w:r>
-        <w:rPr/>
+        <w:t xml:space="preserve"> </w:t>
+      </w:r>
+      <w:r>
         <w:t>Description:</w:t>
       </w:r>
       <w:r>
         <w:rPr>
           <w:spacing w:val="-5"/>
         </w:rPr>
-        <w:t> </w:t>
-      </w:r>
-      <w:r>
-        <w:rPr/>
+        <w:t xml:space="preserve"> </w:t>
+      </w:r>
+      <w:r>
         <w:t>Automated</w:t>
       </w:r>
       <w:r>
         <w:rPr>
           <w:spacing w:val="-9"/>
         </w:rPr>
-        <w:t> </w:t>
-      </w:r>
-      <w:r>
-        <w:rPr/>
+        <w:t xml:space="preserve"> </w:t>
+      </w:r>
+      <w:r>
         <w:t>SeAutomated</w:t>
       </w:r>
       <w:r>
         <w:rPr>
           <w:spacing w:val="-9"/>
         </w:rPr>
-        <w:t> </w:t>
-      </w:r>
-      <w:r>
-        <w:rPr/>
+        <w:t xml:space="preserve"> </w:t>
+      </w:r>
+      <w:r>
         <w:t>ServvicceNow</w:t>
       </w:r>
       <w:r>
         <w:rPr>
           <w:spacing w:val="-10"/>
         </w:rPr>
-        <w:t> </w:t>
-      </w:r>
-      <w:r>
-        <w:rPr/>
+        <w:t xml:space="preserve"> </w:t>
+      </w:r>
+      <w:r>
         <w:t>workflow</w:t>
       </w:r>
       <w:r>
         <w:rPr>
           <w:spacing w:val="-10"/>
         </w:rPr>
-        <w:t> </w:t>
-      </w:r>
-      <w:r>
-        <w:rPr/>
+        <w:t xml:space="preserve"> </w:t>
+      </w:r>
+      <w:r>
         <w:t>for</w:t>
       </w:r>
       <w:r>
         <w:rPr>
           <w:spacing w:val="-9"/>
         </w:rPr>
-        <w:t> </w:t>
-      </w:r>
-      <w:r>
-        <w:rPr/>
+        <w:t xml:space="preserve"> </w:t>
+      </w:r>
+      <w:r>
         <w:t>users</w:t>
       </w:r>
       <w:r>
         <w:rPr>
           <w:spacing w:val="-9"/>
         </w:rPr>
-        <w:t> </w:t>
-      </w:r>
-      <w:r>
-        <w:rPr/>
+        <w:t xml:space="preserve"> </w:t>
+      </w:r>
+      <w:r>
         <w:t>to</w:t>
       </w:r>
       <w:r>
         <w:rPr>
           <w:spacing w:val="-9"/>
         </w:rPr>
-        <w:t> </w:t>
-      </w:r>
-      <w:r>
-        <w:rPr/>
+        <w:t xml:space="preserve"> </w:t>
+      </w:r>
+      <w:r>
         <w:t>request</w:t>
       </w:r>
       <w:r>
         <w:rPr>
           <w:spacing w:val="-7"/>
         </w:rPr>
-        <w:t> </w:t>
-      </w:r>
-      <w:r>
-        <w:rPr/>
+        <w:t xml:space="preserve"> </w:t>
+      </w:r>
+      <w:r>
         <w:t>standard laptops, routing through managerial approval and IT fulfillmentNow workflow for users to request standard laptops, routing through managerial approval and IT fulfillment</w:t>
       </w:r>
     </w:p>
@@ -610,24 +569,22 @@
         <w:jc w:val="both"/>
       </w:pPr>
       <w:r>
-        <w:rPr/>
         <w:t>Project</w:t>
       </w:r>
       <w:r>
         <w:rPr>
           <w:spacing w:val="-14"/>
         </w:rPr>
-        <w:t> </w:t>
-      </w:r>
-      <w:r>
-        <w:rPr/>
+        <w:t xml:space="preserve"> </w:t>
+      </w:r>
+      <w:r>
         <w:t>Version:</w:t>
       </w:r>
       <w:r>
         <w:rPr>
           <w:spacing w:val="-10"/>
         </w:rPr>
-        <w:t> </w:t>
+        <w:t xml:space="preserve"> </w:t>
       </w:r>
       <w:r>
         <w:rPr>
@@ -644,84 +601,76 @@
         <w:jc w:val="both"/>
       </w:pPr>
       <w:r>
-        <w:rPr/>
         <w:t>Testing</w:t>
       </w:r>
       <w:r>
         <w:rPr>
           <w:spacing w:val="-6"/>
         </w:rPr>
-        <w:t> </w:t>
-      </w:r>
-      <w:r>
-        <w:rPr/>
+        <w:t xml:space="preserve"> </w:t>
+      </w:r>
+      <w:r>
         <w:t>Period:</w:t>
       </w:r>
       <w:r>
         <w:rPr>
           <w:spacing w:val="-5"/>
         </w:rPr>
-        <w:t> </w:t>
-      </w:r>
-      <w:r>
-        <w:rPr/>
+        <w:t xml:space="preserve"> </w:t>
+      </w:r>
+      <w:r>
         <w:t>05</w:t>
       </w:r>
       <w:r>
         <w:rPr>
           <w:spacing w:val="-9"/>
         </w:rPr>
-        <w:t> </w:t>
-      </w:r>
-      <w:r>
-        <w:rPr/>
+        <w:t xml:space="preserve"> </w:t>
+      </w:r>
+      <w:r>
         <w:t>Feb</w:t>
       </w:r>
       <w:r>
         <w:rPr>
           <w:spacing w:val="-8"/>
         </w:rPr>
-        <w:t> </w:t>
-      </w:r>
-      <w:r>
-        <w:rPr/>
+        <w:t xml:space="preserve"> </w:t>
+      </w:r>
+      <w:r>
         <w:t>2025</w:t>
       </w:r>
       <w:r>
         <w:rPr>
           <w:spacing w:val="-8"/>
         </w:rPr>
-        <w:t> </w:t>
-      </w:r>
-      <w:r>
-        <w:rPr/>
+        <w:t xml:space="preserve"> </w:t>
+      </w:r>
+      <w:r>
         <w:t>to</w:t>
       </w:r>
       <w:r>
         <w:rPr>
           <w:spacing w:val="-8"/>
         </w:rPr>
-        <w:t> </w:t>
-      </w:r>
-      <w:r>
-        <w:rPr/>
+        <w:t xml:space="preserve"> </w:t>
+      </w:r>
+      <w:r>
         <w:t>10</w:t>
       </w:r>
       <w:r>
         <w:rPr>
           <w:spacing w:val="-4"/>
         </w:rPr>
-        <w:t> </w:t>
-      </w:r>
-      <w:r>
-        <w:rPr/>
+        <w:t xml:space="preserve"> </w:t>
+      </w:r>
+      <w:r>
         <w:t>Feb</w:t>
       </w:r>
       <w:r>
         <w:rPr>
           <w:spacing w:val="-7"/>
         </w:rPr>
-        <w:t> </w:t>
+        <w:t xml:space="preserve"> </w:t>
       </w:r>
       <w:r>
         <w:rPr>
@@ -746,7 +695,7 @@
         <w:rPr>
           <w:spacing w:val="-10"/>
         </w:rPr>
-        <w:t> </w:t>
+        <w:t xml:space="preserve"> </w:t>
       </w:r>
       <w:r>
         <w:rPr>
@@ -760,74 +709,53 @@
         <w:pStyle w:val="ListParagraph"/>
         <w:numPr>
           <w:ilvl w:val="0"/>
-          <w:numId w:val="1"/>
+          <w:numId w:val="5"/>
         </w:numPr>
         <w:tabs>
-          <w:tab w:pos="885" w:val="left" w:leader="none"/>
+          <w:tab w:val="left" w:pos="885"/>
         </w:tabs>
-        <w:spacing w:line="240" w:lineRule="auto" w:before="180" w:after="0"/>
-        <w:ind w:left="885" w:right="0" w:hanging="360"/>
-        <w:jc w:val="left"/>
-        <w:rPr>
-          <w:sz w:val="22"/>
-        </w:rPr>
-      </w:pPr>
-      <w:r>
-        <w:rPr>
-          <w:sz w:val="22"/>
-        </w:rPr>
+        <w:spacing w:before="180"/>
+        <w:ind w:left="885"/>
+      </w:pPr>
+      <w:r>
         <w:t>Catalog</w:t>
       </w:r>
       <w:r>
         <w:rPr>
           <w:spacing w:val="-3"/>
-          <w:sz w:val="22"/>
-        </w:rPr>
-        <w:t> </w:t>
-      </w:r>
-      <w:r>
-        <w:rPr>
-          <w:sz w:val="22"/>
-        </w:rPr>
+        </w:rPr>
+        <w:t xml:space="preserve"> </w:t>
+      </w:r>
+      <w:r>
         <w:t>Item</w:t>
       </w:r>
       <w:r>
         <w:rPr>
           <w:spacing w:val="-4"/>
-          <w:sz w:val="22"/>
-        </w:rPr>
-        <w:t> </w:t>
-      </w:r>
-      <w:r>
-        <w:rPr>
-          <w:sz w:val="22"/>
-        </w:rPr>
+        </w:rPr>
+        <w:t xml:space="preserve"> </w:t>
+      </w:r>
+      <w:r>
         <w:t>visibility</w:t>
       </w:r>
       <w:r>
         <w:rPr>
           <w:spacing w:val="-4"/>
-          <w:sz w:val="22"/>
-        </w:rPr>
-        <w:t> </w:t>
-      </w:r>
-      <w:r>
-        <w:rPr>
-          <w:sz w:val="22"/>
-        </w:rPr>
+        </w:rPr>
+        <w:t xml:space="preserve"> </w:t>
+      </w:r>
+      <w:r>
         <w:t>and</w:t>
       </w:r>
       <w:r>
         <w:rPr>
           <w:spacing w:val="-4"/>
-          <w:sz w:val="22"/>
-        </w:rPr>
-        <w:t> </w:t>
+        </w:rPr>
+        <w:t xml:space="preserve"> </w:t>
       </w:r>
       <w:r>
         <w:rPr>
           <w:spacing w:val="-2"/>
-          <w:sz w:val="22"/>
         </w:rPr>
         <w:t>access</w:t>
       </w:r>
@@ -837,87 +765,62 @@
         <w:pStyle w:val="ListParagraph"/>
         <w:numPr>
           <w:ilvl w:val="0"/>
-          <w:numId w:val="1"/>
+          <w:numId w:val="5"/>
         </w:numPr>
         <w:tabs>
-          <w:tab w:pos="885" w:val="left" w:leader="none"/>
+          <w:tab w:val="left" w:pos="885"/>
         </w:tabs>
-        <w:spacing w:line="240" w:lineRule="auto" w:before="25" w:after="0"/>
-        <w:ind w:left="885" w:right="0" w:hanging="360"/>
-        <w:jc w:val="left"/>
-        <w:rPr>
-          <w:sz w:val="22"/>
-        </w:rPr>
-      </w:pPr>
-      <w:r>
-        <w:rPr>
-          <w:sz w:val="22"/>
-        </w:rPr>
+        <w:spacing w:before="25"/>
+        <w:ind w:left="885"/>
+      </w:pPr>
+      <w:r>
         <w:t>Form</w:t>
       </w:r>
       <w:r>
         <w:rPr>
           <w:spacing w:val="-7"/>
-          <w:sz w:val="22"/>
-        </w:rPr>
-        <w:t> </w:t>
-      </w:r>
-      <w:r>
-        <w:rPr>
-          <w:sz w:val="22"/>
-        </w:rPr>
+        </w:rPr>
+        <w:t xml:space="preserve"> </w:t>
+      </w:r>
+      <w:r>
         <w:t>validation</w:t>
       </w:r>
       <w:r>
         <w:rPr>
           <w:spacing w:val="-7"/>
-          <w:sz w:val="22"/>
-        </w:rPr>
-        <w:t> </w:t>
-      </w:r>
-      <w:r>
-        <w:rPr>
-          <w:sz w:val="22"/>
-        </w:rPr>
+        </w:rPr>
+        <w:t xml:space="preserve"> </w:t>
+      </w:r>
+      <w:r>
         <w:t>(mandatory</w:t>
       </w:r>
       <w:r>
         <w:rPr>
           <w:spacing w:val="-7"/>
-          <w:sz w:val="22"/>
-        </w:rPr>
-        <w:t> </w:t>
-      </w:r>
-      <w:r>
-        <w:rPr>
-          <w:sz w:val="22"/>
-        </w:rPr>
+        </w:rPr>
+        <w:t xml:space="preserve"> </w:t>
+      </w:r>
+      <w:r>
         <w:t>fields,</w:t>
       </w:r>
       <w:r>
         <w:rPr>
           <w:spacing w:val="-6"/>
-          <w:sz w:val="22"/>
-        </w:rPr>
-        <w:t> </w:t>
-      </w:r>
-      <w:r>
-        <w:rPr>
-          <w:sz w:val="22"/>
-        </w:rPr>
+        </w:rPr>
+        <w:t xml:space="preserve"> </w:t>
+      </w:r>
+      <w:r>
         <w:t>user</w:t>
       </w:r>
       <w:r>
         <w:rPr>
           <w:spacing w:val="-7"/>
-          <w:sz w:val="22"/>
-        </w:rPr>
-        <w:t> </w:t>
+        </w:rPr>
+        <w:t xml:space="preserve"> </w:t>
       </w:r>
       <w:r>
         <w:rPr>
           <w:spacing w:val="-4"/>
-          <w:sz w:val="22"/>
         </w:rPr>
         <w:t>info)</w:t>
       </w:r>
@@ -927,48 +830,35 @@
         <w:pStyle w:val="ListParagraph"/>
         <w:numPr>
           <w:ilvl w:val="0"/>
-          <w:numId w:val="1"/>
+          <w:numId w:val="5"/>
         </w:numPr>
         <w:tabs>
-          <w:tab w:pos="885" w:val="left" w:leader="none"/>
+          <w:tab w:val="left" w:pos="885"/>
         </w:tabs>
-        <w:spacing w:line="240" w:lineRule="auto" w:before="19" w:after="0"/>
-        <w:ind w:left="885" w:right="0" w:hanging="360"/>
-        <w:jc w:val="left"/>
-        <w:rPr>
-          <w:sz w:val="22"/>
-        </w:rPr>
-      </w:pPr>
-      <w:r>
-        <w:rPr>
-          <w:sz w:val="22"/>
-        </w:rPr>
+        <w:spacing w:before="19"/>
+        <w:ind w:left="885"/>
+      </w:pPr>
+      <w:r>
         <w:t>Managerial</w:t>
       </w:r>
       <w:r>
         <w:rPr>
           <w:spacing w:val="-11"/>
-          <w:sz w:val="22"/>
-        </w:rPr>
-        <w:t> </w:t>
-      </w:r>
-      <w:r>
-        <w:rPr>
-          <w:sz w:val="22"/>
-        </w:rPr>
+        </w:rPr>
+        <w:t xml:space="preserve"> </w:t>
+      </w:r>
+      <w:r>
         <w:t>approval</w:t>
       </w:r>
       <w:r>
         <w:rPr>
           <w:spacing w:val="-11"/>
-          <w:sz w:val="22"/>
-        </w:rPr>
-        <w:t> </w:t>
+        </w:rPr>
+        <w:t xml:space="preserve"> </w:t>
       </w:r>
       <w:r>
         <w:rPr>
           <w:spacing w:val="-2"/>
-          <w:sz w:val="22"/>
         </w:rPr>
         <w:t>trigger</w:t>
       </w:r>
@@ -978,74 +868,52 @@
         <w:pStyle w:val="ListParagraph"/>
         <w:numPr>
           <w:ilvl w:val="0"/>
-          <w:numId w:val="1"/>
+          <w:numId w:val="5"/>
         </w:numPr>
         <w:tabs>
-          <w:tab w:pos="885" w:val="left" w:leader="none"/>
+          <w:tab w:val="left" w:pos="885"/>
         </w:tabs>
-        <w:spacing w:line="240" w:lineRule="auto" w:before="20" w:after="0"/>
-        <w:ind w:left="885" w:right="0" w:hanging="360"/>
-        <w:jc w:val="left"/>
-        <w:rPr>
-          <w:sz w:val="22"/>
-        </w:rPr>
-      </w:pPr>
-      <w:r>
-        <w:rPr>
-          <w:sz w:val="22"/>
-        </w:rPr>
+        <w:ind w:left="885"/>
+      </w:pPr>
+      <w:r>
         <w:t>IT</w:t>
       </w:r>
       <w:r>
         <w:rPr>
           <w:spacing w:val="-12"/>
-          <w:sz w:val="22"/>
-        </w:rPr>
-        <w:t> </w:t>
-      </w:r>
-      <w:r>
-        <w:rPr>
-          <w:sz w:val="22"/>
-        </w:rPr>
+        </w:rPr>
+        <w:t xml:space="preserve"> </w:t>
+      </w:r>
+      <w:r>
         <w:t>Task</w:t>
       </w:r>
       <w:r>
         <w:rPr>
           <w:spacing w:val="-8"/>
-          <w:sz w:val="22"/>
-        </w:rPr>
-        <w:t> </w:t>
-      </w:r>
-      <w:r>
-        <w:rPr>
-          <w:sz w:val="22"/>
-        </w:rPr>
+        </w:rPr>
+        <w:t xml:space="preserve"> </w:t>
+      </w:r>
+      <w:r>
         <w:t>generation</w:t>
       </w:r>
       <w:r>
         <w:rPr>
           <w:spacing w:val="-10"/>
-          <w:sz w:val="22"/>
-        </w:rPr>
-        <w:t> </w:t>
-      </w:r>
-      <w:r>
-        <w:rPr>
-          <w:sz w:val="22"/>
-        </w:rPr>
+        </w:rPr>
+        <w:t xml:space="preserve"> </w:t>
+      </w:r>
+      <w:r>
         <w:t>upon</w:t>
       </w:r>
       <w:r>
         <w:rPr>
           <w:spacing w:val="-9"/>
-          <w:sz w:val="22"/>
-        </w:rPr>
-        <w:t> </w:t>
+        </w:rPr>
+        <w:t xml:space="preserve"> </w:t>
       </w:r>
       <w:r>
         <w:rPr>
           <w:spacing w:val="-2"/>
-          <w:sz w:val="22"/>
         </w:rPr>
         <w:t>approval</w:t>
       </w:r>
@@ -1071,7 +939,7 @@
         <w:rPr>
           <w:spacing w:val="-10"/>
         </w:rPr>
-        <w:t> </w:t>
+        <w:t xml:space="preserve"> </w:t>
       </w:r>
       <w:r>
         <w:rPr>
@@ -1082,23 +950,22 @@
     </w:p>
     <w:p>
       <w:pPr>
-        <w:spacing w:line="470" w:lineRule="auto" w:before="262"/>
-        <w:ind w:left="165" w:right="4328" w:firstLine="0"/>
+        <w:spacing w:before="262" w:line="470" w:lineRule="auto"/>
+        <w:ind w:left="165" w:right="4328"/>
         <w:jc w:val="both"/>
         <w:rPr>
           <w:b/>
-          <w:sz w:val="22"/>
         </w:rPr>
       </w:pPr>
       <w:r>
         <w:rPr>
           <w:b/>
-          <w:sz w:val="22"/>
+          <w:noProof/>
         </w:rPr>
         <mc:AlternateContent>
           <mc:Choice Requires="wps">
             <w:drawing>
-              <wp:anchor distT="0" distB="0" distL="0" distR="0" allowOverlap="1" layoutInCell="1" locked="0" behindDoc="0" simplePos="0" relativeHeight="15728640">
+              <wp:anchor distT="0" distB="0" distL="0" distR="0" simplePos="0" relativeHeight="15728640" behindDoc="0" locked="0" layoutInCell="1" allowOverlap="1" wp14:anchorId="6629D6DE" wp14:editId="6E24E51A">
                 <wp:simplePos x="0" y="0"/>
                 <wp:positionH relativeFrom="page">
                   <wp:posOffset>860742</wp:posOffset>
@@ -1111,13 +978,14 @@
                 <wp:wrapNone/>
                 <wp:docPr id="1" name="Textbox 1"/>
                 <wp:cNvGraphicFramePr>
-                  <a:graphicFrameLocks/>
+                  <a:graphicFrameLocks xmlns:a="http://schemas.openxmlformats.org/drawingml/2006/main"/>
                 </wp:cNvGraphicFramePr>
-                <a:graphic>
+                <a:graphic xmlns:a="http://schemas.openxmlformats.org/drawingml/2006/main">
                   <a:graphicData uri="http://schemas.microsoft.com/office/word/2010/wordprocessingShape">
                     <wps:wsp>
-                      <wps:cNvPr id="1" name="Textbox 1"/>
-                      <wps:cNvSpPr txBox="1"/>
+                      <wps:cNvSpPr txBox="1">
+                        <a:spLocks/>
+                      </wps:cNvSpPr>
                       <wps:spPr>
                         <a:xfrm>
                           <a:off x="0" y="0"/>
@@ -1132,7 +1000,6 @@
                           <w:tbl>
                             <w:tblPr>
                               <w:tblW w:w="0" w:type="auto"/>
-                              <w:jc w:val="left"/>
                               <w:tblInd w:w="65" w:type="dxa"/>
                               <w:tblBorders>
                                 <w:top w:val="single" w:sz="4" w:space="0" w:color="000000"/>
@@ -1144,12 +1011,10 @@
                               </w:tblBorders>
                               <w:tblLayout w:type="fixed"/>
                               <w:tblCellMar>
-                                <w:top w:w="0" w:type="dxa"/>
                                 <w:left w:w="0" w:type="dxa"/>
-                                <w:bottom w:w="0" w:type="dxa"/>
                                 <w:right w:w="0" w:type="dxa"/>
                               </w:tblCellMar>
-                              <w:tblLook w:val="01E0"/>
+                              <w:tblLook w:val="01E0" w:firstRow="1" w:lastRow="1" w:firstColumn="1" w:lastColumn="1" w:noHBand="0" w:noVBand="0"/>
                             </w:tblPr>
                             <w:tblGrid>
                               <w:gridCol w:w="1286"/>
@@ -1161,7 +1026,7 @@
                             </w:tblGrid>
                             <w:tr>
                               <w:trPr>
-                                <w:trHeight w:val="1059" w:hRule="atLeast"/>
+                                <w:trHeight w:val="1059"/>
                               </w:trPr>
                               <w:tc>
                                 <w:tcPr>
@@ -1173,7 +1038,6 @@
                                     <w:spacing w:before="10"/>
                                     <w:rPr>
                                       <w:b/>
-                                      <w:sz w:val="22"/>
                                     </w:rPr>
                                   </w:pPr>
                                 </w:p>
@@ -1185,7 +1049,6 @@
                                     <w:rPr>
                                       <w:rFonts w:ascii="Arial"/>
                                       <w:b/>
-                                      <w:sz w:val="22"/>
                                     </w:rPr>
                                   </w:pPr>
                                   <w:r>
@@ -1193,7 +1056,6 @@
                                       <w:rFonts w:ascii="Arial"/>
                                       <w:b/>
                                       <w:color w:val="1F1F1F"/>
-                                      <w:sz w:val="22"/>
                                     </w:rPr>
                                     <w:t>Test</w:t>
                                   </w:r>
@@ -1203,18 +1065,16 @@
                                       <w:b/>
                                       <w:color w:val="1F1F1F"/>
                                       <w:spacing w:val="-16"/>
-                                      <w:sz w:val="22"/>
                                     </w:rPr>
-                                    <w:t> </w:t>
+                                    <w:t xml:space="preserve"> </w:t>
                                   </w:r>
                                   <w:r>
                                     <w:rPr>
                                       <w:rFonts w:ascii="Arial"/>
                                       <w:b/>
                                       <w:color w:val="1F1F1F"/>
-                                      <w:sz w:val="22"/>
                                     </w:rPr>
-                                    <w:t>Case </w:t>
+                                    <w:t xml:space="preserve">Case </w:t>
                                   </w:r>
                                   <w:r>
                                     <w:rPr>
@@ -1222,7 +1082,6 @@
                                       <w:b/>
                                       <w:color w:val="1F1F1F"/>
                                       <w:spacing w:val="-6"/>
-                                      <w:sz w:val="22"/>
                                     </w:rPr>
                                     <w:t>ID</w:t>
                                   </w:r>
@@ -1238,7 +1097,6 @@
                                     <w:spacing w:before="10"/>
                                     <w:rPr>
                                       <w:b/>
-                                      <w:sz w:val="22"/>
                                     </w:rPr>
                                   </w:pPr>
                                 </w:p>
@@ -1250,7 +1108,6 @@
                                     <w:rPr>
                                       <w:rFonts w:ascii="Arial"/>
                                       <w:b/>
-                                      <w:sz w:val="22"/>
                                     </w:rPr>
                                   </w:pPr>
                                   <w:r>
@@ -1259,9 +1116,8 @@
                                       <w:b/>
                                       <w:color w:val="1F1F1F"/>
                                       <w:spacing w:val="-4"/>
-                                      <w:sz w:val="22"/>
                                     </w:rPr>
-                                    <w:t>Test </w:t>
+                                    <w:t xml:space="preserve">Test </w:t>
                                   </w:r>
                                   <w:r>
                                     <w:rPr>
@@ -1269,7 +1125,6 @@
                                       <w:b/>
                                       <w:color w:val="1F1F1F"/>
                                       <w:spacing w:val="-2"/>
-                                      <w:sz w:val="22"/>
                                     </w:rPr>
                                     <w:t>Scenario</w:t>
                                   </w:r>
@@ -1285,7 +1140,6 @@
                                     <w:spacing w:before="10"/>
                                     <w:rPr>
                                       <w:b/>
-                                      <w:sz w:val="22"/>
                                     </w:rPr>
                                   </w:pPr>
                                 </w:p>
@@ -1296,7 +1150,6 @@
                                     <w:rPr>
                                       <w:rFonts w:ascii="Arial"/>
                                       <w:b/>
-                                      <w:sz w:val="22"/>
                                     </w:rPr>
                                   </w:pPr>
                                   <w:r>
@@ -1304,7 +1157,6 @@
                                       <w:rFonts w:ascii="Arial"/>
                                       <w:b/>
                                       <w:color w:val="1F1F1F"/>
-                                      <w:sz w:val="22"/>
                                     </w:rPr>
                                     <w:t>Test</w:t>
                                   </w:r>
@@ -1314,9 +1166,8 @@
                                       <w:b/>
                                       <w:color w:val="1F1F1F"/>
                                       <w:spacing w:val="-1"/>
-                                      <w:sz w:val="22"/>
                                     </w:rPr>
-                                    <w:t> </w:t>
+                                    <w:t xml:space="preserve"> </w:t>
                                   </w:r>
                                   <w:r>
                                     <w:rPr>
@@ -1324,7 +1175,6 @@
                                       <w:b/>
                                       <w:color w:val="1F1F1F"/>
                                       <w:spacing w:val="-2"/>
-                                      <w:sz w:val="22"/>
                                     </w:rPr>
                                     <w:t>Steps</w:t>
                                   </w:r>
@@ -1340,7 +1190,6 @@
                                     <w:spacing w:before="10"/>
                                     <w:rPr>
                                       <w:b/>
-                                      <w:sz w:val="22"/>
                                     </w:rPr>
                                   </w:pPr>
                                 </w:p>
@@ -1352,7 +1201,6 @@
                                     <w:rPr>
                                       <w:rFonts w:ascii="Arial"/>
                                       <w:b/>
-                                      <w:sz w:val="22"/>
                                     </w:rPr>
                                   </w:pPr>
                                   <w:r>
@@ -1361,7 +1209,6 @@
                                       <w:b/>
                                       <w:color w:val="1F1F1F"/>
                                       <w:spacing w:val="-2"/>
-                                      <w:sz w:val="22"/>
                                     </w:rPr>
                                     <w:t>Expected Result</w:t>
                                   </w:r>
@@ -1377,7 +1224,6 @@
                                     <w:spacing w:before="10"/>
                                     <w:rPr>
                                       <w:b/>
-                                      <w:sz w:val="22"/>
                                     </w:rPr>
                                   </w:pPr>
                                 </w:p>
@@ -1389,7 +1235,6 @@
                                     <w:rPr>
                                       <w:rFonts w:ascii="Arial"/>
                                       <w:b/>
-                                      <w:sz w:val="22"/>
                                     </w:rPr>
                                   </w:pPr>
                                   <w:r>
@@ -1398,7 +1243,6 @@
                                       <w:b/>
                                       <w:color w:val="1F1F1F"/>
                                       <w:spacing w:val="-2"/>
-                                      <w:sz w:val="22"/>
                                     </w:rPr>
                                     <w:t>Actual Result</w:t>
                                   </w:r>
@@ -1414,7 +1258,6 @@
                                     <w:spacing w:before="10"/>
                                     <w:rPr>
                                       <w:b/>
-                                      <w:sz w:val="22"/>
                                     </w:rPr>
                                   </w:pPr>
                                 </w:p>
@@ -1425,7 +1268,6 @@
                                     <w:rPr>
                                       <w:rFonts w:ascii="Arial"/>
                                       <w:b/>
-                                      <w:sz w:val="22"/>
                                     </w:rPr>
                                   </w:pPr>
                                   <w:r>
@@ -1434,7 +1276,6 @@
                                       <w:b/>
                                       <w:color w:val="1F1F1F"/>
                                       <w:spacing w:val="-2"/>
-                                      <w:sz w:val="22"/>
                                     </w:rPr>
                                     <w:t>Pass/Fail</w:t>
                                   </w:r>
@@ -1443,7 +1284,7 @@
                             </w:tr>
                             <w:tr>
                               <w:trPr>
-                                <w:trHeight w:val="3061" w:hRule="atLeast"/>
+                                <w:trHeight w:val="3061"/>
                               </w:trPr>
                               <w:tc>
                                 <w:tcPr>
@@ -1453,21 +1294,16 @@
                                   <w:pPr>
                                     <w:pStyle w:val="TableParagraph"/>
                                     <w:ind w:left="110"/>
-                                    <w:rPr>
-                                      <w:sz w:val="22"/>
-                                    </w:rPr>
                                   </w:pPr>
                                   <w:r>
                                     <w:rPr>
                                       <w:spacing w:val="-2"/>
-                                      <w:sz w:val="22"/>
                                     </w:rPr>
                                     <w:t>TC-</w:t>
                                   </w:r>
                                   <w:r>
                                     <w:rPr>
                                       <w:spacing w:val="-5"/>
-                                      <w:sz w:val="22"/>
                                     </w:rPr>
                                     <w:t>001</w:t>
                                   </w:r>
@@ -1482,21 +1318,16 @@
                                     <w:pStyle w:val="TableParagraph"/>
                                     <w:spacing w:line="259" w:lineRule="auto"/>
                                     <w:ind w:left="109" w:right="431"/>
-                                    <w:rPr>
-                                      <w:sz w:val="22"/>
-                                    </w:rPr>
                                   </w:pPr>
                                   <w:r>
                                     <w:rPr>
                                       <w:spacing w:val="-2"/>
-                                      <w:sz w:val="22"/>
                                     </w:rPr>
-                                    <w:t>Submit Laptop Request </w:t>
+                                    <w:t xml:space="preserve">Submit Laptop Request </w:t>
                                   </w:r>
                                   <w:r>
                                     <w:rPr>
                                       <w:spacing w:val="-4"/>
-                                      <w:sz w:val="22"/>
                                     </w:rPr>
                                     <w:t>Form</w:t>
                                   </w:r>
@@ -1511,35 +1342,25 @@
                                     <w:pStyle w:val="TableParagraph"/>
                                     <w:numPr>
                                       <w:ilvl w:val="0"/>
-                                      <w:numId w:val="2"/>
+                                      <w:numId w:val="4"/>
                                     </w:numPr>
                                     <w:tabs>
-                                      <w:tab w:pos="827" w:val="left" w:leader="none"/>
+                                      <w:tab w:val="left" w:pos="827"/>
                                     </w:tabs>
-                                    <w:spacing w:line="240" w:lineRule="auto" w:before="0" w:after="0"/>
-                                    <w:ind w:left="827" w:right="0" w:hanging="358"/>
-                                    <w:jc w:val="left"/>
-                                    <w:rPr>
-                                      <w:sz w:val="22"/>
-                                    </w:rPr>
+                                    <w:ind w:left="827" w:hanging="358"/>
                                   </w:pPr>
                                   <w:r>
-                                    <w:rPr>
-                                      <w:sz w:val="22"/>
-                                    </w:rPr>
                                     <w:t>Login</w:t>
                                   </w:r>
                                   <w:r>
                                     <w:rPr>
                                       <w:spacing w:val="-1"/>
-                                      <w:sz w:val="22"/>
                                     </w:rPr>
-                                    <w:t> </w:t>
+                                    <w:t xml:space="preserve"> </w:t>
                                   </w:r>
                                   <w:r>
                                     <w:rPr>
                                       <w:spacing w:val="-7"/>
-                                      <w:sz w:val="22"/>
                                     </w:rPr>
                                     <w:t>as</w:t>
                                   </w:r>
@@ -1549,27 +1370,19 @@
                                     <w:pStyle w:val="TableParagraph"/>
                                     <w:spacing w:before="22"/>
                                     <w:ind w:left="829"/>
-                                    <w:rPr>
-                                      <w:sz w:val="22"/>
-                                    </w:rPr>
                                   </w:pPr>
                                   <w:r>
-                                    <w:rPr>
-                                      <w:sz w:val="22"/>
-                                    </w:rPr>
                                     <w:t>standard</w:t>
                                   </w:r>
                                   <w:r>
                                     <w:rPr>
                                       <w:spacing w:val="-7"/>
-                                      <w:sz w:val="22"/>
                                     </w:rPr>
-                                    <w:t> </w:t>
+                                    <w:t xml:space="preserve"> </w:t>
                                   </w:r>
                                   <w:r>
                                     <w:rPr>
                                       <w:spacing w:val="-2"/>
-                                      <w:sz w:val="22"/>
                                     </w:rPr>
                                     <w:t>user.</w:t>
                                   </w:r>
@@ -1579,57 +1392,37 @@
                                     <w:pStyle w:val="TableParagraph"/>
                                     <w:numPr>
                                       <w:ilvl w:val="0"/>
-                                      <w:numId w:val="2"/>
+                                      <w:numId w:val="4"/>
                                     </w:numPr>
                                     <w:tabs>
-                                      <w:tab w:pos="829" w:val="left" w:leader="none"/>
-                                      <w:tab w:pos="879" w:val="left" w:leader="none"/>
+                                      <w:tab w:val="left" w:pos="829"/>
+                                      <w:tab w:val="left" w:pos="879"/>
                                     </w:tabs>
-                                    <w:spacing w:line="259" w:lineRule="auto" w:before="22" w:after="0"/>
-                                    <w:ind w:left="829" w:right="239" w:hanging="360"/>
-                                    <w:jc w:val="left"/>
-                                    <w:rPr>
-                                      <w:sz w:val="22"/>
-                                    </w:rPr>
+                                    <w:spacing w:before="22" w:line="259" w:lineRule="auto"/>
+                                    <w:ind w:right="239"/>
                                   </w:pPr>
                                   <w:r>
                                     <w:rPr>
                                       <w:spacing w:val="-4"/>
-                                      <w:sz w:val="22"/>
                                     </w:rPr>
-                                    <w:t>Open</w:t>
-                                  </w:r>
-                                  <w:r>
-                                    <w:rPr>
-                                      <w:spacing w:val="-4"/>
-                                      <w:sz w:val="22"/>
-                                    </w:rPr>
-                                    <w:t> </w:t>
+                                    <w:t xml:space="preserve">Open </w:t>
                                   </w:r>
                                   <w:r>
                                     <w:rPr>
                                       <w:spacing w:val="-2"/>
-                                      <w:sz w:val="22"/>
                                     </w:rPr>
-                                    <w:t>'Standard Laptop' </w:t>
+                                    <w:t xml:space="preserve">'Standard Laptop' </w:t>
                                   </w:r>
                                   <w:r>
-                                    <w:rPr>
-                                      <w:sz w:val="22"/>
-                                    </w:rPr>
                                     <w:t>catalog</w:t>
                                   </w:r>
                                   <w:r>
                                     <w:rPr>
                                       <w:spacing w:val="-13"/>
-                                      <w:sz w:val="22"/>
                                     </w:rPr>
-                                    <w:t> </w:t>
+                                    <w:t xml:space="preserve"> </w:t>
                                   </w:r>
                                   <w:r>
-                                    <w:rPr>
-                                      <w:sz w:val="22"/>
-                                    </w:rPr>
                                     <w:t>item.</w:t>
                                   </w:r>
                                 </w:p>
@@ -1638,42 +1431,30 @@
                                     <w:pStyle w:val="TableParagraph"/>
                                     <w:numPr>
                                       <w:ilvl w:val="0"/>
-                                      <w:numId w:val="2"/>
+                                      <w:numId w:val="4"/>
                                     </w:numPr>
                                     <w:tabs>
-                                      <w:tab w:pos="829" w:val="left" w:leader="none"/>
-                                      <w:tab w:pos="879" w:val="left" w:leader="none"/>
+                                      <w:tab w:val="left" w:pos="829"/>
+                                      <w:tab w:val="left" w:pos="879"/>
                                     </w:tabs>
-                                    <w:spacing w:line="259" w:lineRule="auto" w:before="0" w:after="0"/>
-                                    <w:ind w:left="829" w:right="462" w:hanging="360"/>
-                                    <w:jc w:val="left"/>
-                                    <w:rPr>
-                                      <w:sz w:val="22"/>
-                                    </w:rPr>
+                                    <w:spacing w:line="259" w:lineRule="auto"/>
+                                    <w:ind w:right="462"/>
                                   </w:pPr>
                                   <w:r>
-                                    <w:rPr>
-                                      <w:sz w:val="22"/>
-                                    </w:rPr>
                                     <w:t>Fill</w:t>
                                   </w:r>
                                   <w:r>
                                     <w:rPr>
                                       <w:spacing w:val="14"/>
-                                      <w:sz w:val="22"/>
                                     </w:rPr>
-                                    <w:t> </w:t>
+                                    <w:t xml:space="preserve"> </w:t>
                                   </w:r>
                                   <w:r>
-                                    <w:rPr>
-                                      <w:sz w:val="22"/>
-                                    </w:rPr>
-                                    <w:t>details and click </w:t>
+                                    <w:t xml:space="preserve">details and click </w:t>
                                   </w:r>
                                   <w:r>
                                     <w:rPr>
                                       <w:spacing w:val="-2"/>
-                                      <w:sz w:val="22"/>
                                     </w:rPr>
                                     <w:t>Submit</w:t>
                                   </w:r>
@@ -1688,60 +1469,43 @@
                                     <w:pStyle w:val="TableParagraph"/>
                                     <w:spacing w:line="259" w:lineRule="auto"/>
                                     <w:ind w:left="109" w:right="151"/>
-                                    <w:rPr>
-                                      <w:sz w:val="22"/>
-                                    </w:rPr>
                                   </w:pPr>
                                   <w:r>
                                     <w:rPr>
                                       <w:spacing w:val="-2"/>
-                                      <w:sz w:val="22"/>
                                     </w:rPr>
-                                    <w:t>Request generated </w:t>
+                                    <w:t xml:space="preserve">Request generated </w:t>
                                   </w:r>
                                   <w:r>
-                                    <w:rPr>
-                                      <w:sz w:val="22"/>
-                                    </w:rPr>
                                     <w:t>and</w:t>
                                   </w:r>
                                   <w:r>
                                     <w:rPr>
                                       <w:spacing w:val="-13"/>
-                                      <w:sz w:val="22"/>
                                     </w:rPr>
-                                    <w:t> </w:t>
+                                    <w:t xml:space="preserve"> </w:t>
                                   </w:r>
                                   <w:r>
-                                    <w:rPr>
-                                      <w:sz w:val="22"/>
-                                    </w:rPr>
                                     <w:t>moved to</w:t>
                                   </w:r>
                                   <w:r>
                                     <w:rPr>
                                       <w:spacing w:val="-13"/>
-                                      <w:sz w:val="22"/>
                                     </w:rPr>
-                                    <w:t> </w:t>
+                                    <w:t xml:space="preserve"> </w:t>
                                   </w:r>
                                   <w:r>
-                                    <w:rPr>
-                                      <w:sz w:val="22"/>
-                                    </w:rPr>
-                                    <w:t>'Waiting </w:t>
+                                    <w:t xml:space="preserve">'Waiting </w:t>
                                   </w:r>
                                   <w:r>
                                     <w:rPr>
                                       <w:spacing w:val="-4"/>
-                                      <w:sz w:val="22"/>
                                     </w:rPr>
-                                    <w:t>for </w:t>
+                                    <w:t xml:space="preserve">for </w:t>
                                   </w:r>
                                   <w:r>
                                     <w:rPr>
                                       <w:spacing w:val="-2"/>
-                                      <w:sz w:val="22"/>
                                     </w:rPr>
                                     <w:t>Approval</w:t>
                                   </w:r>
@@ -1756,60 +1520,43 @@
                                     <w:pStyle w:val="TableParagraph"/>
                                     <w:spacing w:line="259" w:lineRule="auto"/>
                                     <w:ind w:left="105" w:right="151"/>
-                                    <w:rPr>
-                                      <w:sz w:val="22"/>
-                                    </w:rPr>
                                   </w:pPr>
                                   <w:r>
                                     <w:rPr>
                                       <w:spacing w:val="-2"/>
-                                      <w:sz w:val="22"/>
                                     </w:rPr>
-                                    <w:t>Request generated </w:t>
+                                    <w:t xml:space="preserve">Request generated </w:t>
                                   </w:r>
                                   <w:r>
-                                    <w:rPr>
-                                      <w:sz w:val="22"/>
-                                    </w:rPr>
                                     <w:t>and</w:t>
                                   </w:r>
                                   <w:r>
                                     <w:rPr>
                                       <w:spacing w:val="-13"/>
-                                      <w:sz w:val="22"/>
                                     </w:rPr>
-                                    <w:t> </w:t>
+                                    <w:t xml:space="preserve"> </w:t>
                                   </w:r>
                                   <w:r>
-                                    <w:rPr>
-                                      <w:sz w:val="22"/>
-                                    </w:rPr>
                                     <w:t>moved to</w:t>
                                   </w:r>
                                   <w:r>
                                     <w:rPr>
                                       <w:spacing w:val="-13"/>
-                                      <w:sz w:val="22"/>
                                     </w:rPr>
-                                    <w:t> </w:t>
+                                    <w:t xml:space="preserve"> </w:t>
                                   </w:r>
                                   <w:r>
-                                    <w:rPr>
-                                      <w:sz w:val="22"/>
-                                    </w:rPr>
-                                    <w:t>'Waiting </w:t>
+                                    <w:t xml:space="preserve">'Waiting </w:t>
                                   </w:r>
                                   <w:r>
                                     <w:rPr>
                                       <w:spacing w:val="-4"/>
-                                      <w:sz w:val="22"/>
                                     </w:rPr>
-                                    <w:t>for </w:t>
+                                    <w:t xml:space="preserve">for </w:t>
                                   </w:r>
                                   <w:r>
                                     <w:rPr>
                                       <w:spacing w:val="-2"/>
-                                      <w:sz w:val="22"/>
                                     </w:rPr>
                                     <w:t>Approval</w:t>
                                   </w:r>
@@ -1823,14 +1570,10 @@
                                   <w:pPr>
                                     <w:pStyle w:val="TableParagraph"/>
                                     <w:ind w:left="104"/>
-                                    <w:rPr>
-                                      <w:sz w:val="22"/>
-                                    </w:rPr>
                                   </w:pPr>
                                   <w:r>
                                     <w:rPr>
                                       <w:spacing w:val="-4"/>
-                                      <w:sz w:val="22"/>
                                     </w:rPr>
                                     <w:t>Pass</w:t>
                                   </w:r>
@@ -1857,17 +1600,16 @@
           </mc:Choice>
           <mc:Fallback>
             <w:pict>
-              <v:shapetype id="_x0000_t202" o:spt="202" coordsize="21600,21600" path="m,l,21600r21600,l21600,xe">
+              <v:shapetype w14:anchorId="6629D6DE" id="_x0000_t202" coordsize="21600,21600" o:spt="202" path="m,l,21600r21600,l21600,xe">
                 <v:stroke joinstyle="miter"/>
                 <v:path gradientshapeok="t" o:connecttype="rect"/>
               </v:shapetype>
-              <v:shape style="position:absolute;margin-left:67.775002pt;margin-top:88.364609pt;width:439pt;height:207.5pt;mso-position-horizontal-relative:page;mso-position-vertical-relative:paragraph;z-index:15728640" type="#_x0000_t202" id="docshape1" filled="false" stroked="false">
+              <v:shape id="Textbox 1" o:spid="_x0000_s1026" type="#_x0000_t202" style="position:absolute;left:0;text-align:left;margin-left:67.75pt;margin-top:88.35pt;width:439pt;height:207.5pt;z-index:15728640;visibility:visible;mso-wrap-style:square;mso-wrap-distance-left:0;mso-wrap-distance-top:0;mso-wrap-distance-right:0;mso-wrap-distance-bottom:0;mso-position-horizontal:absolute;mso-position-horizontal-relative:page;mso-position-vertical:absolute;mso-position-vertical-relative:text;v-text-anchor:top" o:gfxdata="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" filled="f" stroked="f">
                 <v:textbox inset="0,0,0,0">
                   <w:txbxContent>
                     <w:tbl>
                       <w:tblPr>
                         <w:tblW w:w="0" w:type="auto"/>
-                        <w:jc w:val="left"/>
                         <w:tblInd w:w="65" w:type="dxa"/>
                         <w:tblBorders>
                           <w:top w:val="single" w:sz="4" w:space="0" w:color="000000"/>
@@ -1879,12 +1621,10 @@
                         </w:tblBorders>
                         <w:tblLayout w:type="fixed"/>
                         <w:tblCellMar>
-                          <w:top w:w="0" w:type="dxa"/>
                           <w:left w:w="0" w:type="dxa"/>
-                          <w:bottom w:w="0" w:type="dxa"/>
                           <w:right w:w="0" w:type="dxa"/>
                         </w:tblCellMar>
-                        <w:tblLook w:val="01E0"/>
+                        <w:tblLook w:val="01E0" w:firstRow="1" w:lastRow="1" w:firstColumn="1" w:lastColumn="1" w:noHBand="0" w:noVBand="0"/>
                       </w:tblPr>
                       <w:tblGrid>
                         <w:gridCol w:w="1286"/>
@@ -1896,7 +1636,7 @@
                       </w:tblGrid>
                       <w:tr>
                         <w:trPr>
-                          <w:trHeight w:val="1059" w:hRule="atLeast"/>
+                          <w:trHeight w:val="1059"/>
                         </w:trPr>
                         <w:tc>
                           <w:tcPr>
@@ -1908,7 +1648,6 @@
                               <w:spacing w:before="10"/>
                               <w:rPr>
                                 <w:b/>
-                                <w:sz w:val="22"/>
                               </w:rPr>
                             </w:pPr>
                           </w:p>
@@ -1920,7 +1659,6 @@
                               <w:rPr>
                                 <w:rFonts w:ascii="Arial"/>
                                 <w:b/>
-                                <w:sz w:val="22"/>
                               </w:rPr>
                             </w:pPr>
                             <w:r>
@@ -1928,7 +1666,6 @@
                                 <w:rFonts w:ascii="Arial"/>
                                 <w:b/>
                                 <w:color w:val="1F1F1F"/>
-                                <w:sz w:val="22"/>
                               </w:rPr>
                               <w:t>Test</w:t>
                             </w:r>
@@ -1938,18 +1675,16 @@
                                 <w:b/>
                                 <w:color w:val="1F1F1F"/>
                                 <w:spacing w:val="-16"/>
-                                <w:sz w:val="22"/>
                               </w:rPr>
-                              <w:t> </w:t>
+                              <w:t xml:space="preserve"> </w:t>
                             </w:r>
                             <w:r>
                               <w:rPr>
                                 <w:rFonts w:ascii="Arial"/>
                                 <w:b/>
                                 <w:color w:val="1F1F1F"/>
-                                <w:sz w:val="22"/>
                               </w:rPr>
-                              <w:t>Case </w:t>
+                              <w:t xml:space="preserve">Case </w:t>
                             </w:r>
                             <w:r>
                               <w:rPr>
@@ -1957,7 +1692,6 @@
                                 <w:b/>
                                 <w:color w:val="1F1F1F"/>
                                 <w:spacing w:val="-6"/>
-                                <w:sz w:val="22"/>
                               </w:rPr>
                               <w:t>ID</w:t>
                             </w:r>
@@ -1973,7 +1707,6 @@
                               <w:spacing w:before="10"/>
                               <w:rPr>
                                 <w:b/>
-                                <w:sz w:val="22"/>
                               </w:rPr>
                             </w:pPr>
                           </w:p>
@@ -1985,7 +1718,6 @@
                               <w:rPr>
                                 <w:rFonts w:ascii="Arial"/>
                                 <w:b/>
-                                <w:sz w:val="22"/>
                               </w:rPr>
                             </w:pPr>
                             <w:r>
@@ -1994,9 +1726,8 @@
                                 <w:b/>
                                 <w:color w:val="1F1F1F"/>
                                 <w:spacing w:val="-4"/>
-                                <w:sz w:val="22"/>
                               </w:rPr>
-                              <w:t>Test </w:t>
+                              <w:t xml:space="preserve">Test </w:t>
                             </w:r>
                             <w:r>
                               <w:rPr>
@@ -2004,7 +1735,6 @@
                                 <w:b/>
                                 <w:color w:val="1F1F1F"/>
                                 <w:spacing w:val="-2"/>
-                                <w:sz w:val="22"/>
                               </w:rPr>
                               <w:t>Scenario</w:t>
                             </w:r>
@@ -2020,7 +1750,6 @@
                               <w:spacing w:before="10"/>
                               <w:rPr>
                                 <w:b/>
-                                <w:sz w:val="22"/>
                               </w:rPr>
                             </w:pPr>
                           </w:p>
@@ -2031,7 +1760,6 @@
                               <w:rPr>
                                 <w:rFonts w:ascii="Arial"/>
                                 <w:b/>
-                                <w:sz w:val="22"/>
                               </w:rPr>
                             </w:pPr>
                             <w:r>
@@ -2039,7 +1767,6 @@
                                 <w:rFonts w:ascii="Arial"/>
                                 <w:b/>
                                 <w:color w:val="1F1F1F"/>
-                                <w:sz w:val="22"/>
                               </w:rPr>
                               <w:t>Test</w:t>
                             </w:r>
@@ -2049,9 +1776,8 @@
                                 <w:b/>
                                 <w:color w:val="1F1F1F"/>
                                 <w:spacing w:val="-1"/>
-                                <w:sz w:val="22"/>
                               </w:rPr>
-                              <w:t> </w:t>
+                              <w:t xml:space="preserve"> </w:t>
                             </w:r>
                             <w:r>
                               <w:rPr>
@@ -2059,7 +1785,6 @@
                                 <w:b/>
                                 <w:color w:val="1F1F1F"/>
                                 <w:spacing w:val="-2"/>
-                                <w:sz w:val="22"/>
                               </w:rPr>
                               <w:t>Steps</w:t>
                             </w:r>
@@ -2075,7 +1800,6 @@
                               <w:spacing w:before="10"/>
                               <w:rPr>
                                 <w:b/>
-                                <w:sz w:val="22"/>
                               </w:rPr>
                             </w:pPr>
                           </w:p>
@@ -2087,7 +1811,6 @@
                               <w:rPr>
                                 <w:rFonts w:ascii="Arial"/>
                                 <w:b/>
-                                <w:sz w:val="22"/>
                               </w:rPr>
                             </w:pPr>
                             <w:r>
@@ -2096,7 +1819,6 @@
                                 <w:b/>
                                 <w:color w:val="1F1F1F"/>
                                 <w:spacing w:val="-2"/>
-                                <w:sz w:val="22"/>
                               </w:rPr>
                               <w:t>Expected Result</w:t>
                             </w:r>
@@ -2112,7 +1834,6 @@
                               <w:spacing w:before="10"/>
                               <w:rPr>
                                 <w:b/>
-                                <w:sz w:val="22"/>
                               </w:rPr>
                             </w:pPr>
                           </w:p>
@@ -2124,7 +1845,6 @@
                               <w:rPr>
                                 <w:rFonts w:ascii="Arial"/>
                                 <w:b/>
-                                <w:sz w:val="22"/>
                               </w:rPr>
                             </w:pPr>
                             <w:r>
@@ -2133,7 +1853,6 @@
                                 <w:b/>
                                 <w:color w:val="1F1F1F"/>
                                 <w:spacing w:val="-2"/>
-                                <w:sz w:val="22"/>
                               </w:rPr>
                               <w:t>Actual Result</w:t>
                             </w:r>
@@ -2149,7 +1868,6 @@
                               <w:spacing w:before="10"/>
                               <w:rPr>
                                 <w:b/>
-                                <w:sz w:val="22"/>
                               </w:rPr>
                             </w:pPr>
                           </w:p>
@@ -2160,7 +1878,6 @@
                               <w:rPr>
                                 <w:rFonts w:ascii="Arial"/>
                                 <w:b/>
-                                <w:sz w:val="22"/>
                               </w:rPr>
                             </w:pPr>
                             <w:r>
@@ -2169,7 +1886,6 @@
                                 <w:b/>
                                 <w:color w:val="1F1F1F"/>
                                 <w:spacing w:val="-2"/>
-                                <w:sz w:val="22"/>
                               </w:rPr>
                               <w:t>Pass/Fail</w:t>
                             </w:r>
@@ -2178,7 +1894,7 @@
                       </w:tr>
                       <w:tr>
                         <w:trPr>
-                          <w:trHeight w:val="3061" w:hRule="atLeast"/>
+                          <w:trHeight w:val="3061"/>
                         </w:trPr>
                         <w:tc>
                           <w:tcPr>
@@ -2188,21 +1904,16 @@
                             <w:pPr>
                               <w:pStyle w:val="TableParagraph"/>
                               <w:ind w:left="110"/>
-                              <w:rPr>
-                                <w:sz w:val="22"/>
-                              </w:rPr>
                             </w:pPr>
                             <w:r>
                               <w:rPr>
                                 <w:spacing w:val="-2"/>
-                                <w:sz w:val="22"/>
                               </w:rPr>
                               <w:t>TC-</w:t>
                             </w:r>
                             <w:r>
                               <w:rPr>
                                 <w:spacing w:val="-5"/>
-                                <w:sz w:val="22"/>
                               </w:rPr>
                               <w:t>001</w:t>
                             </w:r>
@@ -2217,21 +1928,16 @@
                               <w:pStyle w:val="TableParagraph"/>
                               <w:spacing w:line="259" w:lineRule="auto"/>
                               <w:ind w:left="109" w:right="431"/>
-                              <w:rPr>
-                                <w:sz w:val="22"/>
-                              </w:rPr>
                             </w:pPr>
                             <w:r>
                               <w:rPr>
                                 <w:spacing w:val="-2"/>
-                                <w:sz w:val="22"/>
                               </w:rPr>
-                              <w:t>Submit Laptop Request </w:t>
+                              <w:t xml:space="preserve">Submit Laptop Request </w:t>
                             </w:r>
                             <w:r>
                               <w:rPr>
                                 <w:spacing w:val="-4"/>
-                                <w:sz w:val="22"/>
                               </w:rPr>
                               <w:t>Form</w:t>
                             </w:r>
@@ -2246,35 +1952,25 @@
                               <w:pStyle w:val="TableParagraph"/>
                               <w:numPr>
                                 <w:ilvl w:val="0"/>
-                                <w:numId w:val="2"/>
+                                <w:numId w:val="4"/>
                               </w:numPr>
                               <w:tabs>
-                                <w:tab w:pos="827" w:val="left" w:leader="none"/>
+                                <w:tab w:val="left" w:pos="827"/>
                               </w:tabs>
-                              <w:spacing w:line="240" w:lineRule="auto" w:before="0" w:after="0"/>
-                              <w:ind w:left="827" w:right="0" w:hanging="358"/>
-                              <w:jc w:val="left"/>
-                              <w:rPr>
-                                <w:sz w:val="22"/>
-                              </w:rPr>
+                              <w:ind w:left="827" w:hanging="358"/>
                             </w:pPr>
                             <w:r>
-                              <w:rPr>
-                                <w:sz w:val="22"/>
-                              </w:rPr>
                               <w:t>Login</w:t>
                             </w:r>
                             <w:r>
                               <w:rPr>
                                 <w:spacing w:val="-1"/>
-                                <w:sz w:val="22"/>
                               </w:rPr>
-                              <w:t> </w:t>
+                              <w:t xml:space="preserve"> </w:t>
                             </w:r>
                             <w:r>
                               <w:rPr>
                                 <w:spacing w:val="-7"/>
-                                <w:sz w:val="22"/>
                               </w:rPr>
                               <w:t>as</w:t>
                             </w:r>
@@ -2284,27 +1980,19 @@
                               <w:pStyle w:val="TableParagraph"/>
                               <w:spacing w:before="22"/>
                               <w:ind w:left="829"/>
-                              <w:rPr>
-                                <w:sz w:val="22"/>
-                              </w:rPr>
                             </w:pPr>
                             <w:r>
-                              <w:rPr>
-                                <w:sz w:val="22"/>
-                              </w:rPr>
                               <w:t>standard</w:t>
                             </w:r>
                             <w:r>
                               <w:rPr>
                                 <w:spacing w:val="-7"/>
-                                <w:sz w:val="22"/>
                               </w:rPr>
-                              <w:t> </w:t>
+                              <w:t xml:space="preserve"> </w:t>
                             </w:r>
                             <w:r>
                               <w:rPr>
                                 <w:spacing w:val="-2"/>
-                                <w:sz w:val="22"/>
                               </w:rPr>
                               <w:t>user.</w:t>
                             </w:r>
@@ -2314,57 +2002,37 @@
                               <w:pStyle w:val="TableParagraph"/>
                               <w:numPr>
                                 <w:ilvl w:val="0"/>
-                                <w:numId w:val="2"/>
+                                <w:numId w:val="4"/>
                               </w:numPr>
                               <w:tabs>
-                                <w:tab w:pos="829" w:val="left" w:leader="none"/>
-                                <w:tab w:pos="879" w:val="left" w:leader="none"/>
+                                <w:tab w:val="left" w:pos="829"/>
+                                <w:tab w:val="left" w:pos="879"/>
                               </w:tabs>
-                              <w:spacing w:line="259" w:lineRule="auto" w:before="22" w:after="0"/>
-                              <w:ind w:left="829" w:right="239" w:hanging="360"/>
-                              <w:jc w:val="left"/>
-                              <w:rPr>
-                                <w:sz w:val="22"/>
-                              </w:rPr>
+                              <w:spacing w:before="22" w:line="259" w:lineRule="auto"/>
+                              <w:ind w:right="239"/>
                             </w:pPr>
                             <w:r>
                               <w:rPr>
                                 <w:spacing w:val="-4"/>
-                                <w:sz w:val="22"/>
                               </w:rPr>
-                              <w:t>Open</w:t>
-                            </w:r>
-                            <w:r>
-                              <w:rPr>
-                                <w:spacing w:val="-4"/>
-                                <w:sz w:val="22"/>
-                              </w:rPr>
-                              <w:t> </w:t>
+                              <w:t xml:space="preserve">Open </w:t>
                             </w:r>
                             <w:r>
                               <w:rPr>
                                 <w:spacing w:val="-2"/>
-                                <w:sz w:val="22"/>
                               </w:rPr>
-                              <w:t>'Standard Laptop' </w:t>
+                              <w:t xml:space="preserve">'Standard Laptop' </w:t>
                             </w:r>
                             <w:r>
-                              <w:rPr>
-                                <w:sz w:val="22"/>
-                              </w:rPr>
                               <w:t>catalog</w:t>
                             </w:r>
                             <w:r>
                               <w:rPr>
                                 <w:spacing w:val="-13"/>
-                                <w:sz w:val="22"/>
                               </w:rPr>
-                              <w:t> </w:t>
+                              <w:t xml:space="preserve"> </w:t>
                             </w:r>
                             <w:r>
-                              <w:rPr>
-                                <w:sz w:val="22"/>
-                              </w:rPr>
                               <w:t>item.</w:t>
                             </w:r>
                           </w:p>
@@ -2373,42 +2041,30 @@
                               <w:pStyle w:val="TableParagraph"/>
                               <w:numPr>
                                 <w:ilvl w:val="0"/>
-                                <w:numId w:val="2"/>
+                                <w:numId w:val="4"/>
                               </w:numPr>
                               <w:tabs>
-                                <w:tab w:pos="829" w:val="left" w:leader="none"/>
-                                <w:tab w:pos="879" w:val="left" w:leader="none"/>
+                                <w:tab w:val="left" w:pos="829"/>
+                                <w:tab w:val="left" w:pos="879"/>
                               </w:tabs>
-                              <w:spacing w:line="259" w:lineRule="auto" w:before="0" w:after="0"/>
-                              <w:ind w:left="829" w:right="462" w:hanging="360"/>
-                              <w:jc w:val="left"/>
-                              <w:rPr>
-                                <w:sz w:val="22"/>
-                              </w:rPr>
+                              <w:spacing w:line="259" w:lineRule="auto"/>
+                              <w:ind w:right="462"/>
                             </w:pPr>
                             <w:r>
-                              <w:rPr>
-                                <w:sz w:val="22"/>
-                              </w:rPr>
                               <w:t>Fill</w:t>
                             </w:r>
                             <w:r>
                               <w:rPr>
                                 <w:spacing w:val="14"/>
-                                <w:sz w:val="22"/>
                               </w:rPr>
-                              <w:t> </w:t>
+                              <w:t xml:space="preserve"> </w:t>
                             </w:r>
                             <w:r>
-                              <w:rPr>
-                                <w:sz w:val="22"/>
-                              </w:rPr>
-                              <w:t>details and click </w:t>
+                              <w:t xml:space="preserve">details and click </w:t>
                             </w:r>
                             <w:r>
                               <w:rPr>
                                 <w:spacing w:val="-2"/>
-                                <w:sz w:val="22"/>
                               </w:rPr>
                               <w:t>Submit</w:t>
                             </w:r>
@@ -2423,60 +2079,43 @@
                               <w:pStyle w:val="TableParagraph"/>
                               <w:spacing w:line="259" w:lineRule="auto"/>
                               <w:ind w:left="109" w:right="151"/>
-                              <w:rPr>
-                                <w:sz w:val="22"/>
-                              </w:rPr>
                             </w:pPr>
                             <w:r>
                               <w:rPr>
                                 <w:spacing w:val="-2"/>
-                                <w:sz w:val="22"/>
                               </w:rPr>
-                              <w:t>Request generated </w:t>
+                              <w:t xml:space="preserve">Request generated </w:t>
                             </w:r>
                             <w:r>
-                              <w:rPr>
-                                <w:sz w:val="22"/>
-                              </w:rPr>
                               <w:t>and</w:t>
                             </w:r>
                             <w:r>
                               <w:rPr>
                                 <w:spacing w:val="-13"/>
-                                <w:sz w:val="22"/>
                               </w:rPr>
-                              <w:t> </w:t>
+                              <w:t xml:space="preserve"> </w:t>
                             </w:r>
                             <w:r>
-                              <w:rPr>
-                                <w:sz w:val="22"/>
-                              </w:rPr>
                               <w:t>moved to</w:t>
                             </w:r>
                             <w:r>
                               <w:rPr>
                                 <w:spacing w:val="-13"/>
-                                <w:sz w:val="22"/>
                               </w:rPr>
-                              <w:t> </w:t>
+                              <w:t xml:space="preserve"> </w:t>
                             </w:r>
                             <w:r>
-                              <w:rPr>
-                                <w:sz w:val="22"/>
-                              </w:rPr>
-                              <w:t>'Waiting </w:t>
+                              <w:t xml:space="preserve">'Waiting </w:t>
                             </w:r>
                             <w:r>
                               <w:rPr>
                                 <w:spacing w:val="-4"/>
-                                <w:sz w:val="22"/>
                               </w:rPr>
-                              <w:t>for </w:t>
+                              <w:t xml:space="preserve">for </w:t>
                             </w:r>
                             <w:r>
                               <w:rPr>
                                 <w:spacing w:val="-2"/>
-                                <w:sz w:val="22"/>
                               </w:rPr>
                               <w:t>Approval</w:t>
                             </w:r>
@@ -2491,60 +2130,43 @@
                               <w:pStyle w:val="TableParagraph"/>
                               <w:spacing w:line="259" w:lineRule="auto"/>
                               <w:ind w:left="105" w:right="151"/>
-                              <w:rPr>
-                                <w:sz w:val="22"/>
-                              </w:rPr>
                             </w:pPr>
                             <w:r>
                               <w:rPr>
                                 <w:spacing w:val="-2"/>
-                                <w:sz w:val="22"/>
                               </w:rPr>
-                              <w:t>Request generated </w:t>
+                              <w:t xml:space="preserve">Request generated </w:t>
                             </w:r>
                             <w:r>
-                              <w:rPr>
-                                <w:sz w:val="22"/>
-                              </w:rPr>
                               <w:t>and</w:t>
                             </w:r>
                             <w:r>
                               <w:rPr>
                                 <w:spacing w:val="-13"/>
-                                <w:sz w:val="22"/>
                               </w:rPr>
-                              <w:t> </w:t>
+                              <w:t xml:space="preserve"> </w:t>
                             </w:r>
                             <w:r>
-                              <w:rPr>
-                                <w:sz w:val="22"/>
-                              </w:rPr>
                               <w:t>moved to</w:t>
                             </w:r>
                             <w:r>
                               <w:rPr>
                                 <w:spacing w:val="-13"/>
-                                <w:sz w:val="22"/>
                               </w:rPr>
-                              <w:t> </w:t>
+                              <w:t xml:space="preserve"> </w:t>
                             </w:r>
                             <w:r>
-                              <w:rPr>
-                                <w:sz w:val="22"/>
-                              </w:rPr>
-                              <w:t>'Waiting </w:t>
+                              <w:t xml:space="preserve">'Waiting </w:t>
                             </w:r>
                             <w:r>
                               <w:rPr>
                                 <w:spacing w:val="-4"/>
-                                <w:sz w:val="22"/>
                               </w:rPr>
-                              <w:t>for </w:t>
+                              <w:t xml:space="preserve">for </w:t>
                             </w:r>
                             <w:r>
                               <w:rPr>
                                 <w:spacing w:val="-2"/>
-                                <w:sz w:val="22"/>
                               </w:rPr>
                               <w:t>Approval</w:t>
                             </w:r>
@@ -2558,14 +2180,10 @@
                             <w:pPr>
                               <w:pStyle w:val="TableParagraph"/>
                               <w:ind w:left="104"/>
-                              <w:rPr>
-                                <w:sz w:val="22"/>
-                              </w:rPr>
                             </w:pPr>
                             <w:r>
                               <w:rPr>
                                 <w:spacing w:val="-4"/>
-                                <w:sz w:val="22"/>
                               </w:rPr>
                               <w:t>Pass</w:t>
                             </w:r>
@@ -2581,7 +2199,7 @@
                     </w:p>
                   </w:txbxContent>
                 </v:textbox>
-                <w10:wrap type="none"/>
+                <w10:wrap anchorx="page"/>
               </v:shape>
             </w:pict>
           </mc:Fallback>
@@ -2591,16 +2209,14 @@
         <w:rPr>
           <w:i/>
           <w:spacing w:val="-2"/>
-          <w:sz w:val="22"/>
-        </w:rPr>
-        <w:t>URL/Location: </w:t>
+        </w:rPr>
+        <w:t xml:space="preserve">URL/Location: </w:t>
       </w:r>
       <w:hyperlink r:id="rId5">
         <w:r>
           <w:rPr>
             <w:color w:val="0462C1"/>
             <w:spacing w:val="-2"/>
-            <w:sz w:val="22"/>
             <w:u w:val="single" w:color="0462C1"/>
           </w:rPr>
           <w:t>https://dev12345.service-now.com/sp</w:t>
@@ -2610,14 +2226,12 @@
         <w:rPr>
           <w:color w:val="0462C1"/>
           <w:spacing w:val="-2"/>
-          <w:sz w:val="22"/>
-        </w:rPr>
-        <w:t> </w:t>
+        </w:rPr>
+        <w:t xml:space="preserve"> </w:t>
       </w:r>
       <w:r>
         <w:rPr>
           <w:i/>
-          <w:sz w:val="22"/>
         </w:rPr>
         <w:t>Credentials</w:t>
       </w:r>
@@ -2625,14 +2239,12 @@
         <w:rPr>
           <w:i/>
           <w:spacing w:val="-2"/>
-          <w:sz w:val="22"/>
-        </w:rPr>
-        <w:t> </w:t>
+        </w:rPr>
+        <w:t xml:space="preserve"> </w:t>
       </w:r>
       <w:r>
         <w:rPr>
           <w:i/>
-          <w:sz w:val="22"/>
         </w:rPr>
         <w:t>(if</w:t>
       </w:r>
@@ -2640,69 +2252,55 @@
         <w:rPr>
           <w:i/>
           <w:spacing w:val="-3"/>
-          <w:sz w:val="22"/>
-        </w:rPr>
-        <w:t> </w:t>
+        </w:rPr>
+        <w:t xml:space="preserve"> </w:t>
       </w:r>
       <w:r>
         <w:rPr>
           <w:i/>
-          <w:sz w:val="22"/>
-        </w:rPr>
-        <w:t>required): </w:t>
-      </w:r>
-      <w:r>
-        <w:rPr>
-          <w:sz w:val="22"/>
-        </w:rPr>
+        </w:rPr>
+        <w:t xml:space="preserve">required): </w:t>
+      </w:r>
+      <w:r>
         <w:t>TestUser01</w:t>
       </w:r>
       <w:r>
         <w:rPr>
           <w:spacing w:val="-2"/>
-          <w:sz w:val="22"/>
-        </w:rPr>
-        <w:t> </w:t>
-      </w:r>
-      <w:r>
-        <w:rPr>
-          <w:sz w:val="22"/>
-        </w:rPr>
+        </w:rPr>
+        <w:t xml:space="preserve"> </w:t>
+      </w:r>
+      <w:r>
         <w:t>/</w:t>
       </w:r>
       <w:r>
         <w:rPr>
           <w:spacing w:val="-1"/>
-          <w:sz w:val="22"/>
-        </w:rPr>
-        <w:t> </w:t>
-      </w:r>
-      <w:r>
-        <w:rPr>
-          <w:sz w:val="22"/>
-        </w:rPr>
-        <w:t>P@ssw0rd123 </w:t>
+        </w:rPr>
+        <w:t xml:space="preserve"> </w:t>
+      </w:r>
+      <w:r>
+        <w:t xml:space="preserve">P@ssw0rd123 </w:t>
       </w:r>
       <w:r>
         <w:rPr>
           <w:b/>
-          <w:sz w:val="22"/>
         </w:rPr>
         <w:t>Test Cases:</w:t>
       </w:r>
     </w:p>
     <w:p>
       <w:pPr>
-        <w:spacing w:after="0" w:line="470" w:lineRule="auto"/>
+        <w:spacing w:line="470" w:lineRule="auto"/>
         <w:jc w:val="both"/>
         <w:rPr>
           <w:b/>
-          <w:sz w:val="22"/>
         </w:rPr>
         <w:sectPr>
           <w:type w:val="continuous"/>
           <w:pgSz w:w="11910" w:h="16840"/>
-          <w:pgMar w:top="1360" w:bottom="280" w:left="1275" w:right="1417"/>
+          <w:pgMar w:top="1360" w:right="1417" w:bottom="280" w:left="1275" w:header="720" w:footer="720" w:gutter="0"/>
+          <w:cols w:space="720"/>
         </w:sectPr>
       </w:pPr>
     </w:p>
@@ -2719,7 +2317,6 @@
     <w:tbl>
       <w:tblPr>
         <w:tblW w:w="0" w:type="auto"/>
-        <w:jc w:val="left"/>
         <w:tblInd w:w="150" w:type="dxa"/>
         <w:tblBorders>
           <w:top w:val="single" w:sz="4" w:space="0" w:color="000000"/>
@@ -2731,12 +2328,10 @@
         </w:tblBorders>
         <w:tblLayout w:type="fixed"/>
         <w:tblCellMar>
-          <w:top w:w="0" w:type="dxa"/>
           <w:left w:w="0" w:type="dxa"/>
-          <w:bottom w:w="0" w:type="dxa"/>
           <w:right w:w="0" w:type="dxa"/>
         </w:tblCellMar>
-        <w:tblLook w:val="01E0"/>
+        <w:tblLook w:val="01E0" w:firstRow="1" w:lastRow="1" w:firstColumn="1" w:lastColumn="1" w:noHBand="0" w:noVBand="0"/>
       </w:tblPr>
       <w:tblGrid>
         <w:gridCol w:w="1286"/>
@@ -2748,7 +2343,7 @@
       </w:tblGrid>
       <w:tr>
         <w:trPr>
-          <w:trHeight w:val="3121" w:hRule="atLeast"/>
+          <w:trHeight w:val="3121"/>
         </w:trPr>
         <w:tc>
           <w:tcPr>
@@ -2761,14 +2356,12 @@
               <w:ind w:left="110"/>
               <w:rPr>
                 <w:rFonts w:ascii="Arial MT"/>
-                <w:sz w:val="22"/>
               </w:rPr>
             </w:pPr>
             <w:r>
               <w:rPr>
                 <w:rFonts w:ascii="Arial MT"/>
                 <w:color w:val="1F1F1F"/>
-                <w:sz w:val="22"/>
               </w:rPr>
               <w:t>TC-</w:t>
             </w:r>
@@ -2777,7 +2370,6 @@
                 <w:rFonts w:ascii="Arial MT"/>
                 <w:color w:val="1F1F1F"/>
                 <w:spacing w:val="-5"/>
-                <w:sz w:val="22"/>
               </w:rPr>
               <w:t>002</w:t>
             </w:r>
@@ -2790,12 +2382,11 @@
           <w:p>
             <w:pPr>
               <w:pStyle w:val="TableParagraph"/>
-              <w:spacing w:line="242" w:lineRule="auto" w:before="238"/>
+              <w:spacing w:before="238" w:line="242" w:lineRule="auto"/>
               <w:ind w:left="109" w:right="256"/>
               <w:jc w:val="both"/>
               <w:rPr>
                 <w:rFonts w:ascii="Arial MT"/>
-                <w:sz w:val="22"/>
               </w:rPr>
             </w:pPr>
             <w:r>
@@ -2803,7 +2394,6 @@
                 <w:rFonts w:ascii="Arial MT"/>
                 <w:color w:val="1F1F1F"/>
                 <w:spacing w:val="-2"/>
-                <w:sz w:val="22"/>
               </w:rPr>
               <w:t>Manager Approval Workflow</w:t>
             </w:r>
@@ -2821,35 +2411,27 @@
                 <w:numId w:val="3"/>
               </w:numPr>
               <w:tabs>
-                <w:tab w:pos="358" w:val="left" w:leader="none"/>
+                <w:tab w:val="left" w:pos="358"/>
               </w:tabs>
-              <w:spacing w:line="240" w:lineRule="auto" w:before="235" w:after="0"/>
+              <w:spacing w:before="235"/>
               <w:ind w:left="358" w:right="624" w:hanging="358"/>
               <w:jc w:val="right"/>
-              <w:rPr>
-                <w:sz w:val="22"/>
-              </w:rPr>
             </w:pPr>
             <w:r>
               <w:rPr>
                 <w:rFonts w:ascii="Arial MT"/>
                 <w:color w:val="1F1F1F"/>
-                <w:sz w:val="22"/>
               </w:rPr>
               <w:t>.</w:t>
             </w:r>
             <w:r>
-              <w:rPr>
-                <w:sz w:val="22"/>
-              </w:rPr>
               <w:t>Login</w:t>
             </w:r>
             <w:r>
               <w:rPr>
                 <w:spacing w:val="-5"/>
-                <w:sz w:val="22"/>
-              </w:rPr>
-              <w:t> as</w:t>
+              </w:rPr>
+              <w:t xml:space="preserve"> as</w:t>
             </w:r>
           </w:p>
           <w:p>
@@ -2858,14 +2440,10 @@
               <w:spacing w:before="2"/>
               <w:ind w:right="544"/>
               <w:jc w:val="right"/>
-              <w:rPr>
-                <w:sz w:val="22"/>
-              </w:rPr>
             </w:pPr>
             <w:r>
               <w:rPr>
                 <w:spacing w:val="-2"/>
-                <w:sz w:val="22"/>
               </w:rPr>
               <w:t>Manager.</w:t>
             </w:r>
@@ -2878,39 +2456,27 @@
                 <w:numId w:val="3"/>
               </w:numPr>
               <w:tabs>
-                <w:tab w:pos="829" w:val="left" w:leader="none"/>
-                <w:tab w:pos="879" w:val="left" w:leader="none"/>
+                <w:tab w:val="left" w:pos="829"/>
+                <w:tab w:val="left" w:pos="879"/>
               </w:tabs>
-              <w:spacing w:line="237" w:lineRule="auto" w:before="3" w:after="0"/>
-              <w:ind w:left="829" w:right="414" w:hanging="360"/>
-              <w:jc w:val="left"/>
-              <w:rPr>
-                <w:sz w:val="22"/>
-              </w:rPr>
+              <w:spacing w:before="3" w:line="237" w:lineRule="auto"/>
+              <w:ind w:right="414"/>
             </w:pPr>
             <w:r>
-              <w:rPr>
-                <w:sz w:val="22"/>
-              </w:rPr>
               <w:t>Go</w:t>
             </w:r>
             <w:r>
               <w:rPr>
                 <w:spacing w:val="40"/>
-                <w:sz w:val="22"/>
-              </w:rPr>
-              <w:t> </w:t>
-            </w:r>
-            <w:r>
-              <w:rPr>
-                <w:sz w:val="22"/>
-              </w:rPr>
-              <w:t>to 'My </w:t>
+              </w:rPr>
+              <w:t xml:space="preserve"> </w:t>
+            </w:r>
+            <w:r>
+              <w:t xml:space="preserve">to 'My </w:t>
             </w:r>
             <w:r>
               <w:rPr>
                 <w:spacing w:val="-2"/>
-                <w:sz w:val="22"/>
               </w:rPr>
               <w:t>Approvals'.</w:t>
             </w:r>
@@ -2923,53 +2489,33 @@
                 <w:numId w:val="3"/>
               </w:numPr>
               <w:tabs>
-                <w:tab w:pos="829" w:val="left" w:leader="none"/>
-                <w:tab w:pos="879" w:val="left" w:leader="none"/>
+                <w:tab w:val="left" w:pos="829"/>
+                <w:tab w:val="left" w:pos="879"/>
               </w:tabs>
-              <w:spacing w:line="240" w:lineRule="auto" w:before="2" w:after="0"/>
-              <w:ind w:left="829" w:right="269" w:hanging="360"/>
-              <w:jc w:val="left"/>
-              <w:rPr>
-                <w:sz w:val="22"/>
-              </w:rPr>
+              <w:spacing w:before="2"/>
+              <w:ind w:right="269"/>
             </w:pPr>
             <w:r>
               <w:rPr>
                 <w:spacing w:val="-2"/>
-                <w:sz w:val="22"/>
-              </w:rPr>
-              <w:t>Click</w:t>
+              </w:rPr>
+              <w:t xml:space="preserve">Click </w:t>
+            </w:r>
+            <w:r>
+              <w:t>'Approve'</w:t>
+            </w:r>
+            <w:r>
+              <w:rPr>
+                <w:spacing w:val="-13"/>
+              </w:rPr>
+              <w:t xml:space="preserve"> </w:t>
+            </w:r>
+            <w:r>
+              <w:t xml:space="preserve">on </w:t>
             </w:r>
             <w:r>
               <w:rPr>
                 <w:spacing w:val="-2"/>
-                <w:sz w:val="22"/>
-              </w:rPr>
-              <w:t> </w:t>
-            </w:r>
-            <w:r>
-              <w:rPr>
-                <w:sz w:val="22"/>
-              </w:rPr>
-              <w:t>'Approve'</w:t>
-            </w:r>
-            <w:r>
-              <w:rPr>
-                <w:spacing w:val="-13"/>
-                <w:sz w:val="22"/>
-              </w:rPr>
-              <w:t> </w:t>
-            </w:r>
-            <w:r>
-              <w:rPr>
-                <w:sz w:val="22"/>
-              </w:rPr>
-              <w:t>on </w:t>
-            </w:r>
-            <w:r>
-              <w:rPr>
-                <w:spacing w:val="-2"/>
-                <w:sz w:val="22"/>
               </w:rPr>
               <w:t>TC-001</w:t>
             </w:r>
@@ -2979,14 +2525,10 @@
               <w:pStyle w:val="TableParagraph"/>
               <w:spacing w:before="4"/>
               <w:ind w:left="829"/>
-              <w:rPr>
-                <w:sz w:val="22"/>
-              </w:rPr>
             </w:pPr>
             <w:r>
               <w:rPr>
                 <w:spacing w:val="-2"/>
-                <w:sz w:val="22"/>
               </w:rPr>
               <w:t>request.</w:t>
             </w:r>
@@ -3003,7 +2545,6 @@
               <w:ind w:left="109" w:right="139"/>
               <w:rPr>
                 <w:rFonts w:ascii="Arial MT"/>
-                <w:sz w:val="22"/>
               </w:rPr>
             </w:pPr>
             <w:r>
@@ -3011,7 +2552,6 @@
                 <w:rFonts w:ascii="Arial MT"/>
                 <w:color w:val="1F1F1F"/>
                 <w:spacing w:val="-2"/>
-                <w:sz w:val="22"/>
               </w:rPr>
               <w:t>Request state changes</w:t>
             </w:r>
@@ -3020,15 +2560,13 @@
                 <w:rFonts w:ascii="Arial MT"/>
                 <w:color w:val="1F1F1F"/>
                 <w:spacing w:val="40"/>
-                <w:sz w:val="22"/>
-              </w:rPr>
-              <w:t> </w:t>
-            </w:r>
-            <w:r>
-              <w:rPr>
-                <w:rFonts w:ascii="Arial MT"/>
-                <w:color w:val="1F1F1F"/>
-                <w:sz w:val="22"/>
+              </w:rPr>
+              <w:t xml:space="preserve"> </w:t>
+            </w:r>
+            <w:r>
+              <w:rPr>
+                <w:rFonts w:ascii="Arial MT"/>
+                <w:color w:val="1F1F1F"/>
               </w:rPr>
               <w:t>to</w:t>
             </w:r>
@@ -3037,15 +2575,13 @@
                 <w:rFonts w:ascii="Arial MT"/>
                 <w:color w:val="1F1F1F"/>
                 <w:spacing w:val="-16"/>
-                <w:sz w:val="22"/>
-              </w:rPr>
-              <w:t> </w:t>
-            </w:r>
-            <w:r>
-              <w:rPr>
-                <w:rFonts w:ascii="Arial MT"/>
-                <w:color w:val="1F1F1F"/>
-                <w:sz w:val="22"/>
+              </w:rPr>
+              <w:t xml:space="preserve"> </w:t>
+            </w:r>
+            <w:r>
+              <w:rPr>
+                <w:rFonts w:ascii="Arial MT"/>
+                <w:color w:val="1F1F1F"/>
               </w:rPr>
               <w:t>'Work</w:t>
             </w:r>
@@ -3054,41 +2590,36 @@
                 <w:rFonts w:ascii="Arial MT"/>
                 <w:color w:val="1F1F1F"/>
                 <w:spacing w:val="-15"/>
-                <w:sz w:val="22"/>
-              </w:rPr>
-              <w:t> </w:t>
-            </w:r>
-            <w:r>
-              <w:rPr>
-                <w:rFonts w:ascii="Arial MT"/>
-                <w:color w:val="1F1F1F"/>
-                <w:sz w:val="22"/>
-              </w:rPr>
-              <w:t>in </w:t>
+              </w:rPr>
+              <w:t xml:space="preserve"> </w:t>
+            </w:r>
+            <w:r>
+              <w:rPr>
+                <w:rFonts w:ascii="Arial MT"/>
+                <w:color w:val="1F1F1F"/>
+              </w:rPr>
+              <w:t xml:space="preserve">in </w:t>
             </w:r>
             <w:r>
               <w:rPr>
                 <w:rFonts w:ascii="Arial MT"/>
                 <w:color w:val="1F1F1F"/>
                 <w:spacing w:val="-2"/>
-                <w:sz w:val="22"/>
-              </w:rPr>
-              <w:t>Progress'; </w:t>
-            </w:r>
-            <w:r>
-              <w:rPr>
-                <w:rFonts w:ascii="Arial MT"/>
-                <w:color w:val="1F1F1F"/>
-                <w:sz w:val="22"/>
-              </w:rPr>
-              <w:t>IT task </w:t>
+              </w:rPr>
+              <w:t xml:space="preserve">Progress'; </w:t>
+            </w:r>
+            <w:r>
+              <w:rPr>
+                <w:rFonts w:ascii="Arial MT"/>
+                <w:color w:val="1F1F1F"/>
+              </w:rPr>
+              <w:t xml:space="preserve">IT task </w:t>
             </w:r>
             <w:r>
               <w:rPr>
                 <w:rFonts w:ascii="Arial MT"/>
                 <w:color w:val="1F1F1F"/>
                 <w:spacing w:val="-2"/>
-                <w:sz w:val="22"/>
               </w:rPr>
               <w:t>created.</w:t>
             </w:r>
@@ -3105,7 +2636,6 @@
               <w:ind w:left="105" w:right="127"/>
               <w:rPr>
                 <w:rFonts w:ascii="Arial MT"/>
-                <w:sz w:val="22"/>
               </w:rPr>
             </w:pPr>
             <w:r>
@@ -3113,7 +2643,6 @@
                 <w:rFonts w:ascii="Arial MT"/>
                 <w:color w:val="1F1F1F"/>
                 <w:spacing w:val="-2"/>
-                <w:sz w:val="22"/>
               </w:rPr>
               <w:t>Request state changed</w:t>
             </w:r>
@@ -3121,24 +2650,21 @@
               <w:rPr>
                 <w:rFonts w:ascii="Arial MT"/>
                 <w:color w:val="1F1F1F"/>
-                <w:sz w:val="22"/>
-              </w:rPr>
-              <w:t> to</w:t>
+              </w:rPr>
+              <w:t xml:space="preserve"> to</w:t>
             </w:r>
             <w:r>
               <w:rPr>
                 <w:rFonts w:ascii="Arial MT"/>
                 <w:color w:val="1F1F1F"/>
                 <w:spacing w:val="-16"/>
-                <w:sz w:val="22"/>
-              </w:rPr>
-              <w:t> </w:t>
-            </w:r>
-            <w:r>
-              <w:rPr>
-                <w:rFonts w:ascii="Arial MT"/>
-                <w:color w:val="1F1F1F"/>
-                <w:sz w:val="22"/>
+              </w:rPr>
+              <w:t xml:space="preserve"> </w:t>
+            </w:r>
+            <w:r>
+              <w:rPr>
+                <w:rFonts w:ascii="Arial MT"/>
+                <w:color w:val="1F1F1F"/>
               </w:rPr>
               <w:t>'Work</w:t>
             </w:r>
@@ -3147,50 +2673,44 @@
                 <w:rFonts w:ascii="Arial MT"/>
                 <w:color w:val="1F1F1F"/>
                 <w:spacing w:val="-15"/>
-                <w:sz w:val="22"/>
-              </w:rPr>
-              <w:t> </w:t>
-            </w:r>
-            <w:r>
-              <w:rPr>
-                <w:rFonts w:ascii="Arial MT"/>
-                <w:color w:val="1F1F1F"/>
-                <w:sz w:val="22"/>
-              </w:rPr>
-              <w:t>in </w:t>
+              </w:rPr>
+              <w:t xml:space="preserve"> </w:t>
+            </w:r>
+            <w:r>
+              <w:rPr>
+                <w:rFonts w:ascii="Arial MT"/>
+                <w:color w:val="1F1F1F"/>
+              </w:rPr>
+              <w:t xml:space="preserve">in </w:t>
             </w:r>
             <w:r>
               <w:rPr>
                 <w:rFonts w:ascii="Arial MT"/>
                 <w:color w:val="1F1F1F"/>
                 <w:spacing w:val="-2"/>
-                <w:sz w:val="22"/>
-              </w:rPr>
-              <w:t>Progress'; </w:t>
-            </w:r>
-            <w:r>
-              <w:rPr>
-                <w:rFonts w:ascii="Arial MT"/>
-                <w:color w:val="1F1F1F"/>
-                <w:sz w:val="22"/>
-              </w:rPr>
-              <w:t>IT task </w:t>
+              </w:rPr>
+              <w:t xml:space="preserve">Progress'; </w:t>
+            </w:r>
+            <w:r>
+              <w:rPr>
+                <w:rFonts w:ascii="Arial MT"/>
+                <w:color w:val="1F1F1F"/>
+              </w:rPr>
+              <w:t xml:space="preserve">IT task </w:t>
             </w:r>
             <w:r>
               <w:rPr>
                 <w:rFonts w:ascii="Arial MT"/>
                 <w:color w:val="1F1F1F"/>
                 <w:spacing w:val="-2"/>
-                <w:sz w:val="22"/>
-              </w:rPr>
-              <w:t>created successful </w:t>
+              </w:rPr>
+              <w:t xml:space="preserve">created successful </w:t>
             </w:r>
             <w:r>
               <w:rPr>
                 <w:rFonts w:ascii="Arial MT"/>
                 <w:color w:val="1F1F1F"/>
                 <w:spacing w:val="-4"/>
-                <w:sz w:val="22"/>
               </w:rPr>
               <w:t>ly.</w:t>
             </w:r>
@@ -3207,7 +2727,6 @@
               <w:ind w:left="104"/>
               <w:rPr>
                 <w:rFonts w:ascii="Arial MT"/>
-                <w:sz w:val="22"/>
               </w:rPr>
             </w:pPr>
             <w:r>
@@ -3215,7 +2734,6 @@
                 <w:rFonts w:ascii="Arial MT"/>
                 <w:color w:val="1F1F1F"/>
                 <w:spacing w:val="-4"/>
-                <w:sz w:val="22"/>
               </w:rPr>
               <w:t>Pass</w:t>
             </w:r>
@@ -3224,7 +2742,7 @@
       </w:tr>
       <w:tr>
         <w:trPr>
-          <w:trHeight w:val="2400" w:hRule="atLeast"/>
+          <w:trHeight w:val="2400"/>
         </w:trPr>
         <w:tc>
           <w:tcPr>
@@ -3237,14 +2755,12 @@
               <w:ind w:left="110"/>
               <w:rPr>
                 <w:rFonts w:ascii="Arial MT"/>
-                <w:sz w:val="22"/>
               </w:rPr>
             </w:pPr>
             <w:r>
               <w:rPr>
                 <w:rFonts w:ascii="Arial MT"/>
                 <w:color w:val="1F1F1F"/>
-                <w:sz w:val="22"/>
               </w:rPr>
               <w:t>TC-</w:t>
             </w:r>
@@ -3253,7 +2769,6 @@
                 <w:rFonts w:ascii="Arial MT"/>
                 <w:color w:val="1F1F1F"/>
                 <w:spacing w:val="-5"/>
-                <w:sz w:val="22"/>
               </w:rPr>
               <w:t>003</w:t>
             </w:r>
@@ -3269,7 +2784,6 @@
               <w:ind w:left="109" w:right="76"/>
               <w:rPr>
                 <w:rFonts w:ascii="Arial MT"/>
-                <w:sz w:val="22"/>
               </w:rPr>
             </w:pPr>
             <w:r>
@@ -3277,25 +2791,22 @@
                 <w:rFonts w:ascii="Arial MT"/>
                 <w:color w:val="1F1F1F"/>
                 <w:spacing w:val="-2"/>
-                <w:sz w:val="22"/>
-              </w:rPr>
-              <w:t>Empty </w:t>
+              </w:rPr>
+              <w:t xml:space="preserve">Empty </w:t>
             </w:r>
             <w:r>
               <w:rPr>
                 <w:rFonts w:ascii="Arial MT"/>
                 <w:color w:val="1F1F1F"/>
                 <w:spacing w:val="-4"/>
-                <w:sz w:val="22"/>
-              </w:rPr>
-              <w:t>Form </w:t>
+              </w:rPr>
+              <w:t xml:space="preserve">Form </w:t>
             </w:r>
             <w:r>
               <w:rPr>
                 <w:rFonts w:ascii="Arial MT"/>
                 <w:color w:val="1F1F1F"/>
                 <w:spacing w:val="-2"/>
-                <w:sz w:val="22"/>
               </w:rPr>
               <w:t>Validation (Negative Test)</w:t>
             </w:r>
@@ -3310,50 +2821,37 @@
               <w:pStyle w:val="TableParagraph"/>
               <w:numPr>
                 <w:ilvl w:val="0"/>
-                <w:numId w:val="4"/>
+                <w:numId w:val="2"/>
               </w:numPr>
               <w:tabs>
-                <w:tab w:pos="827" w:val="left" w:leader="none"/>
-                <w:tab w:pos="829" w:val="left" w:leader="none"/>
+                <w:tab w:val="left" w:pos="827"/>
+                <w:tab w:val="left" w:pos="829"/>
               </w:tabs>
-              <w:spacing w:line="240" w:lineRule="auto" w:before="0" w:after="0"/>
-              <w:ind w:left="829" w:right="219" w:hanging="360"/>
+              <w:ind w:right="219"/>
               <w:jc w:val="left"/>
-              <w:rPr>
-                <w:sz w:val="22"/>
-              </w:rPr>
             </w:pPr>
             <w:r>
               <w:rPr>
                 <w:spacing w:val="-4"/>
-                <w:sz w:val="22"/>
-              </w:rPr>
-              <w:t>Open </w:t>
+              </w:rPr>
+              <w:t xml:space="preserve">Open </w:t>
             </w:r>
             <w:r>
               <w:rPr>
                 <w:spacing w:val="-2"/>
-                <w:sz w:val="22"/>
-              </w:rPr>
-              <w:t>'Standard </w:t>
-            </w:r>
-            <w:r>
-              <w:rPr>
-                <w:sz w:val="22"/>
-              </w:rPr>
+              </w:rPr>
+              <w:t xml:space="preserve">'Standard </w:t>
+            </w:r>
+            <w:r>
               <w:t>Laptop'</w:t>
             </w:r>
             <w:r>
               <w:rPr>
                 <w:spacing w:val="-13"/>
-                <w:sz w:val="22"/>
-              </w:rPr>
-              <w:t> </w:t>
-            </w:r>
-            <w:r>
-              <w:rPr>
-                <w:sz w:val="22"/>
-              </w:rPr>
+              </w:rPr>
+              <w:t xml:space="preserve"> </w:t>
+            </w:r>
+            <w:r>
               <w:t>item.</w:t>
             </w:r>
           </w:p>
@@ -3362,43 +2860,35 @@
               <w:pStyle w:val="TableParagraph"/>
               <w:numPr>
                 <w:ilvl w:val="0"/>
-                <w:numId w:val="4"/>
+                <w:numId w:val="2"/>
               </w:numPr>
               <w:tabs>
-                <w:tab w:pos="1042" w:val="left" w:leader="none"/>
+                <w:tab w:val="left" w:pos="1042"/>
               </w:tabs>
-              <w:spacing w:line="240" w:lineRule="auto" w:before="0" w:after="0"/>
-              <w:ind w:left="829" w:right="125" w:firstLine="0"/>
+              <w:ind w:right="125" w:firstLine="0"/>
               <w:jc w:val="left"/>
-              <w:rPr>
-                <w:sz w:val="22"/>
-              </w:rPr>
             </w:pPr>
             <w:r>
               <w:rPr>
                 <w:spacing w:val="-4"/>
-                <w:sz w:val="22"/>
-              </w:rPr>
-              <w:t>Leave </w:t>
+              </w:rPr>
+              <w:t xml:space="preserve">Leave </w:t>
             </w:r>
             <w:r>
               <w:rPr>
                 <w:spacing w:val="-2"/>
-                <w:sz w:val="22"/>
               </w:rPr>
               <w:t>shipping address</w:t>
             </w:r>
             <w:r>
               <w:rPr>
                 <w:spacing w:val="-11"/>
-                <w:sz w:val="22"/>
-              </w:rPr>
-              <w:t> </w:t>
+              </w:rPr>
+              <w:t xml:space="preserve"> </w:t>
             </w:r>
             <w:r>
               <w:rPr>
                 <w:spacing w:val="-2"/>
-                <w:sz w:val="22"/>
               </w:rPr>
               <w:t>blank.</w:t>
             </w:r>
@@ -3408,22 +2898,17 @@
               <w:pStyle w:val="TableParagraph"/>
               <w:numPr>
                 <w:ilvl w:val="0"/>
-                <w:numId w:val="4"/>
+                <w:numId w:val="2"/>
               </w:numPr>
               <w:tabs>
-                <w:tab w:pos="1042" w:val="left" w:leader="none"/>
+                <w:tab w:val="left" w:pos="1042"/>
               </w:tabs>
-              <w:spacing w:line="240" w:lineRule="auto" w:before="0" w:after="0"/>
-              <w:ind w:left="829" w:right="719" w:firstLine="0"/>
+              <w:ind w:right="719" w:firstLine="0"/>
               <w:jc w:val="left"/>
-              <w:rPr>
-                <w:sz w:val="22"/>
-              </w:rPr>
             </w:pPr>
             <w:r>
               <w:rPr>
                 <w:spacing w:val="-2"/>
-                <w:sz w:val="22"/>
               </w:rPr>
               <w:t>Click Submit.</w:t>
             </w:r>
@@ -3439,7 +2924,6 @@
               <w:ind w:left="109" w:right="130"/>
               <w:rPr>
                 <w:rFonts w:ascii="Arial MT"/>
-                <w:sz w:val="22"/>
               </w:rPr>
             </w:pPr>
             <w:r>
@@ -3447,15 +2931,13 @@
                 <w:rFonts w:ascii="Arial MT"/>
                 <w:color w:val="1F1F1F"/>
                 <w:spacing w:val="-2"/>
-                <w:sz w:val="22"/>
-              </w:rPr>
-              <w:t>System throws </w:t>
-            </w:r>
-            <w:r>
-              <w:rPr>
-                <w:rFonts w:ascii="Arial MT"/>
-                <w:color w:val="1F1F1F"/>
-                <w:sz w:val="22"/>
+              </w:rPr>
+              <w:t xml:space="preserve">System throws </w:t>
+            </w:r>
+            <w:r>
+              <w:rPr>
+                <w:rFonts w:ascii="Arial MT"/>
+                <w:color w:val="1F1F1F"/>
               </w:rPr>
               <w:t>error;</w:t>
             </w:r>
@@ -3464,24 +2946,21 @@
                 <w:rFonts w:ascii="Arial MT"/>
                 <w:color w:val="1F1F1F"/>
                 <w:spacing w:val="-16"/>
-                <w:sz w:val="22"/>
-              </w:rPr>
-              <w:t> </w:t>
-            </w:r>
-            <w:r>
-              <w:rPr>
-                <w:rFonts w:ascii="Arial MT"/>
-                <w:color w:val="1F1F1F"/>
-                <w:sz w:val="22"/>
-              </w:rPr>
-              <w:t>form does not </w:t>
+              </w:rPr>
+              <w:t xml:space="preserve"> </w:t>
+            </w:r>
+            <w:r>
+              <w:rPr>
+                <w:rFonts w:ascii="Arial MT"/>
+                <w:color w:val="1F1F1F"/>
+              </w:rPr>
+              <w:t xml:space="preserve">form does not </w:t>
             </w:r>
             <w:r>
               <w:rPr>
                 <w:rFonts w:ascii="Arial MT"/>
                 <w:color w:val="1F1F1F"/>
                 <w:spacing w:val="-2"/>
-                <w:sz w:val="22"/>
               </w:rPr>
               <w:t>submit.</w:t>
             </w:r>
@@ -3497,7 +2976,6 @@
               <w:ind w:left="105" w:right="130"/>
               <w:rPr>
                 <w:rFonts w:ascii="Arial MT"/>
-                <w:sz w:val="22"/>
               </w:rPr>
             </w:pPr>
             <w:r>
@@ -3505,15 +2983,13 @@
                 <w:rFonts w:ascii="Arial MT"/>
                 <w:color w:val="1F1F1F"/>
                 <w:spacing w:val="-2"/>
-                <w:sz w:val="22"/>
-              </w:rPr>
-              <w:t>System throws </w:t>
-            </w:r>
-            <w:r>
-              <w:rPr>
-                <w:rFonts w:ascii="Arial MT"/>
-                <w:color w:val="1F1F1F"/>
-                <w:sz w:val="22"/>
+              </w:rPr>
+              <w:t xml:space="preserve">System throws </w:t>
+            </w:r>
+            <w:r>
+              <w:rPr>
+                <w:rFonts w:ascii="Arial MT"/>
+                <w:color w:val="1F1F1F"/>
               </w:rPr>
               <w:t>error;</w:t>
             </w:r>
@@ -3522,24 +2998,21 @@
                 <w:rFonts w:ascii="Arial MT"/>
                 <w:color w:val="1F1F1F"/>
                 <w:spacing w:val="-16"/>
-                <w:sz w:val="22"/>
-              </w:rPr>
-              <w:t> </w:t>
-            </w:r>
-            <w:r>
-              <w:rPr>
-                <w:rFonts w:ascii="Arial MT"/>
-                <w:color w:val="1F1F1F"/>
-                <w:sz w:val="22"/>
-              </w:rPr>
-              <w:t>form does not </w:t>
+              </w:rPr>
+              <w:t xml:space="preserve"> </w:t>
+            </w:r>
+            <w:r>
+              <w:rPr>
+                <w:rFonts w:ascii="Arial MT"/>
+                <w:color w:val="1F1F1F"/>
+              </w:rPr>
+              <w:t xml:space="preserve">form does not </w:t>
             </w:r>
             <w:r>
               <w:rPr>
                 <w:rFonts w:ascii="Arial MT"/>
                 <w:color w:val="1F1F1F"/>
                 <w:spacing w:val="-2"/>
-                <w:sz w:val="22"/>
               </w:rPr>
               <w:t>submit.</w:t>
             </w:r>
@@ -3556,7 +3029,6 @@
               <w:ind w:left="104"/>
               <w:rPr>
                 <w:rFonts w:ascii="Arial MT"/>
-                <w:sz w:val="22"/>
               </w:rPr>
             </w:pPr>
             <w:r>
@@ -3564,7 +3036,6 @@
                 <w:rFonts w:ascii="Arial MT"/>
                 <w:color w:val="1F1F1F"/>
                 <w:spacing w:val="-4"/>
-                <w:sz w:val="22"/>
               </w:rPr>
               <w:t>Pass</w:t>
             </w:r>
@@ -3586,8 +3057,7 @@
         <w:pStyle w:val="Heading2"/>
       </w:pPr>
       <w:r>
-        <w:rPr/>
-        <w:t>Bug </w:t>
+        <w:t xml:space="preserve">Bug </w:t>
       </w:r>
       <w:r>
         <w:rPr>
@@ -3609,7 +3079,6 @@
     <w:tbl>
       <w:tblPr>
         <w:tblW w:w="0" w:type="auto"/>
-        <w:jc w:val="left"/>
         <w:tblInd w:w="150" w:type="dxa"/>
         <w:tblBorders>
           <w:top w:val="single" w:sz="4" w:space="0" w:color="000000"/>
@@ -3621,12 +3090,10 @@
         </w:tblBorders>
         <w:tblLayout w:type="fixed"/>
         <w:tblCellMar>
-          <w:top w:w="0" w:type="dxa"/>
           <w:left w:w="0" w:type="dxa"/>
-          <w:bottom w:w="0" w:type="dxa"/>
           <w:right w:w="0" w:type="dxa"/>
         </w:tblCellMar>
-        <w:tblLook w:val="01E0"/>
+        <w:tblLook w:val="01E0" w:firstRow="1" w:lastRow="1" w:firstColumn="1" w:lastColumn="1" w:noHBand="0" w:noVBand="0"/>
       </w:tblPr>
       <w:tblGrid>
         <w:gridCol w:w="1130"/>
@@ -3638,7 +3105,7 @@
       </w:tblGrid>
       <w:tr>
         <w:trPr>
-          <w:trHeight w:val="1060" w:hRule="atLeast"/>
+          <w:trHeight w:val="1060"/>
         </w:trPr>
         <w:tc>
           <w:tcPr>
@@ -3650,7 +3117,6 @@
               <w:spacing w:before="10"/>
               <w:rPr>
                 <w:b/>
-                <w:sz w:val="22"/>
               </w:rPr>
             </w:pPr>
           </w:p>
@@ -3661,7 +3127,6 @@
               <w:rPr>
                 <w:rFonts w:ascii="Arial"/>
                 <w:b/>
-                <w:sz w:val="22"/>
               </w:rPr>
             </w:pPr>
             <w:r>
@@ -3669,7 +3134,6 @@
                 <w:rFonts w:ascii="Arial"/>
                 <w:b/>
                 <w:color w:val="1F1F1F"/>
-                <w:sz w:val="22"/>
               </w:rPr>
               <w:t>Bug</w:t>
             </w:r>
@@ -3679,9 +3143,8 @@
                 <w:b/>
                 <w:color w:val="1F1F1F"/>
                 <w:spacing w:val="-1"/>
-                <w:sz w:val="22"/>
-              </w:rPr>
-              <w:t> </w:t>
+              </w:rPr>
+              <w:t xml:space="preserve"> </w:t>
             </w:r>
             <w:r>
               <w:rPr>
@@ -3689,7 +3152,6 @@
                 <w:b/>
                 <w:color w:val="1F1F1F"/>
                 <w:spacing w:val="-5"/>
-                <w:sz w:val="22"/>
               </w:rPr>
               <w:t>ID</w:t>
             </w:r>
@@ -3705,7 +3167,6 @@
               <w:spacing w:before="10"/>
               <w:rPr>
                 <w:b/>
-                <w:sz w:val="22"/>
               </w:rPr>
             </w:pPr>
           </w:p>
@@ -3717,7 +3178,6 @@
               <w:rPr>
                 <w:rFonts w:ascii="Arial"/>
                 <w:b/>
-                <w:sz w:val="22"/>
               </w:rPr>
             </w:pPr>
             <w:r>
@@ -3726,9 +3186,8 @@
                 <w:b/>
                 <w:color w:val="1F1F1F"/>
                 <w:spacing w:val="-4"/>
-                <w:sz w:val="22"/>
-              </w:rPr>
-              <w:t>Bug </w:t>
+              </w:rPr>
+              <w:t xml:space="preserve">Bug </w:t>
             </w:r>
             <w:r>
               <w:rPr>
@@ -3736,7 +3195,6 @@
                 <w:b/>
                 <w:color w:val="1F1F1F"/>
                 <w:spacing w:val="-2"/>
-                <w:sz w:val="22"/>
               </w:rPr>
               <w:t>Description</w:t>
             </w:r>
@@ -3752,7 +3210,6 @@
               <w:spacing w:before="10"/>
               <w:rPr>
                 <w:b/>
-                <w:sz w:val="22"/>
               </w:rPr>
             </w:pPr>
           </w:p>
@@ -3763,7 +3220,6 @@
               <w:rPr>
                 <w:rFonts w:ascii="Arial"/>
                 <w:b/>
-                <w:sz w:val="22"/>
               </w:rPr>
             </w:pPr>
             <w:r>
@@ -3771,7 +3227,6 @@
                 <w:rFonts w:ascii="Arial"/>
                 <w:b/>
                 <w:color w:val="1F1F1F"/>
-                <w:sz w:val="22"/>
               </w:rPr>
               <w:t>Steps</w:t>
             </w:r>
@@ -3781,16 +3236,14 @@
                 <w:b/>
                 <w:color w:val="1F1F1F"/>
                 <w:spacing w:val="2"/>
-                <w:sz w:val="22"/>
-              </w:rPr>
-              <w:t> </w:t>
+              </w:rPr>
+              <w:t xml:space="preserve"> </w:t>
             </w:r>
             <w:r>
               <w:rPr>
                 <w:rFonts w:ascii="Arial"/>
                 <w:b/>
                 <w:color w:val="1F1F1F"/>
-                <w:sz w:val="22"/>
               </w:rPr>
               <w:t>to</w:t>
             </w:r>
@@ -3800,9 +3253,8 @@
                 <w:b/>
                 <w:color w:val="1F1F1F"/>
                 <w:spacing w:val="1"/>
-                <w:sz w:val="22"/>
-              </w:rPr>
-              <w:t> </w:t>
+              </w:rPr>
+              <w:t xml:space="preserve"> </w:t>
             </w:r>
             <w:r>
               <w:rPr>
@@ -3810,7 +3262,6 @@
                 <w:b/>
                 <w:color w:val="1F1F1F"/>
                 <w:spacing w:val="-2"/>
-                <w:sz w:val="22"/>
               </w:rPr>
               <w:t>reproduce</w:t>
             </w:r>
@@ -3826,7 +3277,6 @@
               <w:spacing w:before="10"/>
               <w:rPr>
                 <w:b/>
-                <w:sz w:val="22"/>
               </w:rPr>
             </w:pPr>
           </w:p>
@@ -3837,7 +3287,6 @@
               <w:rPr>
                 <w:rFonts w:ascii="Arial"/>
                 <w:b/>
-                <w:sz w:val="22"/>
               </w:rPr>
             </w:pPr>
             <w:r>
@@ -3846,7 +3295,6 @@
                 <w:b/>
                 <w:color w:val="1F1F1F"/>
                 <w:spacing w:val="-2"/>
-                <w:sz w:val="22"/>
               </w:rPr>
               <w:t>Severity</w:t>
             </w:r>
@@ -3862,7 +3310,6 @@
               <w:spacing w:before="10"/>
               <w:rPr>
                 <w:b/>
-                <w:sz w:val="22"/>
               </w:rPr>
             </w:pPr>
           </w:p>
@@ -3873,7 +3320,6 @@
               <w:rPr>
                 <w:rFonts w:ascii="Arial"/>
                 <w:b/>
-                <w:sz w:val="22"/>
               </w:rPr>
             </w:pPr>
             <w:r>
@@ -3882,7 +3328,6 @@
                 <w:b/>
                 <w:color w:val="1F1F1F"/>
                 <w:spacing w:val="-2"/>
-                <w:sz w:val="22"/>
               </w:rPr>
               <w:t>Status</w:t>
             </w:r>
@@ -3898,7 +3343,6 @@
               <w:spacing w:before="10"/>
               <w:rPr>
                 <w:b/>
-                <w:sz w:val="22"/>
               </w:rPr>
             </w:pPr>
           </w:p>
@@ -3910,7 +3354,6 @@
               <w:rPr>
                 <w:rFonts w:ascii="Arial"/>
                 <w:b/>
-                <w:sz w:val="22"/>
               </w:rPr>
             </w:pPr>
             <w:r>
@@ -3919,7 +3362,6 @@
                 <w:b/>
                 <w:color w:val="1F1F1F"/>
                 <w:spacing w:val="-2"/>
-                <w:sz w:val="22"/>
               </w:rPr>
               <w:t>Additional feedback</w:t>
             </w:r>
@@ -3928,7 +3370,7 @@
       </w:tr>
       <w:tr>
         <w:trPr>
-          <w:trHeight w:val="2481" w:hRule="atLeast"/>
+          <w:trHeight w:val="2481"/>
         </w:trPr>
         <w:tc>
           <w:tcPr>
@@ -3938,20 +3380,13 @@
             <w:pPr>
               <w:pStyle w:val="TableParagraph"/>
               <w:ind w:left="110"/>
-              <w:rPr>
-                <w:sz w:val="22"/>
-              </w:rPr>
             </w:pPr>
             <w:r>
-              <w:rPr>
-                <w:sz w:val="22"/>
-              </w:rPr>
               <w:t>BG-</w:t>
             </w:r>
             <w:r>
               <w:rPr>
                 <w:spacing w:val="-5"/>
-                <w:sz w:val="22"/>
               </w:rPr>
               <w:t>001</w:t>
             </w:r>
@@ -3968,13 +3403,11 @@
               <w:ind w:left="110" w:right="129"/>
               <w:rPr>
                 <w:rFonts w:ascii="Arial MT"/>
-                <w:sz w:val="22"/>
               </w:rPr>
             </w:pPr>
             <w:r>
               <w:rPr>
                 <w:rFonts w:ascii="Arial MT"/>
-                <w:sz w:val="22"/>
               </w:rPr>
               <w:t>Form</w:t>
             </w:r>
@@ -3982,37 +3415,32 @@
               <w:rPr>
                 <w:rFonts w:ascii="Arial MT"/>
                 <w:spacing w:val="-16"/>
-                <w:sz w:val="22"/>
-              </w:rPr>
-              <w:t> </w:t>
-            </w:r>
-            <w:r>
-              <w:rPr>
-                <w:rFonts w:ascii="Arial MT"/>
-                <w:sz w:val="22"/>
-              </w:rPr>
-              <w:t>allows </w:t>
+              </w:rPr>
+              <w:t xml:space="preserve"> </w:t>
+            </w:r>
+            <w:r>
+              <w:rPr>
+                <w:rFonts w:ascii="Arial MT"/>
+              </w:rPr>
+              <w:t xml:space="preserve">allows </w:t>
             </w:r>
             <w:r>
               <w:rPr>
                 <w:rFonts w:ascii="Arial MT"/>
                 <w:spacing w:val="-2"/>
-                <w:sz w:val="22"/>
-              </w:rPr>
-              <w:t>special characters </w:t>
-            </w:r>
-            <w:r>
-              <w:rPr>
-                <w:rFonts w:ascii="Arial MT"/>
-                <w:sz w:val="22"/>
-              </w:rPr>
-              <w:t>in the </w:t>
+              </w:rPr>
+              <w:t xml:space="preserve">special characters </w:t>
+            </w:r>
+            <w:r>
+              <w:rPr>
+                <w:rFonts w:ascii="Arial MT"/>
+              </w:rPr>
+              <w:t xml:space="preserve">in the </w:t>
             </w:r>
             <w:r>
               <w:rPr>
                 <w:rFonts w:ascii="Arial MT"/>
                 <w:spacing w:val="-2"/>
-                <w:sz w:val="22"/>
               </w:rPr>
               <w:t>'Phone Number' field.</w:t>
             </w:r>
@@ -4027,36 +3455,27 @@
               <w:pStyle w:val="TableParagraph"/>
               <w:numPr>
                 <w:ilvl w:val="0"/>
-                <w:numId w:val="5"/>
+                <w:numId w:val="1"/>
               </w:numPr>
               <w:tabs>
-                <w:tab w:pos="829" w:val="left" w:leader="none"/>
-                <w:tab w:pos="831" w:val="left" w:leader="none"/>
+                <w:tab w:val="left" w:pos="829"/>
+                <w:tab w:val="left" w:pos="831"/>
               </w:tabs>
-              <w:spacing w:line="259" w:lineRule="auto" w:before="0" w:after="0"/>
-              <w:ind w:left="831" w:right="101" w:hanging="360"/>
-              <w:jc w:val="left"/>
-              <w:rPr>
-                <w:sz w:val="22"/>
-              </w:rPr>
+              <w:spacing w:line="259" w:lineRule="auto"/>
+              <w:ind w:right="101"/>
             </w:pPr>
             <w:r>
-              <w:rPr>
-                <w:sz w:val="22"/>
-              </w:rPr>
               <w:t>Open Laptop Request</w:t>
             </w:r>
             <w:r>
               <w:rPr>
                 <w:spacing w:val="-3"/>
-                <w:sz w:val="22"/>
-              </w:rPr>
-              <w:t> </w:t>
+              </w:rPr>
+              <w:t xml:space="preserve"> </w:t>
             </w:r>
             <w:r>
               <w:rPr>
                 <w:spacing w:val="-4"/>
-                <w:sz w:val="22"/>
               </w:rPr>
               <w:t>Form.</w:t>
             </w:r>
@@ -4066,42 +3485,30 @@
               <w:pStyle w:val="TableParagraph"/>
               <w:numPr>
                 <w:ilvl w:val="0"/>
-                <w:numId w:val="5"/>
+                <w:numId w:val="1"/>
               </w:numPr>
               <w:tabs>
-                <w:tab w:pos="829" w:val="left" w:leader="none"/>
-                <w:tab w:pos="831" w:val="left" w:leader="none"/>
+                <w:tab w:val="left" w:pos="829"/>
+                <w:tab w:val="left" w:pos="831"/>
               </w:tabs>
-              <w:spacing w:line="259" w:lineRule="auto" w:before="1" w:after="0"/>
-              <w:ind w:left="831" w:right="118" w:hanging="360"/>
-              <w:jc w:val="left"/>
-              <w:rPr>
-                <w:sz w:val="22"/>
-              </w:rPr>
+              <w:spacing w:before="1" w:line="259" w:lineRule="auto"/>
+              <w:ind w:right="118"/>
             </w:pPr>
             <w:r>
-              <w:rPr>
-                <w:sz w:val="22"/>
-              </w:rPr>
               <w:t>Enter</w:t>
             </w:r>
             <w:r>
               <w:rPr>
                 <w:spacing w:val="-13"/>
-                <w:sz w:val="22"/>
-              </w:rPr>
-              <w:t> </w:t>
-            </w:r>
-            <w:r>
-              <w:rPr>
-                <w:sz w:val="22"/>
-              </w:rPr>
-              <w:t>"@#$%" in phone </w:t>
+              </w:rPr>
+              <w:t xml:space="preserve"> </w:t>
+            </w:r>
+            <w:r>
+              <w:t xml:space="preserve">"@#$%" in phone </w:t>
             </w:r>
             <w:r>
               <w:rPr>
                 <w:spacing w:val="-2"/>
-                <w:sz w:val="22"/>
               </w:rPr>
               <w:t>number.</w:t>
             </w:r>
@@ -4111,22 +3518,16 @@
               <w:pStyle w:val="TableParagraph"/>
               <w:numPr>
                 <w:ilvl w:val="0"/>
-                <w:numId w:val="5"/>
+                <w:numId w:val="1"/>
               </w:numPr>
               <w:tabs>
-                <w:tab w:pos="881" w:val="left" w:leader="none"/>
+                <w:tab w:val="left" w:pos="881"/>
               </w:tabs>
-              <w:spacing w:line="240" w:lineRule="auto" w:before="0" w:after="0"/>
-              <w:ind w:left="881" w:right="0" w:hanging="410"/>
-              <w:jc w:val="left"/>
-              <w:rPr>
-                <w:sz w:val="22"/>
-              </w:rPr>
+              <w:ind w:left="881" w:hanging="410"/>
             </w:pPr>
             <w:r>
               <w:rPr>
                 <w:spacing w:val="-2"/>
-                <w:sz w:val="22"/>
               </w:rPr>
               <w:t>Submit.</w:t>
             </w:r>
@@ -4140,14 +3541,10 @@
             <w:pPr>
               <w:pStyle w:val="TableParagraph"/>
               <w:ind w:left="112"/>
-              <w:rPr>
-                <w:sz w:val="22"/>
-              </w:rPr>
             </w:pPr>
             <w:r>
               <w:rPr>
                 <w:spacing w:val="-2"/>
-                <w:sz w:val="22"/>
               </w:rPr>
               <w:t>Medium</w:t>
             </w:r>
@@ -4161,14 +3558,10 @@
             <w:pPr>
               <w:pStyle w:val="TableParagraph"/>
               <w:ind w:left="109"/>
-              <w:rPr>
-                <w:sz w:val="22"/>
-              </w:rPr>
             </w:pPr>
             <w:r>
               <w:rPr>
                 <w:spacing w:val="-2"/>
-                <w:sz w:val="22"/>
               </w:rPr>
               <w:t>Closed</w:t>
             </w:r>
@@ -4183,67 +3576,49 @@
               <w:pStyle w:val="TableParagraph"/>
               <w:spacing w:line="259" w:lineRule="auto"/>
               <w:ind w:left="114" w:right="126"/>
-              <w:rPr>
-                <w:sz w:val="22"/>
-              </w:rPr>
             </w:pPr>
             <w:r>
-              <w:rPr>
-                <w:sz w:val="22"/>
-              </w:rPr>
-              <w:t>Added a </w:t>
+              <w:t xml:space="preserve">Added a </w:t>
             </w:r>
             <w:r>
               <w:rPr>
                 <w:spacing w:val="-4"/>
-                <w:sz w:val="22"/>
-              </w:rPr>
-              <w:t>Regex </w:t>
+              </w:rPr>
+              <w:t xml:space="preserve">Regex </w:t>
             </w:r>
             <w:r>
               <w:rPr>
                 <w:spacing w:val="-2"/>
-                <w:sz w:val="22"/>
-              </w:rPr>
-              <w:t>validation </w:t>
-            </w:r>
-            <w:r>
-              <w:rPr>
-                <w:sz w:val="22"/>
-              </w:rPr>
+              </w:rPr>
+              <w:t xml:space="preserve">validation </w:t>
+            </w:r>
+            <w:r>
               <w:t>script on the client-side</w:t>
             </w:r>
             <w:r>
               <w:rPr>
                 <w:spacing w:val="-13"/>
-                <w:sz w:val="22"/>
-              </w:rPr>
-              <w:t> </w:t>
-            </w:r>
-            <w:r>
-              <w:rPr>
-                <w:sz w:val="22"/>
-              </w:rPr>
-              <w:t>to </w:t>
+              </w:rPr>
+              <w:t xml:space="preserve"> </w:t>
+            </w:r>
+            <w:r>
+              <w:t xml:space="preserve">to </w:t>
             </w:r>
             <w:r>
               <w:rPr>
                 <w:spacing w:val="-2"/>
-                <w:sz w:val="22"/>
               </w:rPr>
               <w:t>enforce numbers</w:t>
             </w:r>
             <w:r>
               <w:rPr>
                 <w:spacing w:val="40"/>
-                <w:sz w:val="22"/>
-              </w:rPr>
-              <w:t> </w:t>
+              </w:rPr>
+              <w:t xml:space="preserve"> </w:t>
             </w:r>
             <w:r>
               <w:rPr>
                 <w:spacing w:val="-4"/>
-                <w:sz w:val="22"/>
               </w:rPr>
               <w:t>only</w:t>
             </w:r>
@@ -4252,7 +3627,7 @@
       </w:tr>
       <w:tr>
         <w:trPr>
-          <w:trHeight w:val="729" w:hRule="atLeast"/>
+          <w:trHeight w:val="729"/>
         </w:trPr>
         <w:tc>
           <w:tcPr>
@@ -4265,7 +3640,6 @@
               <w:ind w:left="110"/>
               <w:rPr>
                 <w:rFonts w:ascii="Arial MT"/>
-                <w:sz w:val="22"/>
               </w:rPr>
             </w:pPr>
             <w:r>
@@ -4273,7 +3647,6 @@
                 <w:rFonts w:ascii="Arial MT"/>
                 <w:color w:val="1F1F1F"/>
                 <w:spacing w:val="-5"/>
-                <w:sz w:val="22"/>
               </w:rPr>
               <w:t>...</w:t>
             </w:r>
@@ -4290,7 +3663,6 @@
               <w:ind w:left="110"/>
               <w:rPr>
                 <w:rFonts w:ascii="Arial MT"/>
-                <w:sz w:val="22"/>
               </w:rPr>
             </w:pPr>
             <w:r>
@@ -4298,7 +3670,6 @@
                 <w:rFonts w:ascii="Arial MT"/>
                 <w:color w:val="1F1F1F"/>
                 <w:spacing w:val="-5"/>
-                <w:sz w:val="22"/>
               </w:rPr>
               <w:t>...</w:t>
             </w:r>
@@ -4315,7 +3686,6 @@
               <w:ind w:left="111"/>
               <w:rPr>
                 <w:rFonts w:ascii="Arial MT"/>
-                <w:sz w:val="22"/>
               </w:rPr>
             </w:pPr>
             <w:r>
@@ -4323,7 +3693,6 @@
                 <w:rFonts w:ascii="Arial MT"/>
                 <w:color w:val="1F1F1F"/>
                 <w:spacing w:val="-5"/>
-                <w:sz w:val="22"/>
               </w:rPr>
               <w:t>...</w:t>
             </w:r>
@@ -4340,7 +3709,6 @@
               <w:ind w:left="112"/>
               <w:rPr>
                 <w:rFonts w:ascii="Arial MT"/>
-                <w:sz w:val="22"/>
               </w:rPr>
             </w:pPr>
             <w:r>
@@ -4348,7 +3716,6 @@
                 <w:rFonts w:ascii="Arial MT"/>
                 <w:color w:val="1F1F1F"/>
                 <w:spacing w:val="-5"/>
-                <w:sz w:val="22"/>
               </w:rPr>
               <w:t>...</w:t>
             </w:r>
@@ -4365,7 +3732,6 @@
               <w:ind w:left="109"/>
               <w:rPr>
                 <w:rFonts w:ascii="Arial MT"/>
-                <w:sz w:val="22"/>
               </w:rPr>
             </w:pPr>
             <w:r>
@@ -4373,7 +3739,6 @@
                 <w:rFonts w:ascii="Arial MT"/>
                 <w:color w:val="1F1F1F"/>
                 <w:spacing w:val="-5"/>
-                <w:sz w:val="22"/>
               </w:rPr>
               <w:t>...</w:t>
             </w:r>
@@ -4390,7 +3755,6 @@
               <w:ind w:left="114"/>
               <w:rPr>
                 <w:rFonts w:ascii="Arial MT"/>
-                <w:sz w:val="22"/>
               </w:rPr>
             </w:pPr>
             <w:r>
@@ -4398,7 +3762,6 @@
                 <w:rFonts w:ascii="Arial MT"/>
                 <w:color w:val="1F1F1F"/>
                 <w:spacing w:val="-5"/>
-                <w:sz w:val="22"/>
               </w:rPr>
               <w:t>...</w:t>
             </w:r>
@@ -4420,7 +3783,6 @@
         <w:pStyle w:val="Heading2"/>
       </w:pPr>
       <w:r>
-        <w:rPr/>
         <w:t>Sign-</w:t>
       </w:r>
       <w:r>
@@ -4433,82 +3795,74 @@
     <w:p>
       <w:pPr>
         <w:pStyle w:val="BodyText"/>
-        <w:spacing w:line="403" w:lineRule="auto" w:before="182"/>
+        <w:spacing w:before="182" w:line="403" w:lineRule="auto"/>
         <w:ind w:left="165" w:right="6953"/>
         <w:jc w:val="both"/>
       </w:pPr>
       <w:r>
-        <w:rPr/>
         <w:t>Tester</w:t>
       </w:r>
       <w:r>
         <w:rPr>
           <w:spacing w:val="-8"/>
         </w:rPr>
-        <w:t> </w:t>
-      </w:r>
-      <w:r>
-        <w:rPr/>
+        <w:t xml:space="preserve"> </w:t>
+      </w:r>
+      <w:r>
         <w:t>Name:</w:t>
       </w:r>
       <w:r>
         <w:rPr>
           <w:spacing w:val="-5"/>
         </w:rPr>
-        <w:t> </w:t>
-      </w:r>
-      <w:r>
-        <w:rPr/>
+        <w:t xml:space="preserve"> </w:t>
+      </w:r>
+      <w:r>
         <w:t>Joy</w:t>
       </w:r>
       <w:r>
         <w:rPr>
           <w:spacing w:val="-6"/>
         </w:rPr>
-        <w:t> </w:t>
-      </w:r>
-      <w:r>
-        <w:rPr/>
+        <w:t xml:space="preserve"> </w:t>
+      </w:r>
+      <w:r>
         <w:t>Shri</w:t>
       </w:r>
       <w:r>
         <w:rPr>
           <w:spacing w:val="-6"/>
         </w:rPr>
-        <w:t> </w:t>
-      </w:r>
-      <w:r>
-        <w:rPr/>
+        <w:t xml:space="preserve"> </w:t>
+      </w:r>
+      <w:r>
         <w:t>S Date:</w:t>
       </w:r>
       <w:r>
         <w:rPr>
           <w:spacing w:val="-13"/>
         </w:rPr>
-        <w:t> </w:t>
-      </w:r>
-      <w:r>
-        <w:rPr/>
+        <w:t xml:space="preserve"> </w:t>
+      </w:r>
+      <w:r>
         <w:t>10</w:t>
       </w:r>
       <w:r>
         <w:rPr>
           <w:spacing w:val="-12"/>
         </w:rPr>
-        <w:t> </w:t>
-      </w:r>
-      <w:r>
-        <w:rPr/>
+        <w:t xml:space="preserve"> </w:t>
+      </w:r>
+      <w:r>
         <w:t>February</w:t>
       </w:r>
       <w:r>
         <w:rPr>
           <w:spacing w:val="-13"/>
         </w:rPr>
-        <w:t> </w:t>
-      </w:r>
-      <w:r>
-        <w:rPr/>
+        <w:t xml:space="preserve"> </w:t>
+      </w:r>
+      <w:r>
         <w:t>2025 Signature: Joy</w:t>
       </w:r>
     </w:p>
@@ -4529,152 +3883,107 @@
         <w:pStyle w:val="ListParagraph"/>
         <w:numPr>
           <w:ilvl w:val="0"/>
-          <w:numId w:val="1"/>
+          <w:numId w:val="5"/>
         </w:numPr>
         <w:tabs>
-          <w:tab w:pos="885" w:val="left" w:leader="none"/>
+          <w:tab w:val="left" w:pos="885"/>
         </w:tabs>
-        <w:spacing w:line="240" w:lineRule="auto" w:before="180" w:after="0"/>
-        <w:ind w:left="885" w:right="0" w:hanging="360"/>
-        <w:jc w:val="left"/>
-        <w:rPr>
-          <w:sz w:val="22"/>
-        </w:rPr>
-      </w:pPr>
-      <w:r>
-        <w:rPr>
-          <w:sz w:val="22"/>
-        </w:rPr>
+        <w:spacing w:before="180"/>
+        <w:ind w:left="885"/>
+      </w:pPr>
+      <w:r>
         <w:t>Ensure</w:t>
       </w:r>
       <w:r>
         <w:rPr>
           <w:spacing w:val="-6"/>
-          <w:sz w:val="22"/>
-        </w:rPr>
-        <w:t> </w:t>
-      </w:r>
-      <w:r>
-        <w:rPr>
-          <w:sz w:val="22"/>
-        </w:rPr>
+        </w:rPr>
+        <w:t xml:space="preserve"> </w:t>
+      </w:r>
+      <w:r>
         <w:t>that</w:t>
       </w:r>
       <w:r>
         <w:rPr>
           <w:spacing w:val="-3"/>
-          <w:sz w:val="22"/>
-        </w:rPr>
-        <w:t> </w:t>
-      </w:r>
-      <w:r>
-        <w:rPr>
-          <w:sz w:val="22"/>
-        </w:rPr>
+        </w:rPr>
+        <w:t xml:space="preserve"> </w:t>
+      </w:r>
+      <w:r>
         <w:t>all</w:t>
       </w:r>
       <w:r>
         <w:rPr>
           <w:spacing w:val="-4"/>
-          <w:sz w:val="22"/>
-        </w:rPr>
-        <w:t> </w:t>
-      </w:r>
-      <w:r>
-        <w:rPr>
-          <w:sz w:val="22"/>
-        </w:rPr>
+        </w:rPr>
+        <w:t xml:space="preserve"> </w:t>
+      </w:r>
+      <w:r>
         <w:t>test</w:t>
       </w:r>
       <w:r>
         <w:rPr>
           <w:spacing w:val="-8"/>
-          <w:sz w:val="22"/>
-        </w:rPr>
-        <w:t> </w:t>
-      </w:r>
-      <w:r>
-        <w:rPr>
-          <w:sz w:val="22"/>
-        </w:rPr>
+        </w:rPr>
+        <w:t xml:space="preserve"> </w:t>
+      </w:r>
+      <w:r>
         <w:t>cases</w:t>
       </w:r>
       <w:r>
         <w:rPr>
           <w:spacing w:val="-9"/>
-          <w:sz w:val="22"/>
-        </w:rPr>
-        <w:t> </w:t>
-      </w:r>
-      <w:r>
-        <w:rPr>
-          <w:sz w:val="22"/>
-        </w:rPr>
+        </w:rPr>
+        <w:t xml:space="preserve"> </w:t>
+      </w:r>
+      <w:r>
         <w:t>cover</w:t>
       </w:r>
       <w:r>
         <w:rPr>
           <w:spacing w:val="-6"/>
-          <w:sz w:val="22"/>
-        </w:rPr>
-        <w:t> </w:t>
-      </w:r>
-      <w:r>
-        <w:rPr>
-          <w:sz w:val="22"/>
-        </w:rPr>
+        </w:rPr>
+        <w:t xml:space="preserve"> </w:t>
+      </w:r>
+      <w:r>
         <w:t>both</w:t>
       </w:r>
       <w:r>
         <w:rPr>
           <w:spacing w:val="-4"/>
-          <w:sz w:val="22"/>
-        </w:rPr>
-        <w:t> </w:t>
-      </w:r>
-      <w:r>
-        <w:rPr>
-          <w:sz w:val="22"/>
-        </w:rPr>
+        </w:rPr>
+        <w:t xml:space="preserve"> </w:t>
+      </w:r>
+      <w:r>
         <w:t>positive</w:t>
       </w:r>
       <w:r>
         <w:rPr>
           <w:spacing w:val="-4"/>
-          <w:sz w:val="22"/>
-        </w:rPr>
-        <w:t> </w:t>
-      </w:r>
-      <w:r>
-        <w:rPr>
-          <w:sz w:val="22"/>
-        </w:rPr>
+        </w:rPr>
+        <w:t xml:space="preserve"> </w:t>
+      </w:r>
+      <w:r>
         <w:t>and</w:t>
       </w:r>
       <w:r>
         <w:rPr>
           <w:spacing w:val="-5"/>
-          <w:sz w:val="22"/>
-        </w:rPr>
-        <w:t> </w:t>
-      </w:r>
-      <w:r>
-        <w:rPr>
-          <w:sz w:val="22"/>
-        </w:rPr>
+        </w:rPr>
+        <w:t xml:space="preserve"> </w:t>
+      </w:r>
+      <w:r>
         <w:t>negative</w:t>
       </w:r>
       <w:r>
         <w:rPr>
           <w:spacing w:val="-3"/>
-          <w:sz w:val="22"/>
-        </w:rPr>
-        <w:t> </w:t>
+        </w:rPr>
+        <w:t xml:space="preserve"> </w:t>
       </w:r>
       <w:r>
         <w:rPr>
           <w:spacing w:val="-2"/>
-          <w:sz w:val="22"/>
         </w:rPr>
         <w:t>scenarios.</w:t>
       </w:r>
@@ -4684,152 +3993,106 @@
         <w:pStyle w:val="ListParagraph"/>
         <w:numPr>
           <w:ilvl w:val="0"/>
-          <w:numId w:val="1"/>
+          <w:numId w:val="5"/>
         </w:numPr>
         <w:tabs>
-          <w:tab w:pos="885" w:val="left" w:leader="none"/>
+          <w:tab w:val="left" w:pos="885"/>
         </w:tabs>
-        <w:spacing w:line="240" w:lineRule="auto" w:before="20" w:after="0"/>
-        <w:ind w:left="885" w:right="0" w:hanging="360"/>
-        <w:jc w:val="left"/>
-        <w:rPr>
-          <w:sz w:val="22"/>
-        </w:rPr>
-      </w:pPr>
-      <w:r>
-        <w:rPr>
-          <w:sz w:val="22"/>
-        </w:rPr>
+        <w:ind w:left="885"/>
+      </w:pPr>
+      <w:r>
         <w:t>Encourage</w:t>
       </w:r>
       <w:r>
         <w:rPr>
           <w:spacing w:val="-13"/>
-          <w:sz w:val="22"/>
-        </w:rPr>
-        <w:t> </w:t>
-      </w:r>
-      <w:r>
-        <w:rPr>
-          <w:sz w:val="22"/>
-        </w:rPr>
+        </w:rPr>
+        <w:t xml:space="preserve"> </w:t>
+      </w:r>
+      <w:r>
         <w:t>testers</w:t>
       </w:r>
       <w:r>
         <w:rPr>
           <w:spacing w:val="-9"/>
-          <w:sz w:val="22"/>
-        </w:rPr>
-        <w:t> </w:t>
-      </w:r>
-      <w:r>
-        <w:rPr>
-          <w:sz w:val="22"/>
-        </w:rPr>
+        </w:rPr>
+        <w:t xml:space="preserve"> </w:t>
+      </w:r>
+      <w:r>
         <w:t>to</w:t>
       </w:r>
       <w:r>
         <w:rPr>
           <w:spacing w:val="-7"/>
-          <w:sz w:val="22"/>
-        </w:rPr>
-        <w:t> </w:t>
-      </w:r>
-      <w:r>
-        <w:rPr>
-          <w:sz w:val="22"/>
-        </w:rPr>
+        </w:rPr>
+        <w:t xml:space="preserve"> </w:t>
+      </w:r>
+      <w:r>
         <w:t>provide</w:t>
       </w:r>
       <w:r>
         <w:rPr>
           <w:spacing w:val="-7"/>
-          <w:sz w:val="22"/>
-        </w:rPr>
-        <w:t> </w:t>
-      </w:r>
-      <w:r>
-        <w:rPr>
-          <w:sz w:val="22"/>
-        </w:rPr>
+        </w:rPr>
+        <w:t xml:space="preserve"> </w:t>
+      </w:r>
+      <w:r>
         <w:t>detailed</w:t>
       </w:r>
       <w:r>
         <w:rPr>
           <w:spacing w:val="-8"/>
-          <w:sz w:val="22"/>
-        </w:rPr>
-        <w:t> </w:t>
-      </w:r>
-      <w:r>
-        <w:rPr>
-          <w:sz w:val="22"/>
-        </w:rPr>
+        </w:rPr>
+        <w:t xml:space="preserve"> </w:t>
+      </w:r>
+      <w:r>
         <w:t>feedback,</w:t>
       </w:r>
       <w:r>
         <w:rPr>
           <w:spacing w:val="-6"/>
-          <w:sz w:val="22"/>
-        </w:rPr>
-        <w:t> </w:t>
-      </w:r>
-      <w:r>
-        <w:rPr>
-          <w:sz w:val="22"/>
-        </w:rPr>
+        </w:rPr>
+        <w:t xml:space="preserve"> </w:t>
+      </w:r>
+      <w:r>
         <w:t>including</w:t>
       </w:r>
       <w:r>
         <w:rPr>
           <w:spacing w:val="-7"/>
-          <w:sz w:val="22"/>
-        </w:rPr>
-        <w:t> </w:t>
-      </w:r>
-      <w:r>
-        <w:rPr>
-          <w:sz w:val="22"/>
-        </w:rPr>
+        </w:rPr>
+        <w:t xml:space="preserve"> </w:t>
+      </w:r>
+      <w:r>
         <w:t>any</w:t>
       </w:r>
       <w:r>
         <w:rPr>
           <w:spacing w:val="-7"/>
-          <w:sz w:val="22"/>
-        </w:rPr>
-        <w:t> </w:t>
-      </w:r>
-      <w:r>
-        <w:rPr>
-          <w:sz w:val="22"/>
-        </w:rPr>
+        </w:rPr>
+        <w:t xml:space="preserve"> </w:t>
+      </w:r>
+      <w:r>
         <w:t>suggestions</w:t>
       </w:r>
       <w:r>
         <w:rPr>
           <w:spacing w:val="-8"/>
-          <w:sz w:val="22"/>
-        </w:rPr>
-        <w:t> </w:t>
-      </w:r>
-      <w:r>
-        <w:rPr>
-          <w:sz w:val="22"/>
-        </w:rPr>
+        </w:rPr>
+        <w:t xml:space="preserve"> </w:t>
+      </w:r>
+      <w:r>
         <w:t>for</w:t>
       </w:r>
       <w:r>
         <w:rPr>
           <w:spacing w:val="-8"/>
-          <w:sz w:val="22"/>
-        </w:rPr>
-        <w:t> </w:t>
+        </w:rPr>
+        <w:t xml:space="preserve"> </w:t>
       </w:r>
       <w:r>
         <w:rPr>
           <w:spacing w:val="-2"/>
-          <w:sz w:val="22"/>
         </w:rPr>
         <w:t>improvement.</w:t>
       </w:r>
@@ -4837,14 +4100,10 @@
     <w:p>
       <w:pPr>
         <w:pStyle w:val="ListParagraph"/>
-        <w:spacing w:after="0" w:line="240" w:lineRule="auto"/>
-        <w:jc w:val="left"/>
-        <w:rPr>
-          <w:sz w:val="22"/>
-        </w:rPr>
         <w:sectPr>
           <w:pgSz w:w="11910" w:h="16840"/>
-          <w:pgMar w:top="1140" w:bottom="280" w:left="1275" w:right="1417"/>
+          <w:pgMar w:top="1140" w:right="1417" w:bottom="280" w:left="1275" w:header="720" w:footer="720" w:gutter="0"/>
+          <w:cols w:space="720"/>
         </w:sectPr>
       </w:pPr>
     </w:p>
@@ -4853,178 +4112,126 @@
         <w:pStyle w:val="ListParagraph"/>
         <w:numPr>
           <w:ilvl w:val="0"/>
-          <w:numId w:val="1"/>
+          <w:numId w:val="5"/>
         </w:numPr>
         <w:tabs>
-          <w:tab w:pos="885" w:val="left" w:leader="none"/>
+          <w:tab w:val="left" w:pos="885"/>
         </w:tabs>
-        <w:spacing w:line="240" w:lineRule="auto" w:before="79" w:after="0"/>
-        <w:ind w:left="885" w:right="0" w:hanging="360"/>
-        <w:jc w:val="left"/>
-        <w:rPr>
-          <w:sz w:val="22"/>
-        </w:rPr>
-      </w:pPr>
-      <w:r>
-        <w:rPr>
-          <w:sz w:val="22"/>
-        </w:rPr>
+        <w:spacing w:before="79"/>
+        <w:ind w:left="885"/>
+      </w:pPr>
+      <w:r>
+        <w:lastRenderedPageBreak/>
         <w:t>Bug</w:t>
       </w:r>
       <w:r>
         <w:rPr>
           <w:spacing w:val="-7"/>
-          <w:sz w:val="22"/>
-        </w:rPr>
-        <w:t> </w:t>
-      </w:r>
-      <w:r>
-        <w:rPr>
-          <w:sz w:val="22"/>
-        </w:rPr>
+        </w:rPr>
+        <w:t xml:space="preserve"> </w:t>
+      </w:r>
+      <w:r>
         <w:t>tracking</w:t>
       </w:r>
       <w:r>
         <w:rPr>
           <w:spacing w:val="-5"/>
-          <w:sz w:val="22"/>
-        </w:rPr>
-        <w:t> </w:t>
-      </w:r>
-      <w:r>
-        <w:rPr>
-          <w:sz w:val="22"/>
-        </w:rPr>
+        </w:rPr>
+        <w:t xml:space="preserve"> </w:t>
+      </w:r>
+      <w:r>
         <w:t>should</w:t>
       </w:r>
       <w:r>
         <w:rPr>
           <w:spacing w:val="-5"/>
-          <w:sz w:val="22"/>
-        </w:rPr>
-        <w:t> </w:t>
-      </w:r>
-      <w:r>
-        <w:rPr>
-          <w:sz w:val="22"/>
-        </w:rPr>
+        </w:rPr>
+        <w:t xml:space="preserve"> </w:t>
+      </w:r>
+      <w:r>
         <w:t>include</w:t>
       </w:r>
       <w:r>
         <w:rPr>
           <w:spacing w:val="-5"/>
-          <w:sz w:val="22"/>
-        </w:rPr>
-        <w:t> </w:t>
-      </w:r>
-      <w:r>
-        <w:rPr>
-          <w:sz w:val="22"/>
-        </w:rPr>
+        </w:rPr>
+        <w:t xml:space="preserve"> </w:t>
+      </w:r>
+      <w:r>
         <w:t>details</w:t>
       </w:r>
       <w:r>
         <w:rPr>
           <w:spacing w:val="-7"/>
-          <w:sz w:val="22"/>
-        </w:rPr>
-        <w:t> </w:t>
-      </w:r>
-      <w:r>
-        <w:rPr>
-          <w:sz w:val="22"/>
-        </w:rPr>
+        </w:rPr>
+        <w:t xml:space="preserve"> </w:t>
+      </w:r>
+      <w:r>
         <w:t>such</w:t>
       </w:r>
       <w:r>
         <w:rPr>
           <w:spacing w:val="-5"/>
-          <w:sz w:val="22"/>
-        </w:rPr>
-        <w:t> </w:t>
-      </w:r>
-      <w:r>
-        <w:rPr>
-          <w:sz w:val="22"/>
-        </w:rPr>
+        </w:rPr>
+        <w:t xml:space="preserve"> </w:t>
+      </w:r>
+      <w:r>
         <w:t>as</w:t>
       </w:r>
       <w:r>
         <w:rPr>
           <w:spacing w:val="-7"/>
-          <w:sz w:val="22"/>
-        </w:rPr>
-        <w:t> </w:t>
-      </w:r>
-      <w:r>
-        <w:rPr>
-          <w:sz w:val="22"/>
-        </w:rPr>
+        </w:rPr>
+        <w:t xml:space="preserve"> </w:t>
+      </w:r>
+      <w:r>
         <w:t>severity,</w:t>
       </w:r>
       <w:r>
         <w:rPr>
           <w:spacing w:val="-4"/>
-          <w:sz w:val="22"/>
-        </w:rPr>
-        <w:t> </w:t>
-      </w:r>
-      <w:r>
-        <w:rPr>
-          <w:sz w:val="22"/>
-        </w:rPr>
+        </w:rPr>
+        <w:t xml:space="preserve"> </w:t>
+      </w:r>
+      <w:r>
         <w:t>status,</w:t>
       </w:r>
       <w:r>
         <w:rPr>
           <w:spacing w:val="-5"/>
-          <w:sz w:val="22"/>
-        </w:rPr>
-        <w:t> </w:t>
-      </w:r>
-      <w:r>
-        <w:rPr>
-          <w:sz w:val="22"/>
-        </w:rPr>
+        </w:rPr>
+        <w:t xml:space="preserve"> </w:t>
+      </w:r>
+      <w:r>
         <w:t>and</w:t>
       </w:r>
       <w:r>
         <w:rPr>
           <w:spacing w:val="-6"/>
-          <w:sz w:val="22"/>
-        </w:rPr>
-        <w:t> </w:t>
-      </w:r>
-      <w:r>
-        <w:rPr>
-          <w:sz w:val="22"/>
-        </w:rPr>
+        </w:rPr>
+        <w:t xml:space="preserve"> </w:t>
+      </w:r>
+      <w:r>
         <w:t>steps</w:t>
       </w:r>
       <w:r>
         <w:rPr>
           <w:spacing w:val="-7"/>
-          <w:sz w:val="22"/>
-        </w:rPr>
-        <w:t> </w:t>
-      </w:r>
-      <w:r>
-        <w:rPr>
-          <w:sz w:val="22"/>
-        </w:rPr>
+        </w:rPr>
+        <w:t xml:space="preserve"> </w:t>
+      </w:r>
+      <w:r>
         <w:t>to</w:t>
       </w:r>
       <w:r>
         <w:rPr>
           <w:spacing w:val="-5"/>
-          <w:sz w:val="22"/>
-        </w:rPr>
-        <w:t> </w:t>
+        </w:rPr>
+        <w:t xml:space="preserve"> </w:t>
       </w:r>
       <w:r>
         <w:rPr>
           <w:spacing w:val="-2"/>
-          <w:sz w:val="22"/>
         </w:rPr>
         <w:t>reproduce.</w:t>
       </w:r>
@@ -5034,211 +4241,158 @@
         <w:pStyle w:val="ListParagraph"/>
         <w:numPr>
           <w:ilvl w:val="0"/>
-          <w:numId w:val="1"/>
+          <w:numId w:val="5"/>
         </w:numPr>
         <w:tabs>
-          <w:tab w:pos="886" w:val="left" w:leader="none"/>
+          <w:tab w:val="left" w:pos="886"/>
         </w:tabs>
-        <w:spacing w:line="261" w:lineRule="auto" w:before="20" w:after="0"/>
-        <w:ind w:left="886" w:right="286" w:hanging="360"/>
-        <w:jc w:val="left"/>
-        <w:rPr>
-          <w:sz w:val="22"/>
-        </w:rPr>
-      </w:pPr>
-      <w:r>
-        <w:rPr>
-          <w:sz w:val="22"/>
-        </w:rPr>
+        <w:spacing w:line="261" w:lineRule="auto"/>
+        <w:ind w:right="286"/>
+      </w:pPr>
+      <w:r>
         <w:t>Obtain</w:t>
       </w:r>
       <w:r>
         <w:rPr>
           <w:spacing w:val="-6"/>
-          <w:sz w:val="22"/>
-        </w:rPr>
-        <w:t> </w:t>
-      </w:r>
-      <w:r>
-        <w:rPr>
-          <w:sz w:val="22"/>
-        </w:rPr>
+        </w:rPr>
+        <w:t xml:space="preserve"> </w:t>
+      </w:r>
+      <w:r>
         <w:t>sign-off</w:t>
       </w:r>
       <w:r>
         <w:rPr>
           <w:spacing w:val="-8"/>
-          <w:sz w:val="22"/>
-        </w:rPr>
-        <w:t> </w:t>
-      </w:r>
-      <w:r>
-        <w:rPr>
-          <w:sz w:val="22"/>
-        </w:rPr>
+        </w:rPr>
+        <w:t xml:space="preserve"> </w:t>
+      </w:r>
+      <w:r>
         <w:t>from</w:t>
       </w:r>
       <w:r>
         <w:rPr>
           <w:spacing w:val="-6"/>
-          <w:sz w:val="22"/>
-        </w:rPr>
-        <w:t> </w:t>
-      </w:r>
-      <w:r>
-        <w:rPr>
-          <w:sz w:val="22"/>
-        </w:rPr>
+        </w:rPr>
+        <w:t xml:space="preserve"> </w:t>
+      </w:r>
+      <w:r>
         <w:t>both</w:t>
       </w:r>
       <w:r>
         <w:rPr>
           <w:spacing w:val="-6"/>
-          <w:sz w:val="22"/>
-        </w:rPr>
-        <w:t> </w:t>
-      </w:r>
-      <w:r>
-        <w:rPr>
-          <w:sz w:val="22"/>
-        </w:rPr>
+        </w:rPr>
+        <w:t xml:space="preserve"> </w:t>
+      </w:r>
+      <w:r>
         <w:t>the</w:t>
       </w:r>
       <w:r>
         <w:rPr>
           <w:spacing w:val="-6"/>
-          <w:sz w:val="22"/>
-        </w:rPr>
-        <w:t> </w:t>
-      </w:r>
-      <w:r>
-        <w:rPr>
-          <w:sz w:val="22"/>
-        </w:rPr>
+        </w:rPr>
+        <w:t xml:space="preserve"> </w:t>
+      </w:r>
+      <w:r>
         <w:t>project</w:t>
       </w:r>
       <w:r>
         <w:rPr>
           <w:spacing w:val="-5"/>
-          <w:sz w:val="22"/>
-        </w:rPr>
-        <w:t> </w:t>
-      </w:r>
-      <w:r>
-        <w:rPr>
-          <w:sz w:val="22"/>
-        </w:rPr>
+        </w:rPr>
+        <w:t xml:space="preserve"> </w:t>
+      </w:r>
+      <w:r>
         <w:t>manager</w:t>
       </w:r>
       <w:r>
         <w:rPr>
           <w:spacing w:val="-7"/>
-          <w:sz w:val="22"/>
-        </w:rPr>
-        <w:t> </w:t>
-      </w:r>
-      <w:r>
-        <w:rPr>
-          <w:sz w:val="22"/>
-        </w:rPr>
+        </w:rPr>
+        <w:t xml:space="preserve"> </w:t>
+      </w:r>
+      <w:r>
         <w:t>and</w:t>
       </w:r>
       <w:r>
         <w:rPr>
           <w:spacing w:val="-7"/>
-          <w:sz w:val="22"/>
-        </w:rPr>
-        <w:t> </w:t>
-      </w:r>
-      <w:r>
-        <w:rPr>
-          <w:sz w:val="22"/>
-        </w:rPr>
+        </w:rPr>
+        <w:t xml:space="preserve"> </w:t>
+      </w:r>
+      <w:r>
         <w:t>product</w:t>
       </w:r>
       <w:r>
         <w:rPr>
           <w:spacing w:val="-5"/>
-          <w:sz w:val="22"/>
-        </w:rPr>
-        <w:t> </w:t>
-      </w:r>
-      <w:r>
-        <w:rPr>
-          <w:sz w:val="22"/>
-        </w:rPr>
+        </w:rPr>
+        <w:t xml:space="preserve"> </w:t>
+      </w:r>
+      <w:r>
         <w:t>owner</w:t>
       </w:r>
       <w:r>
         <w:rPr>
           <w:spacing w:val="-7"/>
-          <w:sz w:val="22"/>
-        </w:rPr>
-        <w:t> </w:t>
-      </w:r>
-      <w:r>
-        <w:rPr>
-          <w:sz w:val="22"/>
-        </w:rPr>
+        </w:rPr>
+        <w:t xml:space="preserve"> </w:t>
+      </w:r>
+      <w:r>
         <w:t>before</w:t>
       </w:r>
       <w:r>
         <w:rPr>
           <w:spacing w:val="-6"/>
-          <w:sz w:val="22"/>
-        </w:rPr>
-        <w:t> </w:t>
-      </w:r>
-      <w:r>
-        <w:rPr>
-          <w:sz w:val="22"/>
-        </w:rPr>
+        </w:rPr>
+        <w:t xml:space="preserve"> </w:t>
+      </w:r>
+      <w:r>
         <w:t>proceeding</w:t>
       </w:r>
       <w:r>
         <w:rPr>
           <w:spacing w:val="-6"/>
-          <w:sz w:val="22"/>
-        </w:rPr>
-        <w:t> </w:t>
-      </w:r>
-      <w:r>
-        <w:rPr>
-          <w:sz w:val="22"/>
-        </w:rPr>
-        <w:t>with </w:t>
+        </w:rPr>
+        <w:t xml:space="preserve"> </w:t>
+      </w:r>
+      <w:r>
+        <w:t xml:space="preserve">with </w:t>
       </w:r>
       <w:r>
         <w:rPr>
           <w:spacing w:val="-2"/>
-          <w:sz w:val="22"/>
         </w:rPr>
         <w:t>deployment.</w:t>
       </w:r>
     </w:p>
     <w:sectPr>
       <w:pgSz w:w="11910" w:h="16840"/>
-      <w:pgMar w:top="1360" w:bottom="280" w:left="1275" w:right="1417"/>
+      <w:pgMar w:top="1360" w:right="1417" w:bottom="280" w:left="1275" w:header="720" w:footer="720" w:gutter="0"/>
+      <w:cols w:space="720"/>
     </w:sectPr>
   </w:body>
 </w:document>
 </file>
 
 <file path=word/numbering.xml><?xml version="1.0" encoding="utf-8"?>
-<w:numbering xmlns:ve="http://schemas.openxmlformats.org/markup-compatibility/2006" xmlns:o="urn:schemas-microsoft-com:office:office" xmlns:r="http://schemas.openxmlformats.org/officeDocument/2006/relationships" xmlns:m="http://schemas.openxmlformats.org/officeDocument/2006/math" xmlns:v="urn:schemas-microsoft-com:vml" xmlns:wp="http://schemas.openxmlformats.org/drawingml/2006/wordprocessingDrawing" xmlns:w10="urn:schemas-microsoft-com:office:word" xmlns:w="http://schemas.openxmlformats.org/wordprocessingml/2006/main" xmlns:wne="http://schemas.microsoft.com/office/word/2006/wordml">
-  <w:abstractNum w:abstractNumId="4">
+<w:numbering xmlns:wpc="http://schemas.microsoft.com/office/word/2010/wordprocessingCanvas" xmlns:cx="http://schemas.microsoft.com/office/drawing/2014/chartex" xmlns:cx1="http://schemas.microsoft.com/office/drawing/2015/9/8/chartex" xmlns:cx2="http://schemas.microsoft.com/office/drawing/2015/10/21/chartex" xmlns:cx3="http://schemas.microsoft.com/office/drawing/2016/5/9/chartex" xmlns:cx4="http://schemas.microsoft.com/office/drawing/2016/5/10/chartex" xmlns:cx5="http://schemas.microsoft.com/office/drawing/2016/5/11/chartex" xmlns:cx6="http://schemas.microsoft.com/office/drawing/2016/5/12/chartex" xmlns:cx7="http://schemas.microsoft.com/office/drawing/2016/5/13/chartex" xmlns:cx8="http://schemas.microsoft.com/office/drawing/2016/5/14/chartex" xmlns:mc="http://schemas.openxmlformats.org/markup-compatibility/2006" xmlns:aink="http://schemas.microsoft.com/office/drawing/2016/ink" xmlns:am3d="http://schemas.microsoft.com/office/drawing/2017/model3d" xmlns:o="urn:schemas-microsoft-com:office:office" xmlns:oel="http://schemas.microsoft.com/office/2019/extlst" xmlns:r="http://schemas.openxmlformats.org/officeDocument/2006/relationships" xmlns:m="http://schemas.openxmlformats.org/officeDocument/2006/math" xmlns:v="urn:schemas-microsoft-com:vml" xmlns:wp14="http://schemas.microsoft.com/office/word/2010/wordprocessingDrawing" xmlns:wp="http://schemas.openxmlformats.org/drawingml/2006/wordprocessingDrawing" xmlns:w10="urn:schemas-microsoft-com:office:word" xmlns:w="http://schemas.openxmlformats.org/wordprocessingml/2006/main" xmlns:w14="http://schemas.microsoft.com/office/word/2010/wordml" xmlns:w15="http://schemas.microsoft.com/office/word/2012/wordml" xmlns:w16cex="http://schemas.microsoft.com/office/word/2018/wordml/cex" xmlns:w16cid="http://schemas.microsoft.com/office/word/2016/wordml/cid" xmlns:w16="http://schemas.microsoft.com/office/word/2018/wordml" xmlns:w16du="http://schemas.microsoft.com/office/word/2023/wordml/word16du" xmlns:w16sdtdh="http://schemas.microsoft.com/office/word/2020/wordml/sdtdatahash" xmlns:w16sdtfl="http://schemas.microsoft.com/office/word/2024/wordml/sdtformatlock" xmlns:w16se="http://schemas.microsoft.com/office/word/2015/wordml/symex" xmlns:wpg="http://schemas.microsoft.com/office/word/2010/wordprocessingGroup" xmlns:wpi="http://schemas.microsoft.com/office/word/2010/wordprocessingInk" xmlns:wne="http://schemas.microsoft.com/office/word/2006/wordml" xmlns:wps="http://schemas.microsoft.com/office/word/2010/wordprocessingShape" mc:Ignorable="w14 w15 w16se w16cid w16 w16cex w16sdtdh w16sdtfl w16du wp14">
+  <w:abstractNum w:abstractNumId="0" w15:restartNumberingAfterBreak="0">
+    <w:nsid w:val="329536BD"/>
     <w:multiLevelType w:val="hybridMultilevel"/>
-    <w:lvl w:ilvl="0">
+    <w:tmpl w:val="68EEEF58"/>
+    <w:lvl w:ilvl="0" w:tplc="8C6A2BE0">
       <w:start w:val="1"/>
       <w:numFmt w:val="decimal"/>
       <w:lvlText w:val="%1."/>
       <w:lvlJc w:val="left"/>
       <w:pPr>
-        <w:ind w:left="831" w:hanging="360"/>
+        <w:ind w:left="829" w:hanging="360"/>
         <w:jc w:val="left"/>
       </w:pPr>
       <w:rPr>
-        <w:rFonts w:hint="default" w:ascii="Calibri" w:hAnsi="Calibri" w:eastAsia="Calibri" w:cs="Calibri"/>
+        <w:rFonts w:ascii="Calibri" w:eastAsia="Calibri" w:hAnsi="Calibri" w:cs="Calibri" w:hint="default"/>
         <w:b w:val="0"/>
         <w:bCs w:val="0"/>
         <w:i w:val="0"/>
@@ -5250,104 +4404,96 @@
         <w:lang w:val="en-US" w:eastAsia="en-US" w:bidi="ar-SA"/>
       </w:rPr>
     </w:lvl>
-    <w:lvl w:ilvl="1">
-      <w:start w:val="0"/>
+    <w:lvl w:ilvl="1" w:tplc="92C04CE4">
       <w:numFmt w:val="bullet"/>
       <w:lvlText w:val="•"/>
       <w:lvlJc w:val="left"/>
       <w:pPr>
-        <w:ind w:left="979" w:hanging="360"/>
+        <w:ind w:left="961" w:hanging="360"/>
       </w:pPr>
       <w:rPr>
         <w:rFonts w:hint="default"/>
         <w:lang w:val="en-US" w:eastAsia="en-US" w:bidi="ar-SA"/>
       </w:rPr>
     </w:lvl>
-    <w:lvl w:ilvl="2">
-      <w:start w:val="0"/>
+    <w:lvl w:ilvl="2" w:tplc="1D7C600C">
       <w:numFmt w:val="bullet"/>
       <w:lvlText w:val="•"/>
       <w:lvlJc w:val="left"/>
       <w:pPr>
-        <w:ind w:left="1119" w:hanging="360"/>
+        <w:ind w:left="1103" w:hanging="360"/>
       </w:pPr>
       <w:rPr>
         <w:rFonts w:hint="default"/>
         <w:lang w:val="en-US" w:eastAsia="en-US" w:bidi="ar-SA"/>
       </w:rPr>
     </w:lvl>
-    <w:lvl w:ilvl="3">
-      <w:start w:val="0"/>
+    <w:lvl w:ilvl="3" w:tplc="08A4DCDE">
       <w:numFmt w:val="bullet"/>
       <w:lvlText w:val="•"/>
       <w:lvlJc w:val="left"/>
       <w:pPr>
-        <w:ind w:left="1258" w:hanging="360"/>
+        <w:ind w:left="1244" w:hanging="360"/>
       </w:pPr>
       <w:rPr>
         <w:rFonts w:hint="default"/>
         <w:lang w:val="en-US" w:eastAsia="en-US" w:bidi="ar-SA"/>
       </w:rPr>
     </w:lvl>
-    <w:lvl w:ilvl="4">
-      <w:start w:val="0"/>
+    <w:lvl w:ilvl="4" w:tplc="F2EA9D18">
       <w:numFmt w:val="bullet"/>
       <w:lvlText w:val="•"/>
       <w:lvlJc w:val="left"/>
       <w:pPr>
-        <w:ind w:left="1398" w:hanging="360"/>
+        <w:ind w:left="1386" w:hanging="360"/>
       </w:pPr>
       <w:rPr>
         <w:rFonts w:hint="default"/>
         <w:lang w:val="en-US" w:eastAsia="en-US" w:bidi="ar-SA"/>
       </w:rPr>
     </w:lvl>
-    <w:lvl w:ilvl="5">
-      <w:start w:val="0"/>
+    <w:lvl w:ilvl="5" w:tplc="22C066C0">
       <w:numFmt w:val="bullet"/>
       <w:lvlText w:val="•"/>
       <w:lvlJc w:val="left"/>
       <w:pPr>
-        <w:ind w:left="1537" w:hanging="360"/>
+        <w:ind w:left="1528" w:hanging="360"/>
       </w:pPr>
       <w:rPr>
         <w:rFonts w:hint="default"/>
         <w:lang w:val="en-US" w:eastAsia="en-US" w:bidi="ar-SA"/>
       </w:rPr>
     </w:lvl>
-    <w:lvl w:ilvl="6">
-      <w:start w:val="0"/>
+    <w:lvl w:ilvl="6" w:tplc="40709976">
       <w:numFmt w:val="bullet"/>
       <w:lvlText w:val="•"/>
       <w:lvlJc w:val="left"/>
       <w:pPr>
-        <w:ind w:left="1677" w:hanging="360"/>
+        <w:ind w:left="1669" w:hanging="360"/>
       </w:pPr>
       <w:rPr>
         <w:rFonts w:hint="default"/>
         <w:lang w:val="en-US" w:eastAsia="en-US" w:bidi="ar-SA"/>
       </w:rPr>
     </w:lvl>
-    <w:lvl w:ilvl="7">
-      <w:start w:val="0"/>
+    <w:lvl w:ilvl="7" w:tplc="DD384B46">
       <w:numFmt w:val="bullet"/>
       <w:lvlText w:val="•"/>
       <w:lvlJc w:val="left"/>
       <w:pPr>
-        <w:ind w:left="1816" w:hanging="360"/>
+        <w:ind w:left="1811" w:hanging="360"/>
       </w:pPr>
       <w:rPr>
         <w:rFonts w:hint="default"/>
         <w:lang w:val="en-US" w:eastAsia="en-US" w:bidi="ar-SA"/>
       </w:rPr>
     </w:lvl>
-    <w:lvl w:ilvl="8">
-      <w:start w:val="0"/>
+    <w:lvl w:ilvl="8" w:tplc="51186C6A">
       <w:numFmt w:val="bullet"/>
       <w:lvlText w:val="•"/>
       <w:lvlJc w:val="left"/>
       <w:pPr>
-        <w:ind w:left="1956" w:hanging="360"/>
+        <w:ind w:left="1952" w:hanging="360"/>
       </w:pPr>
       <w:rPr>
         <w:rFonts w:hint="default"/>
@@ -5355,19 +4501,21 @@
       </w:rPr>
     </w:lvl>
   </w:abstractNum>
-  <w:abstractNum w:abstractNumId="3">
+  <w:abstractNum w:abstractNumId="1" w15:restartNumberingAfterBreak="0">
+    <w:nsid w:val="522B0FEF"/>
     <w:multiLevelType w:val="hybridMultilevel"/>
-    <w:lvl w:ilvl="0">
+    <w:tmpl w:val="589E3C62"/>
+    <w:lvl w:ilvl="0" w:tplc="08447310">
       <w:start w:val="1"/>
       <w:numFmt w:val="decimal"/>
       <w:lvlText w:val="%1."/>
       <w:lvlJc w:val="left"/>
       <w:pPr>
-        <w:ind w:left="829" w:hanging="360"/>
-        <w:jc w:val="right"/>
+        <w:ind w:left="831" w:hanging="360"/>
+        <w:jc w:val="left"/>
       </w:pPr>
       <w:rPr>
-        <w:rFonts w:hint="default" w:ascii="Calibri" w:hAnsi="Calibri" w:eastAsia="Calibri" w:cs="Calibri"/>
+        <w:rFonts w:ascii="Calibri" w:eastAsia="Calibri" w:hAnsi="Calibri" w:cs="Calibri" w:hint="default"/>
         <w:b w:val="0"/>
         <w:bCs w:val="0"/>
         <w:i w:val="0"/>
@@ -5379,104 +4527,96 @@
         <w:lang w:val="en-US" w:eastAsia="en-US" w:bidi="ar-SA"/>
       </w:rPr>
     </w:lvl>
-    <w:lvl w:ilvl="1">
-      <w:start w:val="0"/>
+    <w:lvl w:ilvl="1" w:tplc="9DE87B8E">
       <w:numFmt w:val="bullet"/>
       <w:lvlText w:val="•"/>
       <w:lvlJc w:val="left"/>
       <w:pPr>
-        <w:ind w:left="961" w:hanging="360"/>
+        <w:ind w:left="979" w:hanging="360"/>
       </w:pPr>
       <w:rPr>
         <w:rFonts w:hint="default"/>
         <w:lang w:val="en-US" w:eastAsia="en-US" w:bidi="ar-SA"/>
       </w:rPr>
     </w:lvl>
-    <w:lvl w:ilvl="2">
-      <w:start w:val="0"/>
+    <w:lvl w:ilvl="2" w:tplc="6000421A">
       <w:numFmt w:val="bullet"/>
       <w:lvlText w:val="•"/>
       <w:lvlJc w:val="left"/>
       <w:pPr>
-        <w:ind w:left="1103" w:hanging="360"/>
+        <w:ind w:left="1119" w:hanging="360"/>
       </w:pPr>
       <w:rPr>
         <w:rFonts w:hint="default"/>
         <w:lang w:val="en-US" w:eastAsia="en-US" w:bidi="ar-SA"/>
       </w:rPr>
     </w:lvl>
-    <w:lvl w:ilvl="3">
-      <w:start w:val="0"/>
+    <w:lvl w:ilvl="3" w:tplc="51D49450">
       <w:numFmt w:val="bullet"/>
       <w:lvlText w:val="•"/>
       <w:lvlJc w:val="left"/>
       <w:pPr>
-        <w:ind w:left="1244" w:hanging="360"/>
+        <w:ind w:left="1258" w:hanging="360"/>
       </w:pPr>
       <w:rPr>
         <w:rFonts w:hint="default"/>
         <w:lang w:val="en-US" w:eastAsia="en-US" w:bidi="ar-SA"/>
       </w:rPr>
     </w:lvl>
-    <w:lvl w:ilvl="4">
-      <w:start w:val="0"/>
+    <w:lvl w:ilvl="4" w:tplc="4AB0AA2A">
       <w:numFmt w:val="bullet"/>
       <w:lvlText w:val="•"/>
       <w:lvlJc w:val="left"/>
       <w:pPr>
-        <w:ind w:left="1386" w:hanging="360"/>
+        <w:ind w:left="1398" w:hanging="360"/>
       </w:pPr>
       <w:rPr>
         <w:rFonts w:hint="default"/>
         <w:lang w:val="en-US" w:eastAsia="en-US" w:bidi="ar-SA"/>
       </w:rPr>
     </w:lvl>
-    <w:lvl w:ilvl="5">
-      <w:start w:val="0"/>
+    <w:lvl w:ilvl="5" w:tplc="860CEA20">
       <w:numFmt w:val="bullet"/>
       <w:lvlText w:val="•"/>
       <w:lvlJc w:val="left"/>
       <w:pPr>
-        <w:ind w:left="1528" w:hanging="360"/>
+        <w:ind w:left="1537" w:hanging="360"/>
       </w:pPr>
       <w:rPr>
         <w:rFonts w:hint="default"/>
         <w:lang w:val="en-US" w:eastAsia="en-US" w:bidi="ar-SA"/>
       </w:rPr>
     </w:lvl>
-    <w:lvl w:ilvl="6">
-      <w:start w:val="0"/>
+    <w:lvl w:ilvl="6" w:tplc="4E1CF746">
       <w:numFmt w:val="bullet"/>
       <w:lvlText w:val="•"/>
       <w:lvlJc w:val="left"/>
       <w:pPr>
-        <w:ind w:left="1669" w:hanging="360"/>
+        <w:ind w:left="1677" w:hanging="360"/>
       </w:pPr>
       <w:rPr>
         <w:rFonts w:hint="default"/>
         <w:lang w:val="en-US" w:eastAsia="en-US" w:bidi="ar-SA"/>
       </w:rPr>
     </w:lvl>
-    <w:lvl w:ilvl="7">
-      <w:start w:val="0"/>
+    <w:lvl w:ilvl="7" w:tplc="EB883E8C">
       <w:numFmt w:val="bullet"/>
       <w:lvlText w:val="•"/>
       <w:lvlJc w:val="left"/>
       <w:pPr>
-        <w:ind w:left="1811" w:hanging="360"/>
+        <w:ind w:left="1816" w:hanging="360"/>
       </w:pPr>
       <w:rPr>
         <w:rFonts w:hint="default"/>
         <w:lang w:val="en-US" w:eastAsia="en-US" w:bidi="ar-SA"/>
       </w:rPr>
     </w:lvl>
-    <w:lvl w:ilvl="8">
-      <w:start w:val="0"/>
+    <w:lvl w:ilvl="8" w:tplc="EC1A4BC2">
       <w:numFmt w:val="bullet"/>
       <w:lvlText w:val="•"/>
       <w:lvlJc w:val="left"/>
       <w:pPr>
-        <w:ind w:left="1952" w:hanging="360"/>
+        <w:ind w:left="1956" w:hanging="360"/>
       </w:pPr>
       <w:rPr>
         <w:rFonts w:hint="default"/>
@@ -5484,19 +4624,21 @@
       </w:rPr>
     </w:lvl>
   </w:abstractNum>
-  <w:abstractNum w:abstractNumId="2">
+  <w:abstractNum w:abstractNumId="2" w15:restartNumberingAfterBreak="0">
+    <w:nsid w:val="55DB7658"/>
     <w:multiLevelType w:val="hybridMultilevel"/>
-    <w:lvl w:ilvl="0">
+    <w:tmpl w:val="DA5E03E0"/>
+    <w:lvl w:ilvl="0" w:tplc="2A56A6BA">
       <w:start w:val="1"/>
       <w:numFmt w:val="decimal"/>
       <w:lvlText w:val="%1."/>
       <w:lvlJc w:val="left"/>
       <w:pPr>
         <w:ind w:left="829" w:hanging="360"/>
-        <w:jc w:val="left"/>
+        <w:jc w:val="right"/>
       </w:pPr>
       <w:rPr>
-        <w:rFonts w:hint="default" w:ascii="Calibri" w:hAnsi="Calibri" w:eastAsia="Calibri" w:cs="Calibri"/>
+        <w:rFonts w:ascii="Calibri" w:eastAsia="Calibri" w:hAnsi="Calibri" w:cs="Calibri" w:hint="default"/>
         <w:b w:val="0"/>
         <w:bCs w:val="0"/>
         <w:i w:val="0"/>
@@ -5508,8 +4650,7 @@
         <w:lang w:val="en-US" w:eastAsia="en-US" w:bidi="ar-SA"/>
       </w:rPr>
     </w:lvl>
-    <w:lvl w:ilvl="1">
-      <w:start w:val="0"/>
+    <w:lvl w:ilvl="1" w:tplc="D6EE19C6">
       <w:numFmt w:val="bullet"/>
       <w:lvlText w:val="•"/>
       <w:lvlJc w:val="left"/>
@@ -5521,8 +4662,7 @@
         <w:lang w:val="en-US" w:eastAsia="en-US" w:bidi="ar-SA"/>
       </w:rPr>
     </w:lvl>
-    <w:lvl w:ilvl="2">
-      <w:start w:val="0"/>
+    <w:lvl w:ilvl="2" w:tplc="259E72A6">
       <w:numFmt w:val="bullet"/>
       <w:lvlText w:val="•"/>
       <w:lvlJc w:val="left"/>
@@ -5534,8 +4674,7 @@
         <w:lang w:val="en-US" w:eastAsia="en-US" w:bidi="ar-SA"/>
       </w:rPr>
     </w:lvl>
-    <w:lvl w:ilvl="3">
-      <w:start w:val="0"/>
+    <w:lvl w:ilvl="3" w:tplc="BFA8221E">
       <w:numFmt w:val="bullet"/>
       <w:lvlText w:val="•"/>
       <w:lvlJc w:val="left"/>
@@ -5547,8 +4686,7 @@
         <w:lang w:val="en-US" w:eastAsia="en-US" w:bidi="ar-SA"/>
       </w:rPr>
     </w:lvl>
-    <w:lvl w:ilvl="4">
-      <w:start w:val="0"/>
+    <w:lvl w:ilvl="4" w:tplc="3FC02D46">
       <w:numFmt w:val="bullet"/>
       <w:lvlText w:val="•"/>
       <w:lvlJc w:val="left"/>
@@ -5560,8 +4698,7 @@
         <w:lang w:val="en-US" w:eastAsia="en-US" w:bidi="ar-SA"/>
       </w:rPr>
     </w:lvl>
-    <w:lvl w:ilvl="5">
-      <w:start w:val="0"/>
+    <w:lvl w:ilvl="5" w:tplc="63D20400">
       <w:numFmt w:val="bullet"/>
       <w:lvlText w:val="•"/>
       <w:lvlJc w:val="left"/>
@@ -5573,8 +4710,7 @@
         <w:lang w:val="en-US" w:eastAsia="en-US" w:bidi="ar-SA"/>
       </w:rPr>
     </w:lvl>
-    <w:lvl w:ilvl="6">
-      <w:start w:val="0"/>
+    <w:lvl w:ilvl="6" w:tplc="B896F0D2">
       <w:numFmt w:val="bullet"/>
       <w:lvlText w:val="•"/>
       <w:lvlJc w:val="left"/>
@@ -5586,8 +4722,7 @@
         <w:lang w:val="en-US" w:eastAsia="en-US" w:bidi="ar-SA"/>
       </w:rPr>
     </w:lvl>
-    <w:lvl w:ilvl="7">
-      <w:start w:val="0"/>
+    <w:lvl w:ilvl="7" w:tplc="400A25E0">
       <w:numFmt w:val="bullet"/>
       <w:lvlText w:val="•"/>
       <w:lvlJc w:val="left"/>
@@ -5599,8 +4734,7 @@
         <w:lang w:val="en-US" w:eastAsia="en-US" w:bidi="ar-SA"/>
       </w:rPr>
     </w:lvl>
-    <w:lvl w:ilvl="8">
-      <w:start w:val="0"/>
+    <w:lvl w:ilvl="8" w:tplc="6D5CFF52">
       <w:numFmt w:val="bullet"/>
       <w:lvlText w:val="•"/>
       <w:lvlJc w:val="left"/>
@@ -5613,9 +4747,11 @@
       </w:rPr>
     </w:lvl>
   </w:abstractNum>
-  <w:abstractNum w:abstractNumId="1">
+  <w:abstractNum w:abstractNumId="3" w15:restartNumberingAfterBreak="0">
+    <w:nsid w:val="572F5F48"/>
     <w:multiLevelType w:val="hybridMultilevel"/>
-    <w:lvl w:ilvl="0">
+    <w:tmpl w:val="4BB843CC"/>
+    <w:lvl w:ilvl="0" w:tplc="4FB8CC38">
       <w:start w:val="1"/>
       <w:numFmt w:val="decimal"/>
       <w:lvlText w:val="%1."/>
@@ -5625,7 +4761,7 @@
         <w:jc w:val="left"/>
       </w:pPr>
       <w:rPr>
-        <w:rFonts w:hint="default" w:ascii="Calibri" w:hAnsi="Calibri" w:eastAsia="Calibri" w:cs="Calibri"/>
+        <w:rFonts w:ascii="Calibri" w:eastAsia="Calibri" w:hAnsi="Calibri" w:cs="Calibri" w:hint="default"/>
         <w:b w:val="0"/>
         <w:bCs w:val="0"/>
         <w:i w:val="0"/>
@@ -5637,8 +4773,7 @@
         <w:lang w:val="en-US" w:eastAsia="en-US" w:bidi="ar-SA"/>
       </w:rPr>
     </w:lvl>
-    <w:lvl w:ilvl="1">
-      <w:start w:val="0"/>
+    <w:lvl w:ilvl="1" w:tplc="315A9C44">
       <w:numFmt w:val="bullet"/>
       <w:lvlText w:val="•"/>
       <w:lvlJc w:val="left"/>
@@ -5650,8 +4785,7 @@
         <w:lang w:val="en-US" w:eastAsia="en-US" w:bidi="ar-SA"/>
       </w:rPr>
     </w:lvl>
-    <w:lvl w:ilvl="2">
-      <w:start w:val="0"/>
+    <w:lvl w:ilvl="2" w:tplc="5518D3D8">
       <w:numFmt w:val="bullet"/>
       <w:lvlText w:val="•"/>
       <w:lvlJc w:val="left"/>
@@ -5663,8 +4797,7 @@
         <w:lang w:val="en-US" w:eastAsia="en-US" w:bidi="ar-SA"/>
       </w:rPr>
     </w:lvl>
-    <w:lvl w:ilvl="3">
-      <w:start w:val="0"/>
+    <w:lvl w:ilvl="3" w:tplc="C0728CBA">
       <w:numFmt w:val="bullet"/>
       <w:lvlText w:val="•"/>
       <w:lvlJc w:val="left"/>
@@ -5676,8 +4809,7 @@
         <w:lang w:val="en-US" w:eastAsia="en-US" w:bidi="ar-SA"/>
       </w:rPr>
     </w:lvl>
-    <w:lvl w:ilvl="4">
-      <w:start w:val="0"/>
+    <w:lvl w:ilvl="4" w:tplc="2982BC50">
       <w:numFmt w:val="bullet"/>
       <w:lvlText w:val="•"/>
       <w:lvlJc w:val="left"/>
@@ -5689,8 +4821,7 @@
         <w:lang w:val="en-US" w:eastAsia="en-US" w:bidi="ar-SA"/>
       </w:rPr>
     </w:lvl>
-    <w:lvl w:ilvl="5">
-      <w:start w:val="0"/>
+    <w:lvl w:ilvl="5" w:tplc="F796CAB0">
       <w:numFmt w:val="bullet"/>
       <w:lvlText w:val="•"/>
       <w:lvlJc w:val="left"/>
@@ -5702,8 +4833,7 @@
         <w:lang w:val="en-US" w:eastAsia="en-US" w:bidi="ar-SA"/>
       </w:rPr>
     </w:lvl>
-    <w:lvl w:ilvl="6">
-      <w:start w:val="0"/>
+    <w:lvl w:ilvl="6" w:tplc="568A4C32">
       <w:numFmt w:val="bullet"/>
       <w:lvlText w:val="•"/>
       <w:lvlJc w:val="left"/>
@@ -5715,8 +4845,7 @@
         <w:lang w:val="en-US" w:eastAsia="en-US" w:bidi="ar-SA"/>
       </w:rPr>
     </w:lvl>
-    <w:lvl w:ilvl="7">
-      <w:start w:val="0"/>
+    <w:lvl w:ilvl="7" w:tplc="9F3E9B1A">
       <w:numFmt w:val="bullet"/>
       <w:lvlText w:val="•"/>
       <w:lvlJc w:val="left"/>
@@ -5728,8 +4857,7 @@
         <w:lang w:val="en-US" w:eastAsia="en-US" w:bidi="ar-SA"/>
       </w:rPr>
     </w:lvl>
-    <w:lvl w:ilvl="8">
-      <w:start w:val="0"/>
+    <w:lvl w:ilvl="8" w:tplc="CEE85772">
       <w:numFmt w:val="bullet"/>
       <w:lvlText w:val="•"/>
       <w:lvlJc w:val="left"/>
@@ -5742,10 +4870,11 @@
       </w:rPr>
     </w:lvl>
   </w:abstractNum>
-  <w:abstractNum w:abstractNumId="0">
+  <w:abstractNum w:abstractNumId="4" w15:restartNumberingAfterBreak="0">
+    <w:nsid w:val="718C6942"/>
     <w:multiLevelType w:val="hybridMultilevel"/>
-    <w:lvl w:ilvl="0">
-      <w:start w:val="0"/>
+    <w:tmpl w:val="A6987E1C"/>
+    <w:lvl w:ilvl="0" w:tplc="640C9654">
       <w:numFmt w:val="bullet"/>
       <w:lvlText w:val=""/>
       <w:lvlJc w:val="left"/>
@@ -5753,7 +4882,7 @@
         <w:ind w:left="886" w:hanging="360"/>
       </w:pPr>
       <w:rPr>
-        <w:rFonts w:hint="default" w:ascii="Symbol" w:hAnsi="Symbol" w:eastAsia="Symbol" w:cs="Symbol"/>
+        <w:rFonts w:ascii="Symbol" w:eastAsia="Symbol" w:hAnsi="Symbol" w:cs="Symbol" w:hint="default"/>
         <w:b w:val="0"/>
         <w:bCs w:val="0"/>
         <w:i w:val="0"/>
@@ -5765,8 +4894,7 @@
         <w:lang w:val="en-US" w:eastAsia="en-US" w:bidi="ar-SA"/>
       </w:rPr>
     </w:lvl>
-    <w:lvl w:ilvl="1">
-      <w:start w:val="0"/>
+    <w:lvl w:ilvl="1" w:tplc="B60A2506">
       <w:numFmt w:val="bullet"/>
       <w:lvlText w:val="•"/>
       <w:lvlJc w:val="left"/>
@@ -5778,8 +4906,7 @@
         <w:lang w:val="en-US" w:eastAsia="en-US" w:bidi="ar-SA"/>
       </w:rPr>
     </w:lvl>
-    <w:lvl w:ilvl="2">
-      <w:start w:val="0"/>
+    <w:lvl w:ilvl="2" w:tplc="A8045686">
       <w:numFmt w:val="bullet"/>
       <w:lvlText w:val="•"/>
       <w:lvlJc w:val="left"/>
@@ -5791,8 +4918,7 @@
         <w:lang w:val="en-US" w:eastAsia="en-US" w:bidi="ar-SA"/>
       </w:rPr>
     </w:lvl>
-    <w:lvl w:ilvl="3">
-      <w:start w:val="0"/>
+    <w:lvl w:ilvl="3" w:tplc="E10C15DE">
       <w:numFmt w:val="bullet"/>
       <w:lvlText w:val="•"/>
       <w:lvlJc w:val="left"/>
@@ -5804,8 +4930,7 @@
         <w:lang w:val="en-US" w:eastAsia="en-US" w:bidi="ar-SA"/>
       </w:rPr>
     </w:lvl>
-    <w:lvl w:ilvl="4">
-      <w:start w:val="0"/>
+    <w:lvl w:ilvl="4" w:tplc="5ECC2598">
       <w:numFmt w:val="bullet"/>
       <w:lvlText w:val="•"/>
       <w:lvlJc w:val="left"/>
@@ -5817,8 +4942,7 @@
         <w:lang w:val="en-US" w:eastAsia="en-US" w:bidi="ar-SA"/>
       </w:rPr>
     </w:lvl>
-    <w:lvl w:ilvl="5">
-      <w:start w:val="0"/>
+    <w:lvl w:ilvl="5" w:tplc="B1743D38">
       <w:numFmt w:val="bullet"/>
       <w:lvlText w:val="•"/>
       <w:lvlJc w:val="left"/>
@@ -5830,8 +4954,7 @@
         <w:lang w:val="en-US" w:eastAsia="en-US" w:bidi="ar-SA"/>
       </w:rPr>
     </w:lvl>
-    <w:lvl w:ilvl="6">
-      <w:start w:val="0"/>
+    <w:lvl w:ilvl="6" w:tplc="08F2AE0C">
       <w:numFmt w:val="bullet"/>
       <w:lvlText w:val="•"/>
       <w:lvlJc w:val="left"/>
@@ -5843,8 +4966,7 @@
         <w:lang w:val="en-US" w:eastAsia="en-US" w:bidi="ar-SA"/>
       </w:rPr>
     </w:lvl>
-    <w:lvl w:ilvl="7">
-      <w:start w:val="0"/>
+    <w:lvl w:ilvl="7" w:tplc="8132C820">
       <w:numFmt w:val="bullet"/>
       <w:lvlText w:val="•"/>
       <w:lvlJc w:val="left"/>
@@ -5856,8 +4978,7 @@
         <w:lang w:val="en-US" w:eastAsia="en-US" w:bidi="ar-SA"/>
       </w:rPr>
     </w:lvl>
-    <w:lvl w:ilvl="8">
-      <w:start w:val="0"/>
+    <w:lvl w:ilvl="8" w:tplc="256AC464">
       <w:numFmt w:val="bullet"/>
       <w:lvlText w:val="•"/>
       <w:lvlJc w:val="left"/>
@@ -5870,33 +4991,33 @@
       </w:rPr>
     </w:lvl>
   </w:abstractNum>
-  <w:num w:numId="5">
-    <w:abstractNumId w:val="4"/>
+  <w:num w:numId="1" w16cid:durableId="1268194668">
+    <w:abstractNumId w:val="1"/>
   </w:num>
-  <w:num w:numId="4">
+  <w:num w:numId="2" w16cid:durableId="1194491800">
+    <w:abstractNumId w:val="2"/>
+  </w:num>
+  <w:num w:numId="3" w16cid:durableId="1166632714">
+    <w:abstractNumId w:val="0"/>
+  </w:num>
+  <w:num w:numId="4" w16cid:durableId="1092362201">
     <w:abstractNumId w:val="3"/>
   </w:num>
-  <w:num w:numId="3">
-    <w:abstractNumId w:val="2"/>
-  </w:num>
-  <w:num w:numId="2">
-    <w:abstractNumId w:val="1"/>
-  </w:num>
-  <w:num w:numId="1">
-    <w:abstractNumId w:val="0"/>
+  <w:num w:numId="5" w16cid:durableId="1200168712">
+    <w:abstractNumId w:val="4"/>
   </w:num>
 </w:numbering>
 </file>
 
 <file path=word/styles.xml><?xml version="1.0" encoding="utf-8"?>
-<w:styles xmlns:r="http://schemas.openxmlformats.org/officeDocument/2006/relationships" xmlns:w="http://schemas.openxmlformats.org/wordprocessingml/2006/main">
+<w:styles xmlns:mc="http://schemas.openxmlformats.org/markup-compatibility/2006" xmlns:r="http://schemas.openxmlformats.org/officeDocument/2006/relationships" xmlns:w="http://schemas.openxmlformats.org/wordprocessingml/2006/main" xmlns:w14="http://schemas.microsoft.com/office/word/2010/wordml" xmlns:w15="http://schemas.microsoft.com/office/word/2012/wordml" xmlns:w16cex="http://schemas.microsoft.com/office/word/2018/wordml/cex" xmlns:w16cid="http://schemas.microsoft.com/office/word/2016/wordml/cid" xmlns:w16="http://schemas.microsoft.com/office/word/2018/wordml" xmlns:w16du="http://schemas.microsoft.com/office/word/2023/wordml/word16du" xmlns:w16sdtdh="http://schemas.microsoft.com/office/word/2020/wordml/sdtdatahash" xmlns:w16sdtfl="http://schemas.microsoft.com/office/word/2024/wordml/sdtformatlock" xmlns:w16se="http://schemas.microsoft.com/office/word/2015/wordml/symex" mc:Ignorable="w14 w15 w16se w16cid w16 w16cex w16sdtdh w16sdtfl w16du">
   <w:docDefaults>
     <w:rPrDefault>
       <w:rPr>
-        <w:rFonts w:cstheme="minorBidi" w:hAnsiTheme="minorHAnsi" w:eastAsiaTheme="minorHAnsi" w:asciiTheme="minorHAnsi"/>
+        <w:rFonts w:asciiTheme="minorHAnsi" w:eastAsiaTheme="minorHAnsi" w:hAnsiTheme="minorHAnsi" w:cstheme="minorBidi"/>
         <w:sz w:val="22"/>
         <w:szCs w:val="22"/>
-        <w:lang w:val="en-US" w:bidi="ar-SA" w:eastAsia="en-US"/>
+        <w:lang w:val="en-US" w:eastAsia="en-US" w:bidi="ar-SA"/>
       </w:rPr>
     </w:rPrDefault>
     <w:pPrDefault>
@@ -5904,51 +5025,455 @@
         <w:widowControl w:val="0"/>
         <w:autoSpaceDE w:val="0"/>
         <w:autoSpaceDN w:val="0"/>
-        <w:spacing w:lineRule="auto" w:line="240" w:before="0" w:after="0"/>
-        <w:ind w:left="0" w:right="0"/>
-        <w:jc w:val="left"/>
       </w:pPr>
     </w:pPrDefault>
   </w:docDefaults>
-  <w:style w:styleId="DefaultParagraphFont" w:default="1" w:type="character">
+  <w:latentStyles w:defLockedState="0" w:defUIPriority="99" w:defSemiHidden="0" w:defUnhideWhenUsed="0" w:defQFormat="0" w:count="376">
+    <w:lsdException w:name="Normal" w:uiPriority="0" w:qFormat="1"/>
+    <w:lsdException w:name="heading 1" w:uiPriority="9" w:qFormat="1"/>
+    <w:lsdException w:name="heading 2" w:semiHidden="1" w:uiPriority="9" w:unhideWhenUsed="1" w:qFormat="1"/>
+    <w:lsdException w:name="heading 3" w:semiHidden="1" w:uiPriority="9" w:unhideWhenUsed="1" w:qFormat="1"/>
+    <w:lsdException w:name="heading 4" w:semiHidden="1" w:uiPriority="9" w:unhideWhenUsed="1" w:qFormat="1"/>
+    <w:lsdException w:name="heading 5" w:semiHidden="1" w:uiPriority="9" w:unhideWhenUsed="1" w:qFormat="1"/>
+    <w:lsdException w:name="heading 6" w:semiHidden="1" w:uiPriority="9" w:unhideWhenUsed="1" w:qFormat="1"/>
+    <w:lsdException w:name="heading 7" w:semiHidden="1" w:uiPriority="9" w:unhideWhenUsed="1" w:qFormat="1"/>
+    <w:lsdException w:name="heading 8" w:semiHidden="1" w:uiPriority="9" w:unhideWhenUsed="1" w:qFormat="1"/>
+    <w:lsdException w:name="heading 9" w:semiHidden="1" w:uiPriority="9" w:unhideWhenUsed="1" w:qFormat="1"/>
+    <w:lsdException w:name="index 1" w:semiHidden="1" w:unhideWhenUsed="1"/>
+    <w:lsdException w:name="index 2" w:semiHidden="1" w:unhideWhenUsed="1"/>
+    <w:lsdException w:name="index 3" w:semiHidden="1" w:unhideWhenUsed="1"/>
+    <w:lsdException w:name="index 4" w:semiHidden="1" w:unhideWhenUsed="1"/>
+    <w:lsdException w:name="index 5" w:semiHidden="1" w:unhideWhenUsed="1"/>
+    <w:lsdException w:name="index 6" w:semiHidden="1" w:unhideWhenUsed="1"/>
+    <w:lsdException w:name="index 7" w:semiHidden="1" w:unhideWhenUsed="1"/>
+    <w:lsdException w:name="index 8" w:semiHidden="1" w:unhideWhenUsed="1"/>
+    <w:lsdException w:name="index 9" w:semiHidden="1" w:unhideWhenUsed="1"/>
+    <w:lsdException w:name="toc 1" w:semiHidden="1" w:uiPriority="39" w:unhideWhenUsed="1"/>
+    <w:lsdException w:name="toc 2" w:semiHidden="1" w:uiPriority="39" w:unhideWhenUsed="1"/>
+    <w:lsdException w:name="toc 3" w:semiHidden="1" w:uiPriority="39" w:unhideWhenUsed="1"/>
+    <w:lsdException w:name="toc 4" w:semiHidden="1" w:uiPriority="39" w:unhideWhenUsed="1"/>
+    <w:lsdException w:name="toc 5" w:semiHidden="1" w:uiPriority="39" w:unhideWhenUsed="1"/>
+    <w:lsdException w:name="toc 6" w:semiHidden="1" w:uiPriority="39" w:unhideWhenUsed="1"/>
+    <w:lsdException w:name="toc 7" w:semiHidden="1" w:uiPriority="39" w:unhideWhenUsed="1"/>
+    <w:lsdException w:name="toc 8" w:semiHidden="1" w:uiPriority="39" w:unhideWhenUsed="1"/>
+    <w:lsdException w:name="toc 9" w:semiHidden="1" w:uiPriority="39" w:unhideWhenUsed="1"/>
+    <w:lsdException w:name="Normal Indent" w:semiHidden="1" w:unhideWhenUsed="1"/>
+    <w:lsdException w:name="footnote text" w:semiHidden="1" w:unhideWhenUsed="1"/>
+    <w:lsdException w:name="annotation text" w:semiHidden="1" w:unhideWhenUsed="1"/>
+    <w:lsdException w:name="header" w:semiHidden="1" w:unhideWhenUsed="1"/>
+    <w:lsdException w:name="footer" w:semiHidden="1" w:unhideWhenUsed="1"/>
+    <w:lsdException w:name="index heading" w:semiHidden="1" w:unhideWhenUsed="1"/>
+    <w:lsdException w:name="caption" w:semiHidden="1" w:uiPriority="35" w:unhideWhenUsed="1" w:qFormat="1"/>
+    <w:lsdException w:name="table of figures" w:semiHidden="1" w:unhideWhenUsed="1"/>
+    <w:lsdException w:name="envelope address" w:semiHidden="1" w:unhideWhenUsed="1"/>
+    <w:lsdException w:name="envelope return" w:semiHidden="1" w:unhideWhenUsed="1"/>
+    <w:lsdException w:name="footnote reference" w:semiHidden="1" w:unhideWhenUsed="1"/>
+    <w:lsdException w:name="annotation reference" w:semiHidden="1" w:unhideWhenUsed="1"/>
+    <w:lsdException w:name="line number" w:semiHidden="1" w:unhideWhenUsed="1"/>
+    <w:lsdException w:name="page number" w:semiHidden="1" w:unhideWhenUsed="1"/>
+    <w:lsdException w:name="endnote reference" w:semiHidden="1" w:unhideWhenUsed="1"/>
+    <w:lsdException w:name="endnote text" w:semiHidden="1" w:unhideWhenUsed="1"/>
+    <w:lsdException w:name="table of authorities" w:semiHidden="1" w:unhideWhenUsed="1"/>
+    <w:lsdException w:name="macro" w:semiHidden="1" w:unhideWhenUsed="1"/>
+    <w:lsdException w:name="toa heading" w:semiHidden="1" w:unhideWhenUsed="1"/>
+    <w:lsdException w:name="List" w:semiHidden="1" w:unhideWhenUsed="1"/>
+    <w:lsdException w:name="List Bullet" w:semiHidden="1" w:unhideWhenUsed="1"/>
+    <w:lsdException w:name="List Number" w:semiHidden="1" w:unhideWhenUsed="1"/>
+    <w:lsdException w:name="List 2" w:semiHidden="1" w:unhideWhenUsed="1"/>
+    <w:lsdException w:name="List 3" w:semiHidden="1" w:unhideWhenUsed="1"/>
+    <w:lsdException w:name="List 4" w:semiHidden="1" w:unhideWhenUsed="1"/>
+    <w:lsdException w:name="List 5" w:semiHidden="1" w:unhideWhenUsed="1"/>
+    <w:lsdException w:name="List Bullet 2" w:semiHidden="1" w:unhideWhenUsed="1"/>
+    <w:lsdException w:name="List Bullet 3" w:semiHidden="1" w:unhideWhenUsed="1"/>
+    <w:lsdException w:name="List Bullet 4" w:semiHidden="1" w:unhideWhenUsed="1"/>
+    <w:lsdException w:name="List Bullet 5" w:semiHidden="1" w:unhideWhenUsed="1"/>
+    <w:lsdException w:name="List Number 2" w:semiHidden="1" w:unhideWhenUsed="1"/>
+    <w:lsdException w:name="List Number 3" w:semiHidden="1" w:unhideWhenUsed="1"/>
+    <w:lsdException w:name="List Number 4" w:semiHidden="1" w:unhideWhenUsed="1"/>
+    <w:lsdException w:name="List Number 5" w:semiHidden="1" w:unhideWhenUsed="1"/>
+    <w:lsdException w:name="Title" w:uiPriority="10" w:qFormat="1"/>
+    <w:lsdException w:name="Closing" w:semiHidden="1" w:unhideWhenUsed="1"/>
+    <w:lsdException w:name="Signature" w:semiHidden="1" w:unhideWhenUsed="1"/>
+    <w:lsdException w:name="Default Paragraph Font" w:semiHidden="1" w:uiPriority="1" w:unhideWhenUsed="1"/>
+    <w:lsdException w:name="Body Text" w:semiHidden="1" w:unhideWhenUsed="1"/>
+    <w:lsdException w:name="Body Text Indent" w:semiHidden="1" w:unhideWhenUsed="1"/>
+    <w:lsdException w:name="List Continue" w:semiHidden="1" w:unhideWhenUsed="1"/>
+    <w:lsdException w:name="List Continue 2" w:semiHidden="1" w:unhideWhenUsed="1"/>
+    <w:lsdException w:name="List Continue 3" w:semiHidden="1" w:unhideWhenUsed="1"/>
+    <w:lsdException w:name="List Continue 4" w:semiHidden="1" w:unhideWhenUsed="1"/>
+    <w:lsdException w:name="List Continue 5" w:semiHidden="1" w:unhideWhenUsed="1"/>
+    <w:lsdException w:name="Message Header" w:semiHidden="1" w:unhideWhenUsed="1"/>
+    <w:lsdException w:name="Subtitle" w:uiPriority="11" w:qFormat="1"/>
+    <w:lsdException w:name="Salutation" w:semiHidden="1" w:unhideWhenUsed="1"/>
+    <w:lsdException w:name="Date" w:semiHidden="1" w:unhideWhenUsed="1"/>
+    <w:lsdException w:name="Body Text First Indent" w:semiHidden="1" w:unhideWhenUsed="1"/>
+    <w:lsdException w:name="Body Text First Indent 2" w:semiHidden="1" w:unhideWhenUsed="1"/>
+    <w:lsdException w:name="Note Heading" w:semiHidden="1" w:unhideWhenUsed="1"/>
+    <w:lsdException w:name="Body Text 2" w:semiHidden="1" w:unhideWhenUsed="1"/>
+    <w:lsdException w:name="Body Text 3" w:semiHidden="1" w:unhideWhenUsed="1"/>
+    <w:lsdException w:name="Body Text Indent 2" w:semiHidden="1" w:unhideWhenUsed="1"/>
+    <w:lsdException w:name="Body Text Indent 3" w:semiHidden="1" w:unhideWhenUsed="1"/>
+    <w:lsdException w:name="Block Text" w:semiHidden="1" w:unhideWhenUsed="1"/>
+    <w:lsdException w:name="Hyperlink" w:semiHidden="1" w:unhideWhenUsed="1"/>
+    <w:lsdException w:name="FollowedHyperlink" w:semiHidden="1" w:unhideWhenUsed="1"/>
+    <w:lsdException w:name="Strong" w:uiPriority="22" w:qFormat="1"/>
+    <w:lsdException w:name="Emphasis" w:uiPriority="20" w:qFormat="1"/>
+    <w:lsdException w:name="Document Map" w:semiHidden="1" w:unhideWhenUsed="1"/>
+    <w:lsdException w:name="Plain Text" w:semiHidden="1" w:unhideWhenUsed="1"/>
+    <w:lsdException w:name="E-mail Signature" w:semiHidden="1" w:unhideWhenUsed="1"/>
+    <w:lsdException w:name="HTML Top of Form" w:semiHidden="1" w:unhideWhenUsed="1"/>
+    <w:lsdException w:name="HTML Bottom of Form" w:semiHidden="1" w:unhideWhenUsed="1"/>
+    <w:lsdException w:name="Normal (Web)" w:semiHidden="1" w:unhideWhenUsed="1"/>
+    <w:lsdException w:name="HTML Acronym" w:semiHidden="1" w:unhideWhenUsed="1"/>
+    <w:lsdException w:name="HTML Address" w:semiHidden="1" w:unhideWhenUsed="1"/>
+    <w:lsdException w:name="HTML Cite" w:semiHidden="1" w:unhideWhenUsed="1"/>
+    <w:lsdException w:name="HTML Code" w:semiHidden="1" w:unhideWhenUsed="1"/>
+    <w:lsdException w:name="HTML Definition" w:semiHidden="1" w:unhideWhenUsed="1"/>
+    <w:lsdException w:name="HTML Keyboard" w:semiHidden="1" w:unhideWhenUsed="1"/>
+    <w:lsdException w:name="HTML Preformatted" w:semiHidden="1" w:unhideWhenUsed="1"/>
+    <w:lsdException w:name="HTML Sample" w:semiHidden="1" w:unhideWhenUsed="1"/>
+    <w:lsdException w:name="HTML Typewriter" w:semiHidden="1" w:unhideWhenUsed="1"/>
+    <w:lsdException w:name="HTML Variable" w:semiHidden="1" w:unhideWhenUsed="1"/>
+    <w:lsdException w:name="Normal Table" w:semiHidden="1" w:unhideWhenUsed="1"/>
+    <w:lsdException w:name="annotation subject" w:semiHidden="1" w:unhideWhenUsed="1"/>
+    <w:lsdException w:name="No List" w:semiHidden="1" w:unhideWhenUsed="1"/>
+    <w:lsdException w:name="Outline List 1" w:semiHidden="1" w:unhideWhenUsed="1"/>
+    <w:lsdException w:name="Outline List 2" w:semiHidden="1" w:unhideWhenUsed="1"/>
+    <w:lsdException w:name="Outline List 3" w:semiHidden="1" w:unhideWhenUsed="1"/>
+    <w:lsdException w:name="Table Simple 1" w:semiHidden="1" w:unhideWhenUsed="1"/>
+    <w:lsdException w:name="Table Simple 2" w:semiHidden="1" w:unhideWhenUsed="1"/>
+    <w:lsdException w:name="Table Simple 3" w:semiHidden="1" w:unhideWhenUsed="1"/>
+    <w:lsdException w:name="Table Classic 1" w:semiHidden="1" w:unhideWhenUsed="1"/>
+    <w:lsdException w:name="Table Classic 2" w:semiHidden="1" w:unhideWhenUsed="1"/>
+    <w:lsdException w:name="Table Classic 3" w:semiHidden="1" w:unhideWhenUsed="1"/>
+    <w:lsdException w:name="Table Classic 4" w:semiHidden="1" w:unhideWhenUsed="1"/>
+    <w:lsdException w:name="Table Colorful 1" w:semiHidden="1" w:unhideWhenUsed="1"/>
+    <w:lsdException w:name="Table Colorful 2" w:semiHidden="1" w:unhideWhenUsed="1"/>
+    <w:lsdException w:name="Table Colorful 3" w:semiHidden="1" w:unhideWhenUsed="1"/>
+    <w:lsdException w:name="Table Columns 1" w:semiHidden="1" w:unhideWhenUsed="1"/>
+    <w:lsdException w:name="Table Columns 2" w:semiHidden="1" w:unhideWhenUsed="1"/>
+    <w:lsdException w:name="Table Columns 3" w:semiHidden="1" w:unhideWhenUsed="1"/>
+    <w:lsdException w:name="Table Columns 4" w:semiHidden="1" w:unhideWhenUsed="1"/>
+    <w:lsdException w:name="Table Columns 5" w:semiHidden="1" w:unhideWhenUsed="1"/>
+    <w:lsdException w:name="Table Grid 1" w:semiHidden="1" w:unhideWhenUsed="1"/>
+    <w:lsdException w:name="Table Grid 2" w:semiHidden="1" w:unhideWhenUsed="1"/>
+    <w:lsdException w:name="Table Grid 3" w:semiHidden="1" w:unhideWhenUsed="1"/>
+    <w:lsdException w:name="Table Grid 4" w:semiHidden="1" w:unhideWhenUsed="1"/>
+    <w:lsdException w:name="Table Grid 5" w:semiHidden="1" w:unhideWhenUsed="1"/>
+    <w:lsdException w:name="Table Grid 6" w:semiHidden="1" w:unhideWhenUsed="1"/>
+    <w:lsdException w:name="Table Grid 7" w:semiHidden="1" w:unhideWhenUsed="1"/>
+    <w:lsdException w:name="Table Grid 8" w:semiHidden="1" w:unhideWhenUsed="1"/>
+    <w:lsdException w:name="Table List 1" w:semiHidden="1" w:unhideWhenUsed="1"/>
+    <w:lsdException w:name="Table List 2" w:semiHidden="1" w:unhideWhenUsed="1"/>
+    <w:lsdException w:name="Table List 3" w:semiHidden="1" w:unhideWhenUsed="1"/>
+    <w:lsdException w:name="Table List 4" w:semiHidden="1" w:unhideWhenUsed="1"/>
+    <w:lsdException w:name="Table List 5" w:semiHidden="1" w:unhideWhenUsed="1"/>
+    <w:lsdException w:name="Table List 6" w:semiHidden="1" w:unhideWhenUsed="1"/>
+    <w:lsdException w:name="Table List 7" w:semiHidden="1" w:unhideWhenUsed="1"/>
+    <w:lsdException w:name="Table List 8" w:semiHidden="1" w:unhideWhenUsed="1"/>
+    <w:lsdException w:name="Table 3D effects 1" w:semiHidden="1" w:unhideWhenUsed="1"/>
+    <w:lsdException w:name="Table 3D effects 2" w:semiHidden="1" w:unhideWhenUsed="1"/>
+    <w:lsdException w:name="Table 3D effects 3" w:semiHidden="1" w:unhideWhenUsed="1"/>
+    <w:lsdException w:name="Table Contemporary" w:semiHidden="1" w:unhideWhenUsed="1"/>
+    <w:lsdException w:name="Table Elegant" w:semiHidden="1" w:unhideWhenUsed="1"/>
+    <w:lsdException w:name="Table Professional" w:semiHidden="1" w:unhideWhenUsed="1"/>
+    <w:lsdException w:name="Table Subtle 1" w:semiHidden="1" w:unhideWhenUsed="1"/>
+    <w:lsdException w:name="Table Subtle 2" w:semiHidden="1" w:unhideWhenUsed="1"/>
+    <w:lsdException w:name="Table Web 1" w:semiHidden="1" w:unhideWhenUsed="1"/>
+    <w:lsdException w:name="Table Web 2" w:semiHidden="1" w:unhideWhenUsed="1"/>
+    <w:lsdException w:name="Table Web 3" w:semiHidden="1" w:unhideWhenUsed="1"/>
+    <w:lsdException w:name="Balloon Text" w:semiHidden="1" w:unhideWhenUsed="1"/>
+    <w:lsdException w:name="Table Grid" w:uiPriority="39"/>
+    <w:lsdException w:name="Table Theme" w:semiHidden="1" w:unhideWhenUsed="1"/>
+    <w:lsdException w:name="Placeholder Text" w:semiHidden="1"/>
+    <w:lsdException w:name="No Spacing" w:uiPriority="1" w:qFormat="1"/>
+    <w:lsdException w:name="Light Shading" w:uiPriority="60"/>
+    <w:lsdException w:name="Light List" w:uiPriority="61"/>
+    <w:lsdException w:name="Light Grid" w:uiPriority="62"/>
+    <w:lsdException w:name="Medium Shading 1" w:uiPriority="63"/>
+    <w:lsdException w:name="Medium Shading 2" w:uiPriority="64"/>
+    <w:lsdException w:name="Medium List 1" w:uiPriority="65"/>
+    <w:lsdException w:name="Medium List 2" w:uiPriority="66"/>
+    <w:lsdException w:name="Medium Grid 1" w:uiPriority="67"/>
+    <w:lsdException w:name="Medium Grid 2" w:uiPriority="68"/>
+    <w:lsdException w:name="Medium Grid 3" w:uiPriority="69"/>
+    <w:lsdException w:name="Dark List" w:uiPriority="70"/>
+    <w:lsdException w:name="Colorful Shading" w:uiPriority="71"/>
+    <w:lsdException w:name="Colorful List" w:uiPriority="72"/>
+    <w:lsdException w:name="Colorful Grid" w:uiPriority="73"/>
+    <w:lsdException w:name="Light Shading Accent 1" w:uiPriority="60"/>
+    <w:lsdException w:name="Light List Accent 1" w:uiPriority="61"/>
+    <w:lsdException w:name="Light Grid Accent 1" w:uiPriority="62"/>
+    <w:lsdException w:name="Medium Shading 1 Accent 1" w:uiPriority="63"/>
+    <w:lsdException w:name="Medium Shading 2 Accent 1" w:uiPriority="64"/>
+    <w:lsdException w:name="Medium List 1 Accent 1" w:uiPriority="65"/>
+    <w:lsdException w:name="Revision" w:semiHidden="1"/>
+    <w:lsdException w:name="List Paragraph" w:uiPriority="34" w:qFormat="1"/>
+    <w:lsdException w:name="Quote" w:uiPriority="29" w:qFormat="1"/>
+    <w:lsdException w:name="Intense Quote" w:uiPriority="30" w:qFormat="1"/>
+    <w:lsdException w:name="Medium List 2 Accent 1" w:uiPriority="66"/>
+    <w:lsdException w:name="Medium Grid 1 Accent 1" w:uiPriority="67"/>
+    <w:lsdException w:name="Medium Grid 2 Accent 1" w:uiPriority="68"/>
+    <w:lsdException w:name="Medium Grid 3 Accent 1" w:uiPriority="69"/>
+    <w:lsdException w:name="Dark List Accent 1" w:uiPriority="70"/>
+    <w:lsdException w:name="Colorful Shading Accent 1" w:uiPriority="71"/>
+    <w:lsdException w:name="Colorful List Accent 1" w:uiPriority="72"/>
+    <w:lsdException w:name="Colorful Grid Accent 1" w:uiPriority="73"/>
+    <w:lsdException w:name="Light Shading Accent 2" w:uiPriority="60"/>
+    <w:lsdException w:name="Light List Accent 2" w:uiPriority="61"/>
+    <w:lsdException w:name="Light Grid Accent 2" w:uiPriority="62"/>
+    <w:lsdException w:name="Medium Shading 1 Accent 2" w:uiPriority="63"/>
+    <w:lsdException w:name="Medium Shading 2 Accent 2" w:uiPriority="64"/>
+    <w:lsdException w:name="Medium List 1 Accent 2" w:uiPriority="65"/>
+    <w:lsdException w:name="Medium List 2 Accent 2" w:uiPriority="66"/>
+    <w:lsdException w:name="Medium Grid 1 Accent 2" w:uiPriority="67"/>
+    <w:lsdException w:name="Medium Grid 2 Accent 2" w:uiPriority="68"/>
+    <w:lsdException w:name="Medium Grid 3 Accent 2" w:uiPriority="69"/>
+    <w:lsdException w:name="Dark List Accent 2" w:uiPriority="70"/>
+    <w:lsdException w:name="Colorful Shading Accent 2" w:uiPriority="71"/>
+    <w:lsdException w:name="Colorful List Accent 2" w:uiPriority="72"/>
+    <w:lsdException w:name="Colorful Grid Accent 2" w:uiPriority="73"/>
+    <w:lsdException w:name="Light Shading Accent 3" w:uiPriority="60"/>
+    <w:lsdException w:name="Light List Accent 3" w:uiPriority="61"/>
+    <w:lsdException w:name="Light Grid Accent 3" w:uiPriority="62"/>
+    <w:lsdException w:name="Medium Shading 1 Accent 3" w:uiPriority="63"/>
+    <w:lsdException w:name="Medium Shading 2 Accent 3" w:uiPriority="64"/>
+    <w:lsdException w:name="Medium List 1 Accent 3" w:uiPriority="65"/>
+    <w:lsdException w:name="Medium List 2 Accent 3" w:uiPriority="66"/>
+    <w:lsdException w:name="Medium Grid 1 Accent 3" w:uiPriority="67"/>
+    <w:lsdException w:name="Medium Grid 2 Accent 3" w:uiPriority="68"/>
+    <w:lsdException w:name="Medium Grid 3 Accent 3" w:uiPriority="69"/>
+    <w:lsdException w:name="Dark List Accent 3" w:uiPriority="70"/>
+    <w:lsdException w:name="Colorful Shading Accent 3" w:uiPriority="71"/>
+    <w:lsdException w:name="Colorful List Accent 3" w:uiPriority="72"/>
+    <w:lsdException w:name="Colorful Grid Accent 3" w:uiPriority="73"/>
+    <w:lsdException w:name="Light Shading Accent 4" w:uiPriority="60"/>
+    <w:lsdException w:name="Light List Accent 4" w:uiPriority="61"/>
+    <w:lsdException w:name="Light Grid Accent 4" w:uiPriority="62"/>
+    <w:lsdException w:name="Medium Shading 1 Accent 4" w:uiPriority="63"/>
+    <w:lsdException w:name="Medium Shading 2 Accent 4" w:uiPriority="64"/>
+    <w:lsdException w:name="Medium List 1 Accent 4" w:uiPriority="65"/>
+    <w:lsdException w:name="Medium List 2 Accent 4" w:uiPriority="66"/>
+    <w:lsdException w:name="Medium Grid 1 Accent 4" w:uiPriority="67"/>
+    <w:lsdException w:name="Medium Grid 2 Accent 4" w:uiPriority="68"/>
+    <w:lsdException w:name="Medium Grid 3 Accent 4" w:uiPriority="69"/>
+    <w:lsdException w:name="Dark List Accent 4" w:uiPriority="70"/>
+    <w:lsdException w:name="Colorful Shading Accent 4" w:uiPriority="71"/>
+    <w:lsdException w:name="Colorful List Accent 4" w:uiPriority="72"/>
+    <w:lsdException w:name="Colorful Grid Accent 4" w:uiPriority="73"/>
+    <w:lsdException w:name="Light Shading Accent 5" w:uiPriority="60"/>
+    <w:lsdException w:name="Light List Accent 5" w:uiPriority="61"/>
+    <w:lsdException w:name="Light Grid Accent 5" w:uiPriority="62"/>
+    <w:lsdException w:name="Medium Shading 1 Accent 5" w:uiPriority="63"/>
+    <w:lsdException w:name="Medium Shading 2 Accent 5" w:uiPriority="64"/>
+    <w:lsdException w:name="Medium List 1 Accent 5" w:uiPriority="65"/>
+    <w:lsdException w:name="Medium List 2 Accent 5" w:uiPriority="66"/>
+    <w:lsdException w:name="Medium Grid 1 Accent 5" w:uiPriority="67"/>
+    <w:lsdException w:name="Medium Grid 2 Accent 5" w:uiPriority="68"/>
+    <w:lsdException w:name="Medium Grid 3 Accent 5" w:uiPriority="69"/>
+    <w:lsdException w:name="Dark List Accent 5" w:uiPriority="70"/>
+    <w:lsdException w:name="Colorful Shading Accent 5" w:uiPriority="71"/>
+    <w:lsdException w:name="Colorful List Accent 5" w:uiPriority="72"/>
+    <w:lsdException w:name="Colorful Grid Accent 5" w:uiPriority="73"/>
+    <w:lsdException w:name="Light Shading Accent 6" w:uiPriority="60"/>
+    <w:lsdException w:name="Light List Accent 6" w:uiPriority="61"/>
+    <w:lsdException w:name="Light Grid Accent 6" w:uiPriority="62"/>
+    <w:lsdException w:name="Medium Shading 1 Accent 6" w:uiPriority="63"/>
+    <w:lsdException w:name="Medium Shading 2 Accent 6" w:uiPriority="64"/>
+    <w:lsdException w:name="Medium List 1 Accent 6" w:uiPriority="65"/>
+    <w:lsdException w:name="Medium List 2 Accent 6" w:uiPriority="66"/>
+    <w:lsdException w:name="Medium Grid 1 Accent 6" w:uiPriority="67"/>
+    <w:lsdException w:name="Medium Grid 2 Accent 6" w:uiPriority="68"/>
+    <w:lsdException w:name="Medium Grid 3 Accent 6" w:uiPriority="69"/>
+    <w:lsdException w:name="Dark List Accent 6" w:uiPriority="70"/>
+    <w:lsdException w:name="Colorful Shading Accent 6" w:uiPriority="71"/>
+    <w:lsdException w:name="Colorful List Accent 6" w:uiPriority="72"/>
+    <w:lsdException w:name="Colorful Grid Accent 6" w:uiPriority="73"/>
+    <w:lsdException w:name="Subtle Emphasis" w:uiPriority="19" w:qFormat="1"/>
+    <w:lsdException w:name="Intense Emphasis" w:uiPriority="21" w:qFormat="1"/>
+    <w:lsdException w:name="Subtle Reference" w:uiPriority="31" w:qFormat="1"/>
+    <w:lsdException w:name="Intense Reference" w:uiPriority="32" w:qFormat="1"/>
+    <w:lsdException w:name="Book Title" w:uiPriority="33" w:qFormat="1"/>
+    <w:lsdException w:name="Bibliography" w:semiHidden="1" w:uiPriority="37" w:unhideWhenUsed="1"/>
+    <w:lsdException w:name="TOC Heading" w:semiHidden="1" w:uiPriority="39" w:unhideWhenUsed="1" w:qFormat="1"/>
+    <w:lsdException w:name="Plain Table 1" w:uiPriority="41"/>
+    <w:lsdException w:name="Plain Table 2" w:uiPriority="42"/>
+    <w:lsdException w:name="Plain Table 3" w:uiPriority="43"/>
+    <w:lsdException w:name="Plain Table 4" w:uiPriority="44"/>
+    <w:lsdException w:name="Plain Table 5" w:uiPriority="45"/>
+    <w:lsdException w:name="Grid Table Light" w:uiPriority="40"/>
+    <w:lsdException w:name="Grid Table 1 Light" w:uiPriority="46"/>
+    <w:lsdException w:name="Grid Table 2" w:uiPriority="47"/>
+    <w:lsdException w:name="Grid Table 3" w:uiPriority="48"/>
+    <w:lsdException w:name="Grid Table 4" w:uiPriority="49"/>
+    <w:lsdException w:name="Grid Table 5 Dark" w:uiPriority="50"/>
+    <w:lsdException w:name="Grid Table 6 Colorful" w:uiPriority="51"/>
+    <w:lsdException w:name="Grid Table 7 Colorful" w:uiPriority="52"/>
+    <w:lsdException w:name="Grid Table 1 Light Accent 1" w:uiPriority="46"/>
+    <w:lsdException w:name="Grid Table 2 Accent 1" w:uiPriority="47"/>
+    <w:lsdException w:name="Grid Table 3 Accent 1" w:uiPriority="48"/>
+    <w:lsdException w:name="Grid Table 4 Accent 1" w:uiPriority="49"/>
+    <w:lsdException w:name="Grid Table 5 Dark Accent 1" w:uiPriority="50"/>
+    <w:lsdException w:name="Grid Table 6 Colorful Accent 1" w:uiPriority="51"/>
+    <w:lsdException w:name="Grid Table 7 Colorful Accent 1" w:uiPriority="52"/>
+    <w:lsdException w:name="Grid Table 1 Light Accent 2" w:uiPriority="46"/>
+    <w:lsdException w:name="Grid Table 2 Accent 2" w:uiPriority="47"/>
+    <w:lsdException w:name="Grid Table 3 Accent 2" w:uiPriority="48"/>
+    <w:lsdException w:name="Grid Table 4 Accent 2" w:uiPriority="49"/>
+    <w:lsdException w:name="Grid Table 5 Dark Accent 2" w:uiPriority="50"/>
+    <w:lsdException w:name="Grid Table 6 Colorful Accent 2" w:uiPriority="51"/>
+    <w:lsdException w:name="Grid Table 7 Colorful Accent 2" w:uiPriority="52"/>
+    <w:lsdException w:name="Grid Table 1 Light Accent 3" w:uiPriority="46"/>
+    <w:lsdException w:name="Grid Table 2 Accent 3" w:uiPriority="47"/>
+    <w:lsdException w:name="Grid Table 3 Accent 3" w:uiPriority="48"/>
+    <w:lsdException w:name="Grid Table 4 Accent 3" w:uiPriority="49"/>
+    <w:lsdException w:name="Grid Table 5 Dark Accent 3" w:uiPriority="50"/>
+    <w:lsdException w:name="Grid Table 6 Colorful Accent 3" w:uiPriority="51"/>
+    <w:lsdException w:name="Grid Table 7 Colorful Accent 3" w:uiPriority="52"/>
+    <w:lsdException w:name="Grid Table 1 Light Accent 4" w:uiPriority="46"/>
+    <w:lsdException w:name="Grid Table 2 Accent 4" w:uiPriority="47"/>
+    <w:lsdException w:name="Grid Table 3 Accent 4" w:uiPriority="48"/>
+    <w:lsdException w:name="Grid Table 4 Accent 4" w:uiPriority="49"/>
+    <w:lsdException w:name="Grid Table 5 Dark Accent 4" w:uiPriority="50"/>
+    <w:lsdException w:name="Grid Table 6 Colorful Accent 4" w:uiPriority="51"/>
+    <w:lsdException w:name="Grid Table 7 Colorful Accent 4" w:uiPriority="52"/>
+    <w:lsdException w:name="Grid Table 1 Light Accent 5" w:uiPriority="46"/>
+    <w:lsdException w:name="Grid Table 2 Accent 5" w:uiPriority="47"/>
+    <w:lsdException w:name="Grid Table 3 Accent 5" w:uiPriority="48"/>
+    <w:lsdException w:name="Grid Table 4 Accent 5" w:uiPriority="49"/>
+    <w:lsdException w:name="Grid Table 5 Dark Accent 5" w:uiPriority="50"/>
+    <w:lsdException w:name="Grid Table 6 Colorful Accent 5" w:uiPriority="51"/>
+    <w:lsdException w:name="Grid Table 7 Colorful Accent 5" w:uiPriority="52"/>
+    <w:lsdException w:name="Grid Table 1 Light Accent 6" w:uiPriority="46"/>
+    <w:lsdException w:name="Grid Table 2 Accent 6" w:uiPriority="47"/>
+    <w:lsdException w:name="Grid Table 3 Accent 6" w:uiPriority="48"/>
+    <w:lsdException w:name="Grid Table 4 Accent 6" w:uiPriority="49"/>
+    <w:lsdException w:name="Grid Table 5 Dark Accent 6" w:uiPriority="50"/>
+    <w:lsdException w:name="Grid Table 6 Colorful Accent 6" w:uiPriority="51"/>
+    <w:lsdException w:name="Grid Table 7 Colorful Accent 6" w:uiPriority="52"/>
+    <w:lsdException w:name="List Table 1 Light" w:uiPriority="46"/>
+    <w:lsdException w:name="List Table 2" w:uiPriority="47"/>
+    <w:lsdException w:name="List Table 3" w:uiPriority="48"/>
+    <w:lsdException w:name="List Table 4" w:uiPriority="49"/>
+    <w:lsdException w:name="List Table 5 Dark" w:uiPriority="50"/>
+    <w:lsdException w:name="List Table 6 Colorful" w:uiPriority="51"/>
+    <w:lsdException w:name="List Table 7 Colorful" w:uiPriority="52"/>
+    <w:lsdException w:name="List Table 1 Light Accent 1" w:uiPriority="46"/>
+    <w:lsdException w:name="List Table 2 Accent 1" w:uiPriority="47"/>
+    <w:lsdException w:name="List Table 3 Accent 1" w:uiPriority="48"/>
+    <w:lsdException w:name="List Table 4 Accent 1" w:uiPriority="49"/>
+    <w:lsdException w:name="List Table 5 Dark Accent 1" w:uiPriority="50"/>
+    <w:lsdException w:name="List Table 6 Colorful Accent 1" w:uiPriority="51"/>
+    <w:lsdException w:name="List Table 7 Colorful Accent 1" w:uiPriority="52"/>
+    <w:lsdException w:name="List Table 1 Light Accent 2" w:uiPriority="46"/>
+    <w:lsdException w:name="List Table 2 Accent 2" w:uiPriority="47"/>
+    <w:lsdException w:name="List Table 3 Accent 2" w:uiPriority="48"/>
+    <w:lsdException w:name="List Table 4 Accent 2" w:uiPriority="49"/>
+    <w:lsdException w:name="List Table 5 Dark Accent 2" w:uiPriority="50"/>
+    <w:lsdException w:name="List Table 6 Colorful Accent 2" w:uiPriority="51"/>
+    <w:lsdException w:name="List Table 7 Colorful Accent 2" w:uiPriority="52"/>
+    <w:lsdException w:name="List Table 1 Light Accent 3" w:uiPriority="46"/>
+    <w:lsdException w:name="List Table 2 Accent 3" w:uiPriority="47"/>
+    <w:lsdException w:name="List Table 3 Accent 3" w:uiPriority="48"/>
+    <w:lsdException w:name="List Table 4 Accent 3" w:uiPriority="49"/>
+    <w:lsdException w:name="List Table 5 Dark Accent 3" w:uiPriority="50"/>
+    <w:lsdException w:name="List Table 6 Colorful Accent 3" w:uiPriority="51"/>
+    <w:lsdException w:name="List Table 7 Colorful Accent 3" w:uiPriority="52"/>
+    <w:lsdException w:name="List Table 1 Light Accent 4" w:uiPriority="46"/>
+    <w:lsdException w:name="List Table 2 Accent 4" w:uiPriority="47"/>
+    <w:lsdException w:name="List Table 3 Accent 4" w:uiPriority="48"/>
+    <w:lsdException w:name="List Table 4 Accent 4" w:uiPriority="49"/>
+    <w:lsdException w:name="List Table 5 Dark Accent 4" w:uiPriority="50"/>
+    <w:lsdException w:name="List Table 6 Colorful Accent 4" w:uiPriority="51"/>
+    <w:lsdException w:name="List Table 7 Colorful Accent 4" w:uiPriority="52"/>
+    <w:lsdException w:name="List Table 1 Light Accent 5" w:uiPriority="46"/>
+    <w:lsdException w:name="List Table 2 Accent 5" w:uiPriority="47"/>
+    <w:lsdException w:name="List Table 3 Accent 5" w:uiPriority="48"/>
+    <w:lsdException w:name="List Table 4 Accent 5" w:uiPriority="49"/>
+    <w:lsdException w:name="List Table 5 Dark Accent 5" w:uiPriority="50"/>
+    <w:lsdException w:name="List Table 6 Colorful Accent 5" w:uiPriority="51"/>
+    <w:lsdException w:name="List Table 7 Colorful Accent 5" w:uiPriority="52"/>
+    <w:lsdException w:name="List Table 1 Light Accent 6" w:uiPriority="46"/>
+    <w:lsdException w:name="List Table 2 Accent 6" w:uiPriority="47"/>
+    <w:lsdException w:name="List Table 3 Accent 6" w:uiPriority="48"/>
+    <w:lsdException w:name="List Table 4 Accent 6" w:uiPriority="49"/>
+    <w:lsdException w:name="List Table 5 Dark Accent 6" w:uiPriority="50"/>
+    <w:lsdException w:name="List Table 6 Colorful Accent 6" w:uiPriority="51"/>
+    <w:lsdException w:name="List Table 7 Colorful Accent 6" w:uiPriority="52"/>
+    <w:lsdException w:name="Mention" w:semiHidden="1" w:unhideWhenUsed="1"/>
+    <w:lsdException w:name="Smart Hyperlink" w:semiHidden="1" w:unhideWhenUsed="1"/>
+    <w:lsdException w:name="Hashtag" w:semiHidden="1" w:unhideWhenUsed="1"/>
+    <w:lsdException w:name="Unresolved Mention" w:semiHidden="1" w:unhideWhenUsed="1"/>
+    <w:lsdException w:name="Smart Link" w:semiHidden="1" w:unhideWhenUsed="1"/>
+  </w:latentStyles>
+  <w:style w:type="paragraph" w:default="1" w:styleId="Normal">
+    <w:name w:val="Normal"/>
+    <w:qFormat/>
+    <w:rPr>
+      <w:rFonts w:ascii="Calibri" w:eastAsia="Calibri" w:hAnsi="Calibri" w:cs="Calibri"/>
+    </w:rPr>
+  </w:style>
+  <w:style w:type="paragraph" w:styleId="Heading1">
+    <w:name w:val="heading 1"/>
+    <w:basedOn w:val="Normal"/>
+    <w:uiPriority w:val="9"/>
+    <w:qFormat/>
+    <w:pPr>
+      <w:spacing w:before="83"/>
+      <w:ind w:left="142"/>
+      <w:jc w:val="center"/>
+      <w:outlineLvl w:val="0"/>
+    </w:pPr>
+    <w:rPr>
+      <w:b/>
+      <w:bCs/>
+      <w:sz w:val="36"/>
+      <w:szCs w:val="36"/>
+    </w:rPr>
+  </w:style>
+  <w:style w:type="paragraph" w:styleId="Heading2">
+    <w:name w:val="heading 2"/>
+    <w:basedOn w:val="Normal"/>
+    <w:uiPriority w:val="9"/>
+    <w:unhideWhenUsed/>
+    <w:qFormat/>
+    <w:pPr>
+      <w:ind w:left="165"/>
+      <w:outlineLvl w:val="1"/>
+    </w:pPr>
+    <w:rPr>
+      <w:b/>
+      <w:bCs/>
+    </w:rPr>
+  </w:style>
+  <w:style w:type="character" w:default="1" w:styleId="DefaultParagraphFont">
     <w:name w:val="Default Paragraph Font"/>
     <w:uiPriority w:val="1"/>
     <w:semiHidden/>
     <w:unhideWhenUsed/>
   </w:style>
-  <w:style w:styleId="TableNormal" w:default="1" w:type="table">
-    <w:name w:val="Table Normal"/>
-    <w:uiPriority w:val="2"/>
+  <w:style w:type="table" w:default="1" w:styleId="TableNormal">
+    <w:name w:val="Normal Table"/>
+    <w:uiPriority w:val="99"/>
     <w:semiHidden/>
     <w:unhideWhenUsed/>
-    <w:qFormat/>
     <w:tblPr>
       <w:tblInd w:w="0" w:type="dxa"/>
       <w:tblCellMar>
         <w:top w:w="0" w:type="dxa"/>
-        <w:left w:w="0" w:type="dxa"/>
+        <w:left w:w="108" w:type="dxa"/>
         <w:bottom w:w="0" w:type="dxa"/>
-        <w:right w:w="0" w:type="dxa"/>
+        <w:right w:w="108" w:type="dxa"/>
       </w:tblCellMar>
     </w:tblPr>
   </w:style>
-  <w:style w:styleId="NoList" w:default="1" w:type="numbering">
+  <w:style w:type="numbering" w:default="1" w:styleId="NoList">
     <w:name w:val="No List"/>
     <w:uiPriority w:val="99"/>
     <w:semiHidden/>
     <w:unhideWhenUsed/>
   </w:style>
-  <w:style w:default="1" w:styleId="Normal" w:type="paragraph">
-    <w:name w:val="Normal"/>
-    <w:uiPriority w:val="1"/>
-    <w:qFormat/>
-    <w:pPr/>
-    <w:rPr>
-      <w:rFonts w:ascii="Calibri" w:hAnsi="Calibri" w:eastAsia="Calibri" w:cs="Calibri"/>
-      <w:lang w:val="en-US" w:eastAsia="en-US" w:bidi="ar-SA"/>
-    </w:rPr>
-  </w:style>
-  <w:style w:styleId="BodyText" w:type="paragraph">
+  <w:style w:type="paragraph" w:styleId="BodyText">
     <w:name w:val="Body Text"/>
     <w:basedOn w:val="Normal"/>
     <w:uiPriority w:val="1"/>
@@ -5956,52 +5481,8 @@
     <w:pPr>
       <w:spacing w:before="20"/>
     </w:pPr>
-    <w:rPr>
-      <w:rFonts w:ascii="Calibri" w:hAnsi="Calibri" w:eastAsia="Calibri" w:cs="Calibri"/>
-      <w:sz w:val="22"/>
-      <w:szCs w:val="22"/>
-      <w:lang w:val="en-US" w:eastAsia="en-US" w:bidi="ar-SA"/>
-    </w:rPr>
   </w:style>
-  <w:style w:styleId="Heading1" w:type="paragraph">
-    <w:name w:val="Heading 1"/>
-    <w:basedOn w:val="Normal"/>
-    <w:uiPriority w:val="1"/>
-    <w:qFormat/>
-    <w:pPr>
-      <w:spacing w:before="83"/>
-      <w:ind w:left="142"/>
-      <w:jc w:val="center"/>
-      <w:outlineLvl w:val="1"/>
-    </w:pPr>
-    <w:rPr>
-      <w:rFonts w:ascii="Calibri" w:hAnsi="Calibri" w:eastAsia="Calibri" w:cs="Calibri"/>
-      <w:b/>
-      <w:bCs/>
-      <w:sz w:val="36"/>
-      <w:szCs w:val="36"/>
-      <w:lang w:val="en-US" w:eastAsia="en-US" w:bidi="ar-SA"/>
-    </w:rPr>
-  </w:style>
-  <w:style w:styleId="Heading2" w:type="paragraph">
-    <w:name w:val="Heading 2"/>
-    <w:basedOn w:val="Normal"/>
-    <w:uiPriority w:val="1"/>
-    <w:qFormat/>
-    <w:pPr>
-      <w:ind w:left="165"/>
-      <w:outlineLvl w:val="2"/>
-    </w:pPr>
-    <w:rPr>
-      <w:rFonts w:ascii="Calibri" w:hAnsi="Calibri" w:eastAsia="Calibri" w:cs="Calibri"/>
-      <w:b/>
-      <w:bCs/>
-      <w:sz w:val="22"/>
-      <w:szCs w:val="22"/>
-      <w:lang w:val="en-US" w:eastAsia="en-US" w:bidi="ar-SA"/>
-    </w:rPr>
-  </w:style>
-  <w:style w:styleId="ListParagraph" w:type="paragraph">
+  <w:style w:type="paragraph" w:styleId="ListParagraph">
     <w:name w:val="List Paragraph"/>
     <w:basedOn w:val="Normal"/>
     <w:uiPriority w:val="1"/>
@@ -6010,21 +5491,12 @@
       <w:spacing w:before="20"/>
       <w:ind w:left="885" w:hanging="360"/>
     </w:pPr>
-    <w:rPr>
-      <w:rFonts w:ascii="Calibri" w:hAnsi="Calibri" w:eastAsia="Calibri" w:cs="Calibri"/>
-      <w:lang w:val="en-US" w:eastAsia="en-US" w:bidi="ar-SA"/>
-    </w:rPr>
   </w:style>
-  <w:style w:styleId="TableParagraph" w:type="paragraph">
+  <w:style w:type="paragraph" w:customStyle="1" w:styleId="TableParagraph">
     <w:name w:val="Table Paragraph"/>
     <w:basedOn w:val="Normal"/>
     <w:uiPriority w:val="1"/>
     <w:qFormat/>
-    <w:pPr/>
-    <w:rPr>
-      <w:rFonts w:ascii="Calibri" w:hAnsi="Calibri" w:eastAsia="Calibri" w:cs="Calibri"/>
-      <w:lang w:val="en-US" w:eastAsia="en-US" w:bidi="ar-SA"/>
-    </w:rPr>
   </w:style>
 </w:styles>
 </file>
